--- a/reports/Progress Review I.docx
+++ b/reports/Progress Review I.docx
@@ -4,7 +4,7 @@
   <w:body>
     <w:p>
       <w:pPr>
-        <w:spacing w:before="60"/>
+        <w:spacing w:before="60" w:line="276" w:lineRule="auto"/>
         <w:ind w:right="4"/>
         <w:jc w:val="center"/>
         <w:rPr>
@@ -99,7 +99,7 @@
     <w:p>
       <w:pPr>
         <w:pStyle w:val="BodyText"/>
-        <w:spacing w:before="10"/>
+        <w:spacing w:before="10" w:line="276" w:lineRule="auto"/>
         <w:rPr>
           <w:rFonts w:ascii="Times New Roman" w:hAnsi="Times New Roman" w:cs="Times New Roman"/>
           <w:color w:val="000000" w:themeColor="text1"/>
@@ -161,6 +161,7 @@
     <w:p>
       <w:pPr>
         <w:pStyle w:val="BodyText"/>
+        <w:spacing w:line="276" w:lineRule="auto"/>
         <w:rPr>
           <w:rFonts w:ascii="Times New Roman" w:hAnsi="Times New Roman" w:cs="Times New Roman"/>
           <w:color w:val="000000" w:themeColor="text1"/>
@@ -171,7 +172,7 @@
     <w:p>
       <w:pPr>
         <w:pStyle w:val="Heading2"/>
-        <w:spacing w:before="60" w:line="355" w:lineRule="auto"/>
+        <w:spacing w:before="60" w:line="276" w:lineRule="auto"/>
         <w:ind w:right="2892"/>
         <w:jc w:val="center"/>
         <w:rPr>
@@ -275,7 +276,7 @@
     </w:p>
     <w:p>
       <w:pPr>
-        <w:spacing w:before="60"/>
+        <w:spacing w:before="60" w:line="276" w:lineRule="auto"/>
         <w:rPr>
           <w:color w:val="000000" w:themeColor="text1"/>
         </w:rPr>
@@ -289,7 +290,7 @@
     </w:p>
     <w:p>
       <w:pPr>
-        <w:spacing w:before="60" w:line="343" w:lineRule="auto"/>
+        <w:spacing w:before="60" w:line="276" w:lineRule="auto"/>
         <w:ind w:right="402"/>
         <w:jc w:val="center"/>
         <w:rPr>
@@ -315,7 +316,7 @@
     </w:p>
     <w:p>
       <w:pPr>
-        <w:spacing w:before="60" w:line="343" w:lineRule="auto"/>
+        <w:spacing w:before="60" w:line="276" w:lineRule="auto"/>
         <w:ind w:right="402"/>
         <w:jc w:val="center"/>
         <w:rPr>
@@ -366,7 +367,7 @@
     </w:p>
     <w:p>
       <w:pPr>
-        <w:spacing w:before="60"/>
+        <w:spacing w:before="60" w:line="276" w:lineRule="auto"/>
         <w:jc w:val="center"/>
         <w:rPr>
           <w:color w:val="000000" w:themeColor="text1"/>
@@ -435,14 +436,7 @@
           <w:color w:val="000000" w:themeColor="text1"/>
           <w:spacing w:val="-83"/>
         </w:rPr>
-        <w:t xml:space="preserve"> </w:t>
-      </w:r>
-      <w:r>
-        <w:rPr>
-          <w:color w:val="000000" w:themeColor="text1"/>
-          <w:spacing w:val="-83"/>
-        </w:rPr>
-        <w:t xml:space="preserve">   </w:t>
+        <w:t xml:space="preserve">    </w:t>
       </w:r>
       <w:r>
         <w:rPr>
@@ -453,7 +447,7 @@
     </w:p>
     <w:p>
       <w:pPr>
-        <w:spacing w:before="60"/>
+        <w:spacing w:before="60" w:line="276" w:lineRule="auto"/>
         <w:ind w:right="142"/>
         <w:jc w:val="center"/>
         <w:rPr>
@@ -464,6 +458,7 @@
     <w:p>
       <w:pPr>
         <w:pStyle w:val="BodyText"/>
+        <w:spacing w:line="276" w:lineRule="auto"/>
         <w:rPr>
           <w:rFonts w:ascii="Times New Roman" w:hAnsi="Times New Roman" w:cs="Times New Roman"/>
           <w:color w:val="000000" w:themeColor="text1"/>
@@ -474,7 +469,7 @@
     <w:p>
       <w:pPr>
         <w:pStyle w:val="BodyText"/>
-        <w:spacing w:before="25"/>
+        <w:spacing w:before="25" w:line="276" w:lineRule="auto"/>
         <w:rPr>
           <w:rFonts w:ascii="Times New Roman" w:hAnsi="Times New Roman" w:cs="Times New Roman"/>
           <w:color w:val="000000" w:themeColor="text1"/>
@@ -516,7 +511,7 @@
           <w:p>
             <w:pPr>
               <w:pStyle w:val="TableParagraph"/>
-              <w:spacing w:line="393" w:lineRule="exact"/>
+              <w:spacing w:line="276" w:lineRule="auto"/>
               <w:ind w:right="2"/>
               <w:rPr>
                 <w:color w:val="000000" w:themeColor="text1"/>
@@ -559,7 +554,7 @@
           <w:p>
             <w:pPr>
               <w:pStyle w:val="TableParagraph"/>
-              <w:spacing w:line="393" w:lineRule="exact"/>
+              <w:spacing w:line="276" w:lineRule="auto"/>
               <w:ind w:right="4"/>
               <w:rPr>
                 <w:color w:val="000000" w:themeColor="text1"/>
@@ -590,6 +585,7 @@
           <w:p>
             <w:pPr>
               <w:pStyle w:val="TableParagraph"/>
+              <w:spacing w:line="276" w:lineRule="auto"/>
               <w:rPr>
                 <w:color w:val="000000" w:themeColor="text1"/>
                 <w:sz w:val="28"/>
@@ -614,6 +610,7 @@
           <w:p>
             <w:pPr>
               <w:pStyle w:val="TableParagraph"/>
+              <w:spacing w:line="276" w:lineRule="auto"/>
               <w:ind w:right="0"/>
               <w:rPr>
                 <w:color w:val="000000" w:themeColor="text1"/>
@@ -653,6 +650,7 @@
           <w:p>
             <w:pPr>
               <w:pStyle w:val="TableParagraph"/>
+              <w:spacing w:line="276" w:lineRule="auto"/>
               <w:rPr>
                 <w:color w:val="000000" w:themeColor="text1"/>
                 <w:sz w:val="28"/>
@@ -677,6 +675,7 @@
           <w:p>
             <w:pPr>
               <w:pStyle w:val="TableParagraph"/>
+              <w:spacing w:line="276" w:lineRule="auto"/>
               <w:ind w:right="0"/>
               <w:rPr>
                 <w:color w:val="000000" w:themeColor="text1"/>
@@ -706,6 +705,7 @@
           <w:p>
             <w:pPr>
               <w:pStyle w:val="TableParagraph"/>
+              <w:spacing w:line="276" w:lineRule="auto"/>
               <w:rPr>
                 <w:color w:val="000000" w:themeColor="text1"/>
                 <w:sz w:val="28"/>
@@ -730,6 +730,7 @@
           <w:p>
             <w:pPr>
               <w:pStyle w:val="TableParagraph"/>
+              <w:spacing w:line="276" w:lineRule="auto"/>
               <w:ind w:right="3"/>
               <w:rPr>
                 <w:color w:val="000000" w:themeColor="text1"/>
@@ -759,6 +760,7 @@
           <w:p>
             <w:pPr>
               <w:pStyle w:val="TableParagraph"/>
+              <w:spacing w:line="276" w:lineRule="auto"/>
               <w:rPr>
                 <w:color w:val="000000" w:themeColor="text1"/>
                 <w:sz w:val="28"/>
@@ -783,6 +785,7 @@
           <w:p>
             <w:pPr>
               <w:pStyle w:val="TableParagraph"/>
+              <w:spacing w:line="276" w:lineRule="auto"/>
               <w:ind w:right="2"/>
               <w:rPr>
                 <w:color w:val="000000" w:themeColor="text1"/>
@@ -830,6 +833,7 @@
           <w:p>
             <w:pPr>
               <w:pStyle w:val="TableParagraph"/>
+              <w:spacing w:line="276" w:lineRule="auto"/>
               <w:rPr>
                 <w:color w:val="000000" w:themeColor="text1"/>
                 <w:sz w:val="28"/>
@@ -854,6 +858,7 @@
           <w:p>
             <w:pPr>
               <w:pStyle w:val="TableParagraph"/>
+              <w:spacing w:line="276" w:lineRule="auto"/>
               <w:ind w:right="3"/>
               <w:rPr>
                 <w:color w:val="000000" w:themeColor="text1"/>
@@ -919,7 +924,7 @@
           <w:p>
             <w:pPr>
               <w:pStyle w:val="TableParagraph"/>
-              <w:spacing w:before="10"/>
+              <w:spacing w:before="10" w:line="276" w:lineRule="auto"/>
               <w:ind w:right="6"/>
               <w:rPr>
                 <w:color w:val="000000" w:themeColor="text1"/>
@@ -945,7 +950,7 @@
           <w:p>
             <w:pPr>
               <w:pStyle w:val="TableParagraph"/>
-              <w:spacing w:before="10"/>
+              <w:spacing w:before="10" w:line="276" w:lineRule="auto"/>
               <w:rPr>
                 <w:color w:val="000000" w:themeColor="text1"/>
                 <w:sz w:val="28"/>
@@ -1008,7 +1013,7 @@
     <w:p>
       <w:pPr>
         <w:pStyle w:val="BodyText"/>
-        <w:spacing w:before="269"/>
+        <w:spacing w:before="269" w:line="276" w:lineRule="auto"/>
         <w:rPr>
           <w:rFonts w:ascii="Times New Roman" w:hAnsi="Times New Roman" w:cs="Times New Roman"/>
           <w:color w:val="000000" w:themeColor="text1"/>
@@ -1019,7 +1024,7 @@
     <w:p>
       <w:pPr>
         <w:pStyle w:val="Heading1"/>
-        <w:spacing w:before="0"/>
+        <w:spacing w:before="0" w:line="276" w:lineRule="auto"/>
         <w:ind w:right="228"/>
         <w:jc w:val="center"/>
         <w:rPr>
@@ -1067,7 +1072,7 @@
     </w:p>
     <w:p>
       <w:pPr>
-        <w:spacing w:before="256"/>
+        <w:spacing w:before="256" w:line="276" w:lineRule="auto"/>
         <w:ind w:left="185" w:right="228"/>
         <w:jc w:val="center"/>
         <w:rPr>
@@ -1156,7 +1161,7 @@
     </w:p>
     <w:p>
       <w:pPr>
-        <w:jc w:val="center"/>
+        <w:spacing w:line="276" w:lineRule="auto"/>
         <w:rPr>
           <w:color w:val="000000" w:themeColor="text1"/>
           <w:sz w:val="32"/>
@@ -1165,15 +1170,7 @@
     </w:p>
     <w:p>
       <w:pPr>
-        <w:jc w:val="center"/>
-        <w:rPr>
-          <w:color w:val="000000" w:themeColor="text1"/>
-          <w:sz w:val="32"/>
-        </w:rPr>
-      </w:pPr>
-    </w:p>
-    <w:p>
-      <w:pPr>
+        <w:spacing w:line="276" w:lineRule="auto"/>
         <w:jc w:val="center"/>
         <w:rPr>
           <w:color w:val="000000" w:themeColor="text1"/>
@@ -1195,18 +1192,23 @@
     </w:p>
     <w:p>
       <w:pPr>
-        <w:pStyle w:val="Heading2"/>
-        <w:rPr>
-          <w:rFonts w:ascii="Times New Roman" w:hAnsi="Times New Roman" w:cs="Times New Roman"/>
-          <w:color w:val="000000"/>
-          <w:sz w:val="36"/>
-          <w:szCs w:val="36"/>
-        </w:rPr>
-      </w:pPr>
-      <w:r>
-        <w:rPr>
-          <w:rFonts w:ascii="Times New Roman" w:hAnsi="Times New Roman" w:cs="Times New Roman"/>
-          <w:color w:val="000000"/>
+        <w:pStyle w:val="NormalWeb"/>
+        <w:spacing w:line="276" w:lineRule="auto"/>
+        <w:rPr>
+          <w:b/>
+          <w:bCs/>
+          <w:color w:val="000000"/>
+          <w:sz w:val="28"/>
+          <w:szCs w:val="28"/>
+        </w:rPr>
+      </w:pPr>
+      <w:r>
+        <w:rPr>
+          <w:b/>
+          <w:bCs/>
+          <w:color w:val="000000"/>
+          <w:sz w:val="28"/>
+          <w:szCs w:val="28"/>
         </w:rPr>
         <w:lastRenderedPageBreak/>
         <w:t>1. Dataset Overview</w:t>
@@ -1215,36 +1217,16 @@
     <w:p>
       <w:pPr>
         <w:pStyle w:val="NormalWeb"/>
-        <w:rPr>
-          <w:color w:val="000000"/>
-        </w:rPr>
-      </w:pPr>
-      <w:r>
-        <w:rPr>
-          <w:color w:val="000000"/>
-        </w:rPr>
-        <w:t>We worked with three structured tabular datasets relevant to</w:t>
-      </w:r>
-      <w:r>
-        <w:rPr>
-          <w:rStyle w:val="apple-converted-space"/>
-          <w:color w:val="000000"/>
-        </w:rPr>
-        <w:t> </w:t>
-      </w:r>
-      <w:r>
-        <w:rPr>
-          <w:rStyle w:val="Strong"/>
-          <w:rFonts w:eastAsiaTheme="majorEastAsia"/>
-          <w:color w:val="000000"/>
-        </w:rPr>
-        <w:t>video game sales</w:t>
-      </w:r>
-      <w:r>
-        <w:rPr>
-          <w:color w:val="000000"/>
-        </w:rPr>
-        <w:t>:</w:t>
+        <w:spacing w:line="276" w:lineRule="auto"/>
+        <w:rPr>
+          <w:color w:val="000000"/>
+        </w:rPr>
+      </w:pPr>
+      <w:r>
+        <w:rPr>
+          <w:color w:val="000000"/>
+        </w:rPr>
+        <w:t>We worked with three structured tabular datasets relevant to video game sales:</w:t>
       </w:r>
     </w:p>
     <w:p>
@@ -1252,8 +1234,9 @@
         <w:pStyle w:val="NormalWeb"/>
         <w:numPr>
           <w:ilvl w:val="0"/>
-          <w:numId w:val="31"/>
+          <w:numId w:val="44"/>
         </w:numPr>
+        <w:spacing w:line="276" w:lineRule="auto"/>
         <w:rPr>
           <w:color w:val="000000"/>
         </w:rPr>
@@ -1261,8 +1244,6 @@
       <w:proofErr w:type="spellStart"/>
       <w:r>
         <w:rPr>
-          <w:rStyle w:val="Strong"/>
-          <w:rFonts w:eastAsiaTheme="majorEastAsia"/>
           <w:color w:val="000000"/>
         </w:rPr>
         <w:t>VGChartz</w:t>
@@ -1270,24 +1251,9 @@
       <w:proofErr w:type="spellEnd"/>
       <w:r>
         <w:rPr>
-          <w:rStyle w:val="Strong"/>
-          <w:rFonts w:eastAsiaTheme="majorEastAsia"/>
-          <w:color w:val="000000"/>
-        </w:rPr>
-        <w:t xml:space="preserve"> 2024</w:t>
-      </w:r>
-      <w:r>
-        <w:rPr>
-          <w:rStyle w:val="apple-converted-space"/>
-          <w:color w:val="000000"/>
-        </w:rPr>
-        <w:t> </w:t>
-      </w:r>
-      <w:r>
-        <w:rPr>
-          <w:color w:val="000000"/>
-        </w:rPr>
-        <w:t>(Primary) → 64,016 rows × 14 columns.</w:t>
+          <w:color w:val="000000"/>
+        </w:rPr>
+        <w:t xml:space="preserve"> 2024 (Primary) → 64,016 rows × 14 columns</w:t>
       </w:r>
     </w:p>
     <w:p>
@@ -1295,32 +1261,18 @@
         <w:pStyle w:val="NormalWeb"/>
         <w:numPr>
           <w:ilvl w:val="0"/>
-          <w:numId w:val="31"/>
+          <w:numId w:val="44"/>
         </w:numPr>
-        <w:rPr>
-          <w:color w:val="000000"/>
-        </w:rPr>
-      </w:pPr>
-      <w:r>
-        <w:rPr>
-          <w:rStyle w:val="Strong"/>
-          <w:rFonts w:eastAsiaTheme="majorEastAsia"/>
-          <w:color w:val="000000"/>
-        </w:rPr>
-        <w:t>Video Game Sales (2016)</w:t>
-      </w:r>
-      <w:r>
-        <w:rPr>
-          <w:rStyle w:val="apple-converted-space"/>
-          <w:color w:val="000000"/>
-        </w:rPr>
-        <w:t> </w:t>
-      </w:r>
-      <w:r>
-        <w:rPr>
-          <w:color w:val="000000"/>
-        </w:rPr>
-        <w:t>→ 16,719 rows × 16 columns.</w:t>
+        <w:spacing w:line="276" w:lineRule="auto"/>
+        <w:rPr>
+          <w:color w:val="000000"/>
+        </w:rPr>
+      </w:pPr>
+      <w:r>
+        <w:rPr>
+          <w:color w:val="000000"/>
+        </w:rPr>
+        <w:t>Video Game Sales (2016) → 16,719 rows × 16 columns</w:t>
       </w:r>
     </w:p>
     <w:p>
@@ -1328,8 +1280,9 @@
         <w:pStyle w:val="NormalWeb"/>
         <w:numPr>
           <w:ilvl w:val="0"/>
-          <w:numId w:val="31"/>
+          <w:numId w:val="44"/>
         </w:numPr>
+        <w:spacing w:line="276" w:lineRule="auto"/>
         <w:rPr>
           <w:color w:val="000000"/>
         </w:rPr>
@@ -1337,8 +1290,6 @@
       <w:proofErr w:type="spellStart"/>
       <w:r>
         <w:rPr>
-          <w:rStyle w:val="Strong"/>
-          <w:rFonts w:eastAsiaTheme="majorEastAsia"/>
           <w:color w:val="000000"/>
         </w:rPr>
         <w:t>VGSales</w:t>
@@ -1346,37 +1297,21 @@
       <w:proofErr w:type="spellEnd"/>
       <w:r>
         <w:rPr>
-          <w:rStyle w:val="Strong"/>
-          <w:rFonts w:eastAsiaTheme="majorEastAsia"/>
-          <w:color w:val="000000"/>
-        </w:rPr>
-        <w:t xml:space="preserve"> (Gregory Smith)</w:t>
-      </w:r>
-      <w:r>
-        <w:rPr>
-          <w:rStyle w:val="apple-converted-space"/>
-          <w:color w:val="000000"/>
-        </w:rPr>
-        <w:t> </w:t>
-      </w:r>
-      <w:r>
-        <w:rPr>
-          <w:color w:val="000000"/>
-        </w:rPr>
-        <w:t>→ 16,598 rows × 11 columns.</w:t>
+          <w:color w:val="000000"/>
+        </w:rPr>
+        <w:t xml:space="preserve"> (Gregory Smith) → 16,598 rows × 11 columns</w:t>
       </w:r>
     </w:p>
     <w:p>
       <w:pPr>
         <w:pStyle w:val="NormalWeb"/>
-        <w:rPr>
-          <w:color w:val="000000"/>
-        </w:rPr>
-      </w:pPr>
-      <w:r>
-        <w:rPr>
-          <w:rStyle w:val="Strong"/>
-          <w:rFonts w:eastAsiaTheme="majorEastAsia"/>
+        <w:spacing w:line="276" w:lineRule="auto"/>
+        <w:rPr>
+          <w:color w:val="000000"/>
+        </w:rPr>
+      </w:pPr>
+      <w:r>
+        <w:rPr>
           <w:color w:val="000000"/>
         </w:rPr>
         <w:t>Key Features:</w:t>
@@ -1387,31 +1322,18 @@
         <w:pStyle w:val="NormalWeb"/>
         <w:numPr>
           <w:ilvl w:val="0"/>
-          <w:numId w:val="32"/>
+          <w:numId w:val="44"/>
         </w:numPr>
-        <w:rPr>
-          <w:color w:val="000000"/>
-        </w:rPr>
-      </w:pPr>
-      <w:r>
-        <w:rPr>
-          <w:color w:val="000000"/>
-        </w:rPr>
-        <w:t>Categorical:</w:t>
-      </w:r>
-      <w:r>
-        <w:rPr>
-          <w:rStyle w:val="apple-converted-space"/>
-          <w:color w:val="000000"/>
-        </w:rPr>
-        <w:t> </w:t>
-      </w:r>
-      <w:r>
-        <w:rPr>
-          <w:rStyle w:val="Emphasis"/>
-          <w:color w:val="000000"/>
-        </w:rPr>
-        <w:t>Name, Platform, Genre, Publisher, Developer</w:t>
+        <w:spacing w:line="276" w:lineRule="auto"/>
+        <w:rPr>
+          <w:color w:val="000000"/>
+        </w:rPr>
+      </w:pPr>
+      <w:r>
+        <w:rPr>
+          <w:color w:val="000000"/>
+        </w:rPr>
+        <w:t>Categorical: Name, Platform, Genre, Publisher, Developer</w:t>
       </w:r>
     </w:p>
     <w:p>
@@ -1419,29 +1341,22 @@
         <w:pStyle w:val="NormalWeb"/>
         <w:numPr>
           <w:ilvl w:val="0"/>
-          <w:numId w:val="32"/>
+          <w:numId w:val="44"/>
         </w:numPr>
-        <w:rPr>
-          <w:color w:val="000000"/>
-        </w:rPr>
-      </w:pPr>
-      <w:r>
-        <w:rPr>
-          <w:color w:val="000000"/>
-        </w:rPr>
-        <w:t>Numerical:</w:t>
-      </w:r>
-      <w:r>
-        <w:rPr>
-          <w:rStyle w:val="apple-converted-space"/>
-          <w:color w:val="000000"/>
-        </w:rPr>
-        <w:t> </w:t>
+        <w:spacing w:line="276" w:lineRule="auto"/>
+        <w:rPr>
+          <w:color w:val="000000"/>
+        </w:rPr>
+      </w:pPr>
+      <w:r>
+        <w:rPr>
+          <w:color w:val="000000"/>
+        </w:rPr>
+        <w:t xml:space="preserve">Numerical: </w:t>
       </w:r>
       <w:proofErr w:type="spellStart"/>
       <w:r>
         <w:rPr>
-          <w:rStyle w:val="Emphasis"/>
           <w:color w:val="000000"/>
         </w:rPr>
         <w:t>Critic_Score</w:t>
@@ -1449,7 +1364,6 @@
       <w:proofErr w:type="spellEnd"/>
       <w:r>
         <w:rPr>
-          <w:rStyle w:val="Emphasis"/>
           <w:color w:val="000000"/>
         </w:rPr>
         <w:t xml:space="preserve">, </w:t>
@@ -1457,7 +1371,6 @@
       <w:proofErr w:type="spellStart"/>
       <w:r>
         <w:rPr>
-          <w:rStyle w:val="Emphasis"/>
           <w:color w:val="000000"/>
         </w:rPr>
         <w:t>User_Score</w:t>
@@ -1465,7 +1378,6 @@
       <w:proofErr w:type="spellEnd"/>
       <w:r>
         <w:rPr>
-          <w:rStyle w:val="Emphasis"/>
           <w:color w:val="000000"/>
         </w:rPr>
         <w:t xml:space="preserve">, </w:t>
@@ -1473,7 +1385,6 @@
       <w:proofErr w:type="spellStart"/>
       <w:r>
         <w:rPr>
-          <w:rStyle w:val="Emphasis"/>
           <w:color w:val="000000"/>
         </w:rPr>
         <w:t>Critic_Count</w:t>
@@ -1481,7 +1392,6 @@
       <w:proofErr w:type="spellEnd"/>
       <w:r>
         <w:rPr>
-          <w:rStyle w:val="Emphasis"/>
           <w:color w:val="000000"/>
         </w:rPr>
         <w:t xml:space="preserve">, </w:t>
@@ -1489,7 +1399,6 @@
       <w:proofErr w:type="spellStart"/>
       <w:r>
         <w:rPr>
-          <w:rStyle w:val="Emphasis"/>
           <w:color w:val="000000"/>
         </w:rPr>
         <w:t>User_Count</w:t>
@@ -1497,7 +1406,6 @@
       <w:proofErr w:type="spellEnd"/>
       <w:r>
         <w:rPr>
-          <w:rStyle w:val="Emphasis"/>
           <w:color w:val="000000"/>
         </w:rPr>
         <w:t xml:space="preserve">, </w:t>
@@ -1505,7 +1413,6 @@
       <w:proofErr w:type="spellStart"/>
       <w:r>
         <w:rPr>
-          <w:rStyle w:val="Emphasis"/>
           <w:color w:val="000000"/>
         </w:rPr>
         <w:t>Year_of_Release</w:t>
@@ -1517,29 +1424,22 @@
         <w:pStyle w:val="NormalWeb"/>
         <w:numPr>
           <w:ilvl w:val="0"/>
-          <w:numId w:val="32"/>
+          <w:numId w:val="44"/>
         </w:numPr>
-        <w:rPr>
-          <w:color w:val="000000"/>
-        </w:rPr>
-      </w:pPr>
-      <w:r>
-        <w:rPr>
-          <w:color w:val="000000"/>
-        </w:rPr>
-        <w:t>Target:</w:t>
-      </w:r>
-      <w:r>
-        <w:rPr>
-          <w:rStyle w:val="apple-converted-space"/>
-          <w:color w:val="000000"/>
-        </w:rPr>
-        <w:t> </w:t>
+        <w:spacing w:line="276" w:lineRule="auto"/>
+        <w:rPr>
+          <w:color w:val="000000"/>
+        </w:rPr>
+      </w:pPr>
+      <w:r>
+        <w:rPr>
+          <w:color w:val="000000"/>
+        </w:rPr>
+        <w:t xml:space="preserve">Target: </w:t>
       </w:r>
       <w:proofErr w:type="spellStart"/>
       <w:r>
         <w:rPr>
-          <w:rStyle w:val="Emphasis"/>
           <w:color w:val="000000"/>
         </w:rPr>
         <w:t>Global_Sales</w:t>
@@ -1547,16 +1447,9 @@
       <w:proofErr w:type="spellEnd"/>
       <w:r>
         <w:rPr>
-          <w:rStyle w:val="apple-converted-space"/>
-          <w:color w:val="000000"/>
-        </w:rPr>
-        <w:t> </w:t>
-      </w:r>
-      <w:r>
-        <w:rPr>
-          <w:color w:val="000000"/>
-        </w:rPr>
-        <w:t xml:space="preserve">(or </w:t>
+          <w:color w:val="000000"/>
+        </w:rPr>
+        <w:t xml:space="preserve"> (or </w:t>
       </w:r>
       <w:proofErr w:type="spellStart"/>
       <w:r>
@@ -1575,46 +1468,46 @@
     </w:p>
     <w:p>
       <w:pPr>
-        <w:pStyle w:val="Heading1"/>
-        <w:spacing w:before="1"/>
-        <w:rPr>
-          <w:color w:val="000000" w:themeColor="text1"/>
-          <w:spacing w:val="-2"/>
+        <w:pStyle w:val="NormalWeb"/>
+        <w:spacing w:line="276" w:lineRule="auto"/>
+        <w:rPr>
+          <w:color w:val="000000"/>
+        </w:rPr>
+      </w:pPr>
+    </w:p>
+    <w:p>
+      <w:pPr>
+        <w:pStyle w:val="NormalWeb"/>
+        <w:spacing w:line="276" w:lineRule="auto"/>
+        <w:rPr>
+          <w:b/>
+          <w:bCs/>
+          <w:color w:val="000000"/>
           <w:sz w:val="28"/>
           <w:szCs w:val="28"/>
-          <w:u w:val="none"/>
-        </w:rPr>
-      </w:pPr>
-    </w:p>
-    <w:p>
-      <w:pPr>
-        <w:pStyle w:val="Heading2"/>
-        <w:rPr>
-          <w:rFonts w:ascii="Times New Roman" w:hAnsi="Times New Roman" w:cs="Times New Roman"/>
-          <w:color w:val="000000"/>
-          <w:sz w:val="36"/>
-          <w:szCs w:val="36"/>
-        </w:rPr>
-      </w:pPr>
-      <w:r>
-        <w:rPr>
-          <w:rFonts w:ascii="Times New Roman" w:hAnsi="Times New Roman" w:cs="Times New Roman"/>
-          <w:color w:val="000000"/>
+        </w:rPr>
+      </w:pPr>
+      <w:r>
+        <w:rPr>
+          <w:b/>
+          <w:bCs/>
+          <w:color w:val="000000"/>
+          <w:sz w:val="28"/>
+          <w:szCs w:val="28"/>
         </w:rPr>
         <w:t>2. Data Cleaning &amp; Missing Values</w:t>
       </w:r>
     </w:p>
     <w:p>
       <w:pPr>
-        <w:pStyle w:val="Heading3"/>
-        <w:rPr>
-          <w:rFonts w:ascii="Times New Roman" w:hAnsi="Times New Roman" w:cs="Times New Roman"/>
-          <w:color w:val="000000"/>
-        </w:rPr>
-      </w:pPr>
-      <w:r>
-        <w:rPr>
-          <w:rFonts w:ascii="Times New Roman" w:hAnsi="Times New Roman" w:cs="Times New Roman"/>
+        <w:pStyle w:val="NormalWeb"/>
+        <w:spacing w:line="276" w:lineRule="auto"/>
+        <w:rPr>
+          <w:color w:val="000000"/>
+        </w:rPr>
+      </w:pPr>
+      <w:r>
+        <w:rPr>
           <w:color w:val="000000"/>
         </w:rPr>
         <w:t>Issues Identified</w:t>
@@ -1625,45 +1518,22 @@
         <w:pStyle w:val="NormalWeb"/>
         <w:numPr>
           <w:ilvl w:val="0"/>
-          <w:numId w:val="33"/>
+          <w:numId w:val="44"/>
         </w:numPr>
-        <w:rPr>
-          <w:color w:val="000000"/>
-        </w:rPr>
-      </w:pPr>
-      <w:r>
-        <w:rPr>
-          <w:rStyle w:val="Strong"/>
-          <w:rFonts w:eastAsiaTheme="majorEastAsia"/>
-          <w:color w:val="000000"/>
-        </w:rPr>
-        <w:t>Missing values</w:t>
-      </w:r>
-      <w:r>
-        <w:rPr>
-          <w:rStyle w:val="apple-converted-space"/>
-          <w:color w:val="000000"/>
-        </w:rPr>
-        <w:t> </w:t>
-      </w:r>
-      <w:r>
-        <w:rPr>
-          <w:color w:val="000000"/>
-        </w:rPr>
-        <w:t>in</w:t>
-      </w:r>
-      <w:r>
-        <w:rPr>
-          <w:rStyle w:val="apple-converted-space"/>
-          <w:color w:val="000000"/>
-        </w:rPr>
-        <w:t> </w:t>
+        <w:spacing w:line="276" w:lineRule="auto"/>
+        <w:rPr>
+          <w:color w:val="000000"/>
+        </w:rPr>
+      </w:pPr>
+      <w:r>
+        <w:rPr>
+          <w:color w:val="000000"/>
+        </w:rPr>
+        <w:t xml:space="preserve">Missing values in </w:t>
       </w:r>
       <w:proofErr w:type="spellStart"/>
       <w:r>
         <w:rPr>
-          <w:rStyle w:val="HTMLCode"/>
-          <w:rFonts w:ascii="Times New Roman" w:hAnsi="Times New Roman" w:cs="Times New Roman"/>
           <w:color w:val="000000"/>
         </w:rPr>
         <w:t>Critic_Score</w:t>
@@ -1673,20 +1543,11 @@
         <w:rPr>
           <w:color w:val="000000"/>
         </w:rPr>
-        <w:t>,</w:t>
-      </w:r>
-      <w:r>
-        <w:rPr>
-          <w:rStyle w:val="apple-converted-space"/>
-          <w:color w:val="000000"/>
-        </w:rPr>
-        <w:t> </w:t>
+        <w:t xml:space="preserve">, </w:t>
       </w:r>
       <w:proofErr w:type="spellStart"/>
       <w:r>
         <w:rPr>
-          <w:rStyle w:val="HTMLCode"/>
-          <w:rFonts w:ascii="Times New Roman" w:hAnsi="Times New Roman" w:cs="Times New Roman"/>
           <w:color w:val="000000"/>
         </w:rPr>
         <w:t>User_Score</w:t>
@@ -1696,41 +1557,11 @@
         <w:rPr>
           <w:color w:val="000000"/>
         </w:rPr>
-        <w:t>,</w:t>
-      </w:r>
-      <w:r>
-        <w:rPr>
-          <w:rStyle w:val="apple-converted-space"/>
-          <w:color w:val="000000"/>
-        </w:rPr>
-        <w:t> </w:t>
-      </w:r>
-      <w:r>
-        <w:rPr>
-          <w:rStyle w:val="HTMLCode"/>
-          <w:rFonts w:ascii="Times New Roman" w:hAnsi="Times New Roman" w:cs="Times New Roman"/>
-          <w:color w:val="000000"/>
-        </w:rPr>
-        <w:t>Publisher</w:t>
-      </w:r>
-      <w:r>
-        <w:rPr>
-          <w:color w:val="000000"/>
-        </w:rPr>
-        <w:t>, and some</w:t>
-      </w:r>
-      <w:r>
-        <w:rPr>
-          <w:rStyle w:val="apple-converted-space"/>
-          <w:color w:val="000000"/>
-        </w:rPr>
-        <w:t> </w:t>
+        <w:t xml:space="preserve">, Publisher, and some </w:t>
       </w:r>
       <w:proofErr w:type="spellStart"/>
       <w:r>
         <w:rPr>
-          <w:rStyle w:val="HTMLCode"/>
-          <w:rFonts w:ascii="Times New Roman" w:hAnsi="Times New Roman" w:cs="Times New Roman"/>
           <w:color w:val="000000"/>
         </w:rPr>
         <w:t>Year_of_Release</w:t>
@@ -1748,32 +1579,18 @@
         <w:pStyle w:val="NormalWeb"/>
         <w:numPr>
           <w:ilvl w:val="0"/>
-          <w:numId w:val="33"/>
+          <w:numId w:val="44"/>
         </w:numPr>
-        <w:rPr>
-          <w:color w:val="000000"/>
-        </w:rPr>
-      </w:pPr>
-      <w:r>
-        <w:rPr>
-          <w:rStyle w:val="Strong"/>
-          <w:rFonts w:eastAsiaTheme="majorEastAsia"/>
-          <w:color w:val="000000"/>
-        </w:rPr>
-        <w:t>Inconsistent formats</w:t>
-      </w:r>
-      <w:r>
-        <w:rPr>
-          <w:rStyle w:val="apple-converted-space"/>
-          <w:color w:val="000000"/>
-        </w:rPr>
-        <w:t> </w:t>
-      </w:r>
-      <w:r>
-        <w:rPr>
-          <w:color w:val="000000"/>
-        </w:rPr>
-        <w:t>(e.g., User Score in string/float mix).</w:t>
+        <w:spacing w:line="276" w:lineRule="auto"/>
+        <w:rPr>
+          <w:color w:val="000000"/>
+        </w:rPr>
+      </w:pPr>
+      <w:r>
+        <w:rPr>
+          <w:color w:val="000000"/>
+        </w:rPr>
+        <w:t>Inconsistent formats (e.g., User Score in string/float mix).</w:t>
       </w:r>
     </w:p>
     <w:p>
@@ -1781,45 +1598,30 @@
         <w:pStyle w:val="NormalWeb"/>
         <w:numPr>
           <w:ilvl w:val="0"/>
-          <w:numId w:val="33"/>
+          <w:numId w:val="44"/>
         </w:numPr>
-        <w:rPr>
-          <w:color w:val="000000"/>
-        </w:rPr>
-      </w:pPr>
-      <w:r>
-        <w:rPr>
-          <w:rStyle w:val="Strong"/>
-          <w:rFonts w:eastAsiaTheme="majorEastAsia"/>
-          <w:color w:val="000000"/>
-        </w:rPr>
-        <w:t>Duplicate rows</w:t>
-      </w:r>
-      <w:r>
-        <w:rPr>
-          <w:rStyle w:val="apple-converted-space"/>
-          <w:color w:val="000000"/>
-        </w:rPr>
-        <w:t> </w:t>
-      </w:r>
-      <w:r>
-        <w:rPr>
-          <w:color w:val="000000"/>
-        </w:rPr>
-        <w:t>in multi-dataset merges (same game across platforms).</w:t>
-      </w:r>
-    </w:p>
-    <w:p>
-      <w:pPr>
-        <w:pStyle w:val="Heading3"/>
-        <w:rPr>
-          <w:rFonts w:ascii="Times New Roman" w:hAnsi="Times New Roman" w:cs="Times New Roman"/>
-          <w:color w:val="000000"/>
-        </w:rPr>
-      </w:pPr>
-      <w:r>
-        <w:rPr>
-          <w:rFonts w:ascii="Times New Roman" w:hAnsi="Times New Roman" w:cs="Times New Roman"/>
+        <w:spacing w:line="276" w:lineRule="auto"/>
+        <w:rPr>
+          <w:color w:val="000000"/>
+        </w:rPr>
+      </w:pPr>
+      <w:r>
+        <w:rPr>
+          <w:color w:val="000000"/>
+        </w:rPr>
+        <w:t>Duplicate rows in multi-dataset merges (same game across platforms).</w:t>
+      </w:r>
+    </w:p>
+    <w:p>
+      <w:pPr>
+        <w:pStyle w:val="NormalWeb"/>
+        <w:spacing w:line="276" w:lineRule="auto"/>
+        <w:rPr>
+          <w:color w:val="000000"/>
+        </w:rPr>
+      </w:pPr>
+      <w:r>
+        <w:rPr>
           <w:color w:val="000000"/>
         </w:rPr>
         <w:t>Techniques Applied</w:t>
@@ -1830,16 +1632,15 @@
         <w:pStyle w:val="NormalWeb"/>
         <w:numPr>
           <w:ilvl w:val="0"/>
-          <w:numId w:val="34"/>
+          <w:numId w:val="44"/>
         </w:numPr>
-        <w:rPr>
-          <w:color w:val="000000"/>
-        </w:rPr>
-      </w:pPr>
-      <w:r>
-        <w:rPr>
-          <w:rStyle w:val="Strong"/>
-          <w:rFonts w:eastAsiaTheme="majorEastAsia"/>
+        <w:spacing w:line="276" w:lineRule="auto"/>
+        <w:rPr>
+          <w:color w:val="000000"/>
+        </w:rPr>
+      </w:pPr>
+      <w:r>
+        <w:rPr>
           <w:color w:val="000000"/>
         </w:rPr>
         <w:t>Numerical Imputation:</w:t>
@@ -1850,8 +1651,9 @@
         <w:pStyle w:val="NormalWeb"/>
         <w:numPr>
           <w:ilvl w:val="1"/>
-          <w:numId w:val="34"/>
+          <w:numId w:val="44"/>
         </w:numPr>
+        <w:spacing w:line="276" w:lineRule="auto"/>
         <w:rPr>
           <w:color w:val="000000"/>
         </w:rPr>
@@ -1859,8 +1661,6 @@
       <w:proofErr w:type="spellStart"/>
       <w:r>
         <w:rPr>
-          <w:rStyle w:val="HTMLCode"/>
-          <w:rFonts w:ascii="Times New Roman" w:hAnsi="Times New Roman" w:cs="Times New Roman"/>
           <w:color w:val="000000"/>
         </w:rPr>
         <w:t>Critic_Score</w:t>
@@ -1870,20 +1670,11 @@
         <w:rPr>
           <w:color w:val="000000"/>
         </w:rPr>
-        <w:t>,</w:t>
-      </w:r>
-      <w:r>
-        <w:rPr>
-          <w:rStyle w:val="apple-converted-space"/>
-          <w:color w:val="000000"/>
-        </w:rPr>
-        <w:t> </w:t>
+        <w:t xml:space="preserve">, </w:t>
       </w:r>
       <w:proofErr w:type="spellStart"/>
       <w:r>
         <w:rPr>
-          <w:rStyle w:val="HTMLCode"/>
-          <w:rFonts w:ascii="Times New Roman" w:hAnsi="Times New Roman" w:cs="Times New Roman"/>
           <w:color w:val="000000"/>
         </w:rPr>
         <w:t>User_Score</w:t>
@@ -1891,44 +1682,9 @@
       <w:proofErr w:type="spellEnd"/>
       <w:r>
         <w:rPr>
-          <w:rStyle w:val="apple-converted-space"/>
-          <w:color w:val="000000"/>
-        </w:rPr>
-        <w:t> </w:t>
-      </w:r>
-      <w:r>
-        <w:rPr>
-          <w:color w:val="000000"/>
-        </w:rPr>
-        <w:t>→ replaced using</w:t>
-      </w:r>
-      <w:r>
-        <w:rPr>
-          <w:rStyle w:val="apple-converted-space"/>
-          <w:color w:val="000000"/>
-        </w:rPr>
-        <w:t> </w:t>
-      </w:r>
-      <w:r>
-        <w:rPr>
-          <w:rStyle w:val="Strong"/>
-          <w:rFonts w:eastAsiaTheme="majorEastAsia"/>
-          <w:color w:val="000000"/>
-        </w:rPr>
-        <w:t>median</w:t>
-      </w:r>
-      <w:r>
-        <w:rPr>
-          <w:rStyle w:val="apple-converted-space"/>
-          <w:color w:val="000000"/>
-        </w:rPr>
-        <w:t> </w:t>
-      </w:r>
-      <w:r>
-        <w:rPr>
-          <w:color w:val="000000"/>
-        </w:rPr>
-        <w:t>to avoid skewing.</w:t>
+          <w:color w:val="000000"/>
+        </w:rPr>
+        <w:t xml:space="preserve"> → replaced using median to avoid skewing.</w:t>
       </w:r>
     </w:p>
     <w:p>
@@ -1936,8 +1692,9 @@
         <w:pStyle w:val="NormalWeb"/>
         <w:numPr>
           <w:ilvl w:val="1"/>
-          <w:numId w:val="34"/>
+          <w:numId w:val="44"/>
         </w:numPr>
+        <w:spacing w:line="276" w:lineRule="auto"/>
         <w:rPr>
           <w:color w:val="000000"/>
         </w:rPr>
@@ -1945,8 +1702,6 @@
       <w:proofErr w:type="spellStart"/>
       <w:r>
         <w:rPr>
-          <w:rStyle w:val="HTMLCode"/>
-          <w:rFonts w:ascii="Times New Roman" w:hAnsi="Times New Roman" w:cs="Times New Roman"/>
           <w:color w:val="000000"/>
         </w:rPr>
         <w:t>Year_of_Release</w:t>
@@ -1954,44 +1709,9 @@
       <w:proofErr w:type="spellEnd"/>
       <w:r>
         <w:rPr>
-          <w:rStyle w:val="apple-converted-space"/>
-          <w:color w:val="000000"/>
-        </w:rPr>
-        <w:t> </w:t>
-      </w:r>
-      <w:r>
-        <w:rPr>
-          <w:color w:val="000000"/>
-        </w:rPr>
-        <w:t>→ filled with</w:t>
-      </w:r>
-      <w:r>
-        <w:rPr>
-          <w:rStyle w:val="apple-converted-space"/>
-          <w:color w:val="000000"/>
-        </w:rPr>
-        <w:t> </w:t>
-      </w:r>
-      <w:r>
-        <w:rPr>
-          <w:rStyle w:val="Strong"/>
-          <w:rFonts w:eastAsiaTheme="majorEastAsia"/>
-          <w:color w:val="000000"/>
-        </w:rPr>
-        <w:t>mode</w:t>
-      </w:r>
-      <w:r>
-        <w:rPr>
-          <w:rStyle w:val="apple-converted-space"/>
-          <w:color w:val="000000"/>
-        </w:rPr>
-        <w:t> </w:t>
-      </w:r>
-      <w:r>
-        <w:rPr>
-          <w:color w:val="000000"/>
-        </w:rPr>
-        <w:t>per game franchise.</w:t>
+          <w:color w:val="000000"/>
+        </w:rPr>
+        <w:t xml:space="preserve"> → filled with mode per game franchise.</w:t>
       </w:r>
     </w:p>
     <w:p>
@@ -1999,16 +1719,15 @@
         <w:pStyle w:val="NormalWeb"/>
         <w:numPr>
           <w:ilvl w:val="0"/>
-          <w:numId w:val="34"/>
+          <w:numId w:val="44"/>
         </w:numPr>
-        <w:rPr>
-          <w:color w:val="000000"/>
-        </w:rPr>
-      </w:pPr>
-      <w:r>
-        <w:rPr>
-          <w:rStyle w:val="Strong"/>
-          <w:rFonts w:eastAsiaTheme="majorEastAsia"/>
+        <w:spacing w:line="276" w:lineRule="auto"/>
+        <w:rPr>
+          <w:color w:val="000000"/>
+        </w:rPr>
+      </w:pPr>
+      <w:r>
+        <w:rPr>
           <w:color w:val="000000"/>
         </w:rPr>
         <w:t>Categorical Imputation:</w:t>
@@ -2019,80 +1738,18 @@
         <w:pStyle w:val="NormalWeb"/>
         <w:numPr>
           <w:ilvl w:val="1"/>
-          <w:numId w:val="34"/>
+          <w:numId w:val="44"/>
         </w:numPr>
-        <w:rPr>
-          <w:color w:val="000000"/>
-        </w:rPr>
-      </w:pPr>
-      <w:r>
-        <w:rPr>
-          <w:rStyle w:val="HTMLCode"/>
-          <w:rFonts w:ascii="Times New Roman" w:hAnsi="Times New Roman" w:cs="Times New Roman"/>
-          <w:color w:val="000000"/>
-        </w:rPr>
-        <w:t>Publisher</w:t>
-      </w:r>
-      <w:r>
-        <w:rPr>
-          <w:rStyle w:val="apple-converted-space"/>
-          <w:color w:val="000000"/>
-        </w:rPr>
-        <w:t> </w:t>
-      </w:r>
-      <w:r>
-        <w:rPr>
-          <w:color w:val="000000"/>
-        </w:rPr>
-        <w:t>/</w:t>
-      </w:r>
-      <w:r>
-        <w:rPr>
-          <w:rStyle w:val="apple-converted-space"/>
-          <w:color w:val="000000"/>
-        </w:rPr>
-        <w:t> </w:t>
-      </w:r>
-      <w:r>
-        <w:rPr>
-          <w:rStyle w:val="HTMLCode"/>
-          <w:rFonts w:ascii="Times New Roman" w:hAnsi="Times New Roman" w:cs="Times New Roman"/>
-          <w:color w:val="000000"/>
-        </w:rPr>
-        <w:t>Developer</w:t>
-      </w:r>
-      <w:r>
-        <w:rPr>
-          <w:rStyle w:val="apple-converted-space"/>
-          <w:color w:val="000000"/>
-        </w:rPr>
-        <w:t> </w:t>
-      </w:r>
-      <w:r>
-        <w:rPr>
-          <w:color w:val="000000"/>
-        </w:rPr>
-        <w:t>→ missing entries labeled as</w:t>
-      </w:r>
-      <w:r>
-        <w:rPr>
-          <w:rStyle w:val="apple-converted-space"/>
-          <w:color w:val="000000"/>
-        </w:rPr>
-        <w:t> </w:t>
-      </w:r>
-      <w:r>
-        <w:rPr>
-          <w:rStyle w:val="Emphasis"/>
-          <w:color w:val="000000"/>
-        </w:rPr>
-        <w:t>“Unknown”</w:t>
-      </w:r>
-      <w:r>
-        <w:rPr>
-          <w:color w:val="000000"/>
-        </w:rPr>
-        <w:t>.</w:t>
+        <w:spacing w:line="276" w:lineRule="auto"/>
+        <w:rPr>
+          <w:color w:val="000000"/>
+        </w:rPr>
+      </w:pPr>
+      <w:r>
+        <w:rPr>
+          <w:color w:val="000000"/>
+        </w:rPr>
+        <w:t>Publisher / Developer → missing entries labeled as “Unknown”.</w:t>
       </w:r>
     </w:p>
     <w:p>
@@ -2100,16 +1757,15 @@
         <w:pStyle w:val="NormalWeb"/>
         <w:numPr>
           <w:ilvl w:val="0"/>
-          <w:numId w:val="34"/>
+          <w:numId w:val="44"/>
         </w:numPr>
-        <w:rPr>
-          <w:color w:val="000000"/>
-        </w:rPr>
-      </w:pPr>
-      <w:r>
-        <w:rPr>
-          <w:rStyle w:val="Strong"/>
-          <w:rFonts w:eastAsiaTheme="majorEastAsia"/>
+        <w:spacing w:line="276" w:lineRule="auto"/>
+        <w:rPr>
+          <w:color w:val="000000"/>
+        </w:rPr>
+      </w:pPr>
+      <w:r>
+        <w:rPr>
           <w:color w:val="000000"/>
         </w:rPr>
         <w:t>Duplicates Removed:</w:t>
@@ -2120,111 +1776,93 @@
         <w:pStyle w:val="NormalWeb"/>
         <w:numPr>
           <w:ilvl w:val="1"/>
-          <w:numId w:val="34"/>
+          <w:numId w:val="44"/>
         </w:numPr>
-        <w:rPr>
-          <w:color w:val="000000"/>
-        </w:rPr>
-      </w:pPr>
-      <w:r>
-        <w:rPr>
-          <w:color w:val="000000"/>
-        </w:rPr>
-        <w:t>Kept one entry per unique</w:t>
-      </w:r>
-      <w:r>
-        <w:rPr>
-          <w:rStyle w:val="apple-converted-space"/>
-          <w:color w:val="000000"/>
-        </w:rPr>
-        <w:t> </w:t>
-      </w:r>
-      <w:r>
-        <w:rPr>
-          <w:rStyle w:val="HTMLCode"/>
-          <w:rFonts w:ascii="Times New Roman" w:hAnsi="Times New Roman" w:cs="Times New Roman"/>
-          <w:color w:val="000000"/>
-        </w:rPr>
-        <w:t>(Name, Platform)</w:t>
-      </w:r>
-      <w:r>
-        <w:rPr>
-          <w:rStyle w:val="apple-converted-space"/>
-          <w:color w:val="000000"/>
-        </w:rPr>
-        <w:t> </w:t>
-      </w:r>
-      <w:r>
-        <w:rPr>
-          <w:color w:val="000000"/>
-        </w:rPr>
-        <w:t>pair.</w:t>
-      </w:r>
-    </w:p>
-    <w:p>
-      <w:pPr>
-        <w:pStyle w:val="Heading1"/>
-        <w:spacing w:before="1"/>
-        <w:rPr>
-          <w:color w:val="000000" w:themeColor="text1"/>
-          <w:spacing w:val="-2"/>
+        <w:spacing w:line="276" w:lineRule="auto"/>
+        <w:rPr>
+          <w:color w:val="000000"/>
+        </w:rPr>
+      </w:pPr>
+      <w:r>
+        <w:rPr>
+          <w:color w:val="000000"/>
+        </w:rPr>
+        <w:t>Kept one entry per unique (Name, Platform) pair.</w:t>
+      </w:r>
+    </w:p>
+    <w:p>
+      <w:pPr>
+        <w:pStyle w:val="NormalWeb"/>
+        <w:spacing w:line="276" w:lineRule="auto"/>
+        <w:rPr>
+          <w:color w:val="000000"/>
+        </w:rPr>
+      </w:pPr>
+    </w:p>
+    <w:p>
+      <w:pPr>
+        <w:pStyle w:val="NormalWeb"/>
+        <w:spacing w:line="276" w:lineRule="auto"/>
+        <w:rPr>
+          <w:color w:val="000000"/>
+        </w:rPr>
+      </w:pPr>
+    </w:p>
+    <w:p>
+      <w:pPr>
+        <w:pStyle w:val="NormalWeb"/>
+        <w:spacing w:line="276" w:lineRule="auto"/>
+        <w:rPr>
+          <w:color w:val="000000"/>
+        </w:rPr>
+      </w:pPr>
+    </w:p>
+    <w:p>
+      <w:pPr>
+        <w:pStyle w:val="NormalWeb"/>
+        <w:spacing w:line="276" w:lineRule="auto"/>
+        <w:rPr>
+          <w:color w:val="000000"/>
+        </w:rPr>
+      </w:pPr>
+    </w:p>
+    <w:p>
+      <w:pPr>
+        <w:pStyle w:val="NormalWeb"/>
+        <w:spacing w:line="276" w:lineRule="auto"/>
+        <w:rPr>
+          <w:b/>
+          <w:bCs/>
+          <w:color w:val="000000"/>
           <w:sz w:val="28"/>
           <w:szCs w:val="28"/>
-          <w:u w:val="none"/>
-        </w:rPr>
-      </w:pPr>
-    </w:p>
-    <w:p>
-      <w:pPr>
-        <w:pStyle w:val="Heading2"/>
-        <w:rPr>
-          <w:rFonts w:ascii="Times New Roman" w:hAnsi="Times New Roman" w:cs="Times New Roman"/>
-          <w:color w:val="000000"/>
-          <w:sz w:val="36"/>
-          <w:szCs w:val="36"/>
-        </w:rPr>
-      </w:pPr>
-      <w:r>
-        <w:rPr>
-          <w:rFonts w:ascii="Times New Roman" w:hAnsi="Times New Roman" w:cs="Times New Roman"/>
-          <w:color w:val="000000"/>
-        </w:rPr>
+        </w:rPr>
+      </w:pPr>
+      <w:r>
+        <w:rPr>
+          <w:b/>
+          <w:bCs/>
+          <w:color w:val="000000"/>
+          <w:sz w:val="28"/>
+          <w:szCs w:val="28"/>
+        </w:rPr>
+        <w:lastRenderedPageBreak/>
         <w:t>3. Encoding Categorical Variables</w:t>
       </w:r>
     </w:p>
     <w:p>
       <w:pPr>
         <w:pStyle w:val="NormalWeb"/>
-        <w:rPr>
-          <w:color w:val="000000"/>
-        </w:rPr>
-      </w:pPr>
-      <w:r>
-        <w:rPr>
-          <w:color w:val="000000"/>
-        </w:rPr>
-        <w:t>We experimented with</w:t>
-      </w:r>
-      <w:r>
-        <w:rPr>
-          <w:rStyle w:val="apple-converted-space"/>
-          <w:color w:val="000000"/>
-        </w:rPr>
-        <w:t> </w:t>
-      </w:r>
-      <w:r>
-        <w:rPr>
-          <w:rStyle w:val="Strong"/>
-          <w:rFonts w:eastAsiaTheme="majorEastAsia"/>
-          <w:color w:val="000000"/>
-        </w:rPr>
-        <w:t>two encoding strategies</w:t>
-      </w:r>
-      <w:r>
-        <w:rPr>
-          <w:color w:val="000000"/>
-        </w:rPr>
-        <w:t>:</w:t>
+        <w:spacing w:line="276" w:lineRule="auto"/>
+        <w:rPr>
+          <w:color w:val="000000"/>
+        </w:rPr>
+      </w:pPr>
+      <w:r>
+        <w:rPr>
+          <w:color w:val="000000"/>
+        </w:rPr>
+        <w:t>We experimented with two encoding strategies:</w:t>
       </w:r>
     </w:p>
     <w:p>
@@ -2232,16 +1870,15 @@
         <w:pStyle w:val="NormalWeb"/>
         <w:numPr>
           <w:ilvl w:val="0"/>
-          <w:numId w:val="35"/>
+          <w:numId w:val="44"/>
         </w:numPr>
-        <w:rPr>
-          <w:color w:val="000000"/>
-        </w:rPr>
-      </w:pPr>
-      <w:r>
-        <w:rPr>
-          <w:rStyle w:val="Strong"/>
-          <w:rFonts w:eastAsiaTheme="majorEastAsia"/>
+        <w:spacing w:line="276" w:lineRule="auto"/>
+        <w:rPr>
+          <w:color w:val="000000"/>
+        </w:rPr>
+      </w:pPr>
+      <w:r>
+        <w:rPr>
           <w:color w:val="000000"/>
         </w:rPr>
         <w:t>One-Hot Encoding (OHE):</w:t>
@@ -2252,59 +1889,18 @@
         <w:pStyle w:val="NormalWeb"/>
         <w:numPr>
           <w:ilvl w:val="1"/>
-          <w:numId w:val="35"/>
+          <w:numId w:val="44"/>
         </w:numPr>
-        <w:rPr>
-          <w:color w:val="000000"/>
-        </w:rPr>
-      </w:pPr>
-      <w:r>
-        <w:rPr>
-          <w:color w:val="000000"/>
-        </w:rPr>
-        <w:t>Applied to</w:t>
-      </w:r>
-      <w:r>
-        <w:rPr>
-          <w:rStyle w:val="apple-converted-space"/>
-          <w:color w:val="000000"/>
-        </w:rPr>
-        <w:t> </w:t>
-      </w:r>
-      <w:r>
-        <w:rPr>
-          <w:rStyle w:val="HTMLCode"/>
-          <w:rFonts w:ascii="Times New Roman" w:hAnsi="Times New Roman" w:cs="Times New Roman"/>
-          <w:color w:val="000000"/>
-        </w:rPr>
-        <w:t>Platform</w:t>
-      </w:r>
-      <w:r>
-        <w:rPr>
-          <w:color w:val="000000"/>
-        </w:rPr>
-        <w:t>,</w:t>
-      </w:r>
-      <w:r>
-        <w:rPr>
-          <w:rStyle w:val="apple-converted-space"/>
-          <w:color w:val="000000"/>
-        </w:rPr>
-        <w:t> </w:t>
-      </w:r>
-      <w:r>
-        <w:rPr>
-          <w:rStyle w:val="HTMLCode"/>
-          <w:rFonts w:ascii="Times New Roman" w:hAnsi="Times New Roman" w:cs="Times New Roman"/>
-          <w:color w:val="000000"/>
-        </w:rPr>
-        <w:t>Genre</w:t>
-      </w:r>
-      <w:r>
-        <w:rPr>
-          <w:color w:val="000000"/>
-        </w:rPr>
-        <w:t>.</w:t>
+        <w:spacing w:line="276" w:lineRule="auto"/>
+        <w:rPr>
+          <w:color w:val="000000"/>
+        </w:rPr>
+      </w:pPr>
+      <w:r>
+        <w:rPr>
+          <w:color w:val="000000"/>
+        </w:rPr>
+        <w:t>Applied to Platform, Genre.</w:t>
       </w:r>
     </w:p>
     <w:p>
@@ -2312,8 +1908,9 @@
         <w:pStyle w:val="NormalWeb"/>
         <w:numPr>
           <w:ilvl w:val="1"/>
-          <w:numId w:val="35"/>
+          <w:numId w:val="44"/>
         </w:numPr>
+        <w:spacing w:line="276" w:lineRule="auto"/>
         <w:rPr>
           <w:color w:val="000000"/>
         </w:rPr>
@@ -2330,45 +1927,18 @@
         <w:pStyle w:val="NormalWeb"/>
         <w:numPr>
           <w:ilvl w:val="1"/>
-          <w:numId w:val="35"/>
+          <w:numId w:val="44"/>
         </w:numPr>
-        <w:rPr>
-          <w:color w:val="000000"/>
-        </w:rPr>
-      </w:pPr>
-      <w:r>
-        <w:rPr>
-          <w:color w:val="000000"/>
-        </w:rPr>
-        <w:t>Cons: Explodes dimensionality (e.g.,</w:t>
-      </w:r>
-      <w:r>
-        <w:rPr>
-          <w:rStyle w:val="apple-converted-space"/>
-          <w:color w:val="000000"/>
-        </w:rPr>
-        <w:t> </w:t>
-      </w:r>
-      <w:r>
-        <w:rPr>
-          <w:rStyle w:val="HTMLCode"/>
-          <w:rFonts w:ascii="Times New Roman" w:hAnsi="Times New Roman" w:cs="Times New Roman"/>
-          <w:color w:val="000000"/>
-        </w:rPr>
-        <w:t>Publisher</w:t>
-      </w:r>
-      <w:r>
-        <w:rPr>
-          <w:rStyle w:val="apple-converted-space"/>
-          <w:color w:val="000000"/>
-        </w:rPr>
-        <w:t> </w:t>
-      </w:r>
-      <w:r>
-        <w:rPr>
-          <w:color w:val="000000"/>
-        </w:rPr>
-        <w:t>&gt; 500 unique values).</w:t>
+        <w:spacing w:line="276" w:lineRule="auto"/>
+        <w:rPr>
+          <w:color w:val="000000"/>
+        </w:rPr>
+      </w:pPr>
+      <w:r>
+        <w:rPr>
+          <w:color w:val="000000"/>
+        </w:rPr>
+        <w:t>Cons: Explodes dimensionality (e.g., Publisher &gt; 500 unique values)</w:t>
       </w:r>
     </w:p>
     <w:p>
@@ -2376,16 +1946,15 @@
         <w:pStyle w:val="NormalWeb"/>
         <w:numPr>
           <w:ilvl w:val="0"/>
-          <w:numId w:val="35"/>
+          <w:numId w:val="44"/>
         </w:numPr>
-        <w:rPr>
-          <w:color w:val="000000"/>
-        </w:rPr>
-      </w:pPr>
-      <w:r>
-        <w:rPr>
-          <w:rStyle w:val="Strong"/>
-          <w:rFonts w:eastAsiaTheme="majorEastAsia"/>
+        <w:spacing w:line="276" w:lineRule="auto"/>
+        <w:rPr>
+          <w:color w:val="000000"/>
+        </w:rPr>
+      </w:pPr>
+      <w:r>
+        <w:rPr>
           <w:color w:val="000000"/>
         </w:rPr>
         <w:t>Frequency Encoding (FE):</w:t>
@@ -2396,59 +1965,18 @@
         <w:pStyle w:val="NormalWeb"/>
         <w:numPr>
           <w:ilvl w:val="1"/>
-          <w:numId w:val="35"/>
+          <w:numId w:val="44"/>
         </w:numPr>
-        <w:rPr>
-          <w:color w:val="000000"/>
-        </w:rPr>
-      </w:pPr>
-      <w:r>
-        <w:rPr>
-          <w:color w:val="000000"/>
-        </w:rPr>
-        <w:t>Used for</w:t>
-      </w:r>
-      <w:r>
-        <w:rPr>
-          <w:rStyle w:val="apple-converted-space"/>
-          <w:color w:val="000000"/>
-        </w:rPr>
-        <w:t> </w:t>
-      </w:r>
-      <w:r>
-        <w:rPr>
-          <w:rStyle w:val="HTMLCode"/>
-          <w:rFonts w:ascii="Times New Roman" w:hAnsi="Times New Roman" w:cs="Times New Roman"/>
-          <w:color w:val="000000"/>
-        </w:rPr>
-        <w:t>Publisher</w:t>
-      </w:r>
-      <w:r>
-        <w:rPr>
-          <w:color w:val="000000"/>
-        </w:rPr>
-        <w:t>,</w:t>
-      </w:r>
-      <w:r>
-        <w:rPr>
-          <w:rStyle w:val="apple-converted-space"/>
-          <w:color w:val="000000"/>
-        </w:rPr>
-        <w:t> </w:t>
-      </w:r>
-      <w:r>
-        <w:rPr>
-          <w:rStyle w:val="HTMLCode"/>
-          <w:rFonts w:ascii="Times New Roman" w:hAnsi="Times New Roman" w:cs="Times New Roman"/>
-          <w:color w:val="000000"/>
-        </w:rPr>
-        <w:t>Developer</w:t>
-      </w:r>
-      <w:r>
-        <w:rPr>
-          <w:color w:val="000000"/>
-        </w:rPr>
-        <w:t>.</w:t>
+        <w:spacing w:line="276" w:lineRule="auto"/>
+        <w:rPr>
+          <w:color w:val="000000"/>
+        </w:rPr>
+      </w:pPr>
+      <w:r>
+        <w:rPr>
+          <w:color w:val="000000"/>
+        </w:rPr>
+        <w:t>Used for Publisher, Developer.</w:t>
       </w:r>
     </w:p>
     <w:p>
@@ -2456,37 +1984,18 @@
         <w:pStyle w:val="NormalWeb"/>
         <w:numPr>
           <w:ilvl w:val="1"/>
-          <w:numId w:val="35"/>
+          <w:numId w:val="44"/>
         </w:numPr>
-        <w:rPr>
-          <w:color w:val="000000"/>
-        </w:rPr>
-      </w:pPr>
-      <w:r>
-        <w:rPr>
-          <w:color w:val="000000"/>
-        </w:rPr>
-        <w:t>Example:</w:t>
-      </w:r>
-      <w:r>
-        <w:rPr>
-          <w:rStyle w:val="apple-converted-space"/>
-          <w:color w:val="000000"/>
-        </w:rPr>
-        <w:t> </w:t>
-      </w:r>
-      <w:r>
-        <w:rPr>
-          <w:rStyle w:val="Emphasis"/>
-          <w:color w:val="000000"/>
-        </w:rPr>
-        <w:t>Nintendo → 1500, Ubisoft → 890</w:t>
-      </w:r>
-      <w:r>
-        <w:rPr>
-          <w:color w:val="000000"/>
-        </w:rPr>
-        <w:t>.</w:t>
+        <w:spacing w:line="276" w:lineRule="auto"/>
+        <w:rPr>
+          <w:color w:val="000000"/>
+        </w:rPr>
+      </w:pPr>
+      <w:r>
+        <w:rPr>
+          <w:color w:val="000000"/>
+        </w:rPr>
+        <w:t>Example: Nintendo → 1500, Ubisoft → 890.</w:t>
       </w:r>
     </w:p>
     <w:p>
@@ -2494,8 +2003,9 @@
         <w:pStyle w:val="NormalWeb"/>
         <w:numPr>
           <w:ilvl w:val="1"/>
-          <w:numId w:val="35"/>
+          <w:numId w:val="44"/>
         </w:numPr>
+        <w:spacing w:line="276" w:lineRule="auto"/>
         <w:rPr>
           <w:color w:val="000000"/>
         </w:rPr>
@@ -2509,26 +2019,44 @@
     </w:p>
     <w:p>
       <w:pPr>
-        <w:pStyle w:val="Heading2"/>
-        <w:rPr>
-          <w:rFonts w:ascii="Times New Roman" w:hAnsi="Times New Roman" w:cs="Times New Roman"/>
-          <w:color w:val="000000"/>
-          <w:sz w:val="36"/>
-          <w:szCs w:val="36"/>
-        </w:rPr>
-      </w:pPr>
-      <w:r>
-        <w:rPr>
-          <w:rFonts w:ascii="Times New Roman" w:hAnsi="Times New Roman" w:cs="Times New Roman"/>
-          <w:color w:val="000000"/>
-        </w:rPr>
-        <w:lastRenderedPageBreak/>
+        <w:pStyle w:val="NormalWeb"/>
+        <w:spacing w:line="276" w:lineRule="auto"/>
+        <w:rPr>
+          <w:b/>
+          <w:bCs/>
+          <w:color w:val="000000"/>
+          <w:sz w:val="28"/>
+          <w:szCs w:val="28"/>
+        </w:rPr>
+      </w:pPr>
+    </w:p>
+    <w:p>
+      <w:pPr>
+        <w:pStyle w:val="NormalWeb"/>
+        <w:spacing w:line="276" w:lineRule="auto"/>
+        <w:rPr>
+          <w:b/>
+          <w:bCs/>
+          <w:color w:val="000000"/>
+          <w:sz w:val="28"/>
+          <w:szCs w:val="28"/>
+        </w:rPr>
+      </w:pPr>
+      <w:r>
+        <w:rPr>
+          <w:b/>
+          <w:bCs/>
+          <w:color w:val="000000"/>
+          <w:sz w:val="28"/>
+          <w:szCs w:val="28"/>
+        </w:rPr>
         <w:t>4. Feature Scaling</w:t>
       </w:r>
     </w:p>
     <w:p>
       <w:pPr>
         <w:pStyle w:val="NormalWeb"/>
+        <w:spacing w:line="276" w:lineRule="auto"/>
         <w:rPr>
           <w:color w:val="000000"/>
         </w:rPr>
@@ -2545,15 +2073,15 @@
         <w:pStyle w:val="NormalWeb"/>
         <w:numPr>
           <w:ilvl w:val="0"/>
-          <w:numId w:val="36"/>
+          <w:numId w:val="44"/>
         </w:numPr>
-        <w:rPr>
-          <w:color w:val="000000"/>
-        </w:rPr>
-      </w:pPr>
-      <w:r>
-        <w:rPr>
-          <w:rStyle w:val="Strong"/>
+        <w:spacing w:line="276" w:lineRule="auto"/>
+        <w:rPr>
+          <w:color w:val="000000"/>
+        </w:rPr>
+      </w:pPr>
+      <w:r>
+        <w:rPr>
           <w:color w:val="000000"/>
         </w:rPr>
         <w:t>Z-score Standardization:</w:t>
@@ -2564,31 +2092,22 @@
         <w:pStyle w:val="NormalWeb"/>
         <w:numPr>
           <w:ilvl w:val="1"/>
-          <w:numId w:val="36"/>
+          <w:numId w:val="44"/>
         </w:numPr>
-        <w:rPr>
-          <w:color w:val="000000"/>
-        </w:rPr>
-      </w:pPr>
-      <w:r>
-        <w:rPr>
-          <w:color w:val="000000"/>
-        </w:rPr>
-        <w:t>Applied to</w:t>
-      </w:r>
-      <w:r>
-        <w:rPr>
-          <w:rStyle w:val="apple-converted-space"/>
-          <w:rFonts w:eastAsiaTheme="majorEastAsia"/>
-          <w:color w:val="000000"/>
-        </w:rPr>
-        <w:t> </w:t>
+        <w:spacing w:line="276" w:lineRule="auto"/>
+        <w:rPr>
+          <w:color w:val="000000"/>
+        </w:rPr>
+      </w:pPr>
+      <w:r>
+        <w:rPr>
+          <w:color w:val="000000"/>
+        </w:rPr>
+        <w:t xml:space="preserve">Applied to </w:t>
       </w:r>
       <w:proofErr w:type="spellStart"/>
       <w:r>
         <w:rPr>
-          <w:rStyle w:val="HTMLCode"/>
-          <w:rFonts w:ascii="Times New Roman" w:hAnsi="Times New Roman" w:cs="Times New Roman"/>
           <w:color w:val="000000"/>
         </w:rPr>
         <w:t>Critic_Score</w:t>
@@ -2598,21 +2117,11 @@
         <w:rPr>
           <w:color w:val="000000"/>
         </w:rPr>
-        <w:t>,</w:t>
-      </w:r>
-      <w:r>
-        <w:rPr>
-          <w:rStyle w:val="apple-converted-space"/>
-          <w:rFonts w:eastAsiaTheme="majorEastAsia"/>
-          <w:color w:val="000000"/>
-        </w:rPr>
-        <w:t> </w:t>
+        <w:t xml:space="preserve">, </w:t>
       </w:r>
       <w:proofErr w:type="spellStart"/>
       <w:r>
         <w:rPr>
-          <w:rStyle w:val="HTMLCode"/>
-          <w:rFonts w:ascii="Times New Roman" w:hAnsi="Times New Roman" w:cs="Times New Roman"/>
           <w:color w:val="000000"/>
         </w:rPr>
         <w:t>User_Score</w:t>
@@ -2622,29 +2131,7 @@
         <w:rPr>
           <w:color w:val="000000"/>
         </w:rPr>
-        <w:t>,</w:t>
-      </w:r>
-      <w:r>
-        <w:rPr>
-          <w:rStyle w:val="apple-converted-space"/>
-          <w:rFonts w:eastAsiaTheme="majorEastAsia"/>
-          <w:color w:val="000000"/>
-        </w:rPr>
-        <w:t> </w:t>
-      </w:r>
-      <w:r>
-        <w:rPr>
-          <w:rStyle w:val="HTMLCode"/>
-          <w:rFonts w:ascii="Times New Roman" w:hAnsi="Times New Roman" w:cs="Times New Roman"/>
-          <w:color w:val="000000"/>
-        </w:rPr>
-        <w:t>Sales</w:t>
-      </w:r>
-      <w:r>
-        <w:rPr>
-          <w:color w:val="000000"/>
-        </w:rPr>
-        <w:t>.</w:t>
+        <w:t>, Sales.</w:t>
       </w:r>
     </w:p>
     <w:p>
@@ -2652,8 +2139,9 @@
         <w:pStyle w:val="NormalWeb"/>
         <w:numPr>
           <w:ilvl w:val="1"/>
-          <w:numId w:val="36"/>
+          <w:numId w:val="44"/>
         </w:numPr>
+        <w:spacing w:line="276" w:lineRule="auto"/>
         <w:rPr>
           <w:color w:val="000000"/>
         </w:rPr>
@@ -2670,15 +2158,15 @@
         <w:pStyle w:val="NormalWeb"/>
         <w:numPr>
           <w:ilvl w:val="0"/>
-          <w:numId w:val="36"/>
+          <w:numId w:val="44"/>
         </w:numPr>
-        <w:rPr>
-          <w:color w:val="000000"/>
-        </w:rPr>
-      </w:pPr>
-      <w:r>
-        <w:rPr>
-          <w:rStyle w:val="Strong"/>
+        <w:spacing w:line="276" w:lineRule="auto"/>
+        <w:rPr>
+          <w:color w:val="000000"/>
+        </w:rPr>
+      </w:pPr>
+      <w:r>
+        <w:rPr>
           <w:color w:val="000000"/>
         </w:rPr>
         <w:t>Min-Max Normalization:</w:t>
@@ -2689,8 +2177,9 @@
         <w:pStyle w:val="NormalWeb"/>
         <w:numPr>
           <w:ilvl w:val="1"/>
-          <w:numId w:val="36"/>
+          <w:numId w:val="44"/>
         </w:numPr>
+        <w:spacing w:line="276" w:lineRule="auto"/>
         <w:rPr>
           <w:color w:val="000000"/>
         </w:rPr>
@@ -2707,8 +2196,9 @@
         <w:pStyle w:val="NormalWeb"/>
         <w:numPr>
           <w:ilvl w:val="1"/>
-          <w:numId w:val="36"/>
+          <w:numId w:val="44"/>
         </w:numPr>
+        <w:spacing w:line="276" w:lineRule="auto"/>
         <w:rPr>
           <w:color w:val="000000"/>
         </w:rPr>
@@ -2722,31 +2212,32 @@
     </w:p>
     <w:p>
       <w:pPr>
-        <w:pStyle w:val="Heading1"/>
-        <w:spacing w:before="1"/>
-        <w:rPr>
-          <w:color w:val="000000" w:themeColor="text1"/>
-          <w:spacing w:val="-2"/>
+        <w:pStyle w:val="NormalWeb"/>
+        <w:spacing w:line="276" w:lineRule="auto"/>
+        <w:rPr>
+          <w:color w:val="000000"/>
+        </w:rPr>
+      </w:pPr>
+    </w:p>
+    <w:p>
+      <w:pPr>
+        <w:pStyle w:val="NormalWeb"/>
+        <w:spacing w:line="276" w:lineRule="auto"/>
+        <w:rPr>
+          <w:b/>
+          <w:bCs/>
+          <w:color w:val="000000"/>
           <w:sz w:val="28"/>
           <w:szCs w:val="28"/>
-          <w:u w:val="none"/>
-        </w:rPr>
-      </w:pPr>
-    </w:p>
-    <w:p>
-      <w:pPr>
-        <w:pStyle w:val="Heading2"/>
-        <w:rPr>
-          <w:rFonts w:ascii="Times New Roman" w:hAnsi="Times New Roman" w:cs="Times New Roman"/>
-          <w:color w:val="000000"/>
-          <w:sz w:val="36"/>
-          <w:szCs w:val="36"/>
-        </w:rPr>
-      </w:pPr>
-      <w:r>
-        <w:rPr>
-          <w:rFonts w:ascii="Times New Roman" w:hAnsi="Times New Roman" w:cs="Times New Roman"/>
-          <w:color w:val="000000"/>
+        </w:rPr>
+      </w:pPr>
+      <w:r>
+        <w:rPr>
+          <w:b/>
+          <w:bCs/>
+          <w:color w:val="000000"/>
+          <w:sz w:val="28"/>
+          <w:szCs w:val="28"/>
         </w:rPr>
         <w:t>5. Outlier Detection &amp; Treatment</w:t>
       </w:r>
@@ -2756,30 +2247,22 @@
         <w:pStyle w:val="NormalWeb"/>
         <w:numPr>
           <w:ilvl w:val="0"/>
-          <w:numId w:val="37"/>
+          <w:numId w:val="44"/>
         </w:numPr>
-        <w:rPr>
-          <w:color w:val="000000"/>
-        </w:rPr>
-      </w:pPr>
-      <w:r>
-        <w:rPr>
-          <w:color w:val="000000"/>
-        </w:rPr>
-        <w:t>Outliers identified in</w:t>
-      </w:r>
-      <w:r>
-        <w:rPr>
-          <w:rStyle w:val="apple-converted-space"/>
-          <w:color w:val="000000"/>
-        </w:rPr>
-        <w:t> </w:t>
+        <w:spacing w:line="276" w:lineRule="auto"/>
+        <w:rPr>
+          <w:color w:val="000000"/>
+        </w:rPr>
+      </w:pPr>
+      <w:r>
+        <w:rPr>
+          <w:color w:val="000000"/>
+        </w:rPr>
+        <w:t xml:space="preserve">Outliers identified in </w:t>
       </w:r>
       <w:proofErr w:type="spellStart"/>
       <w:r>
         <w:rPr>
-          <w:rStyle w:val="HTMLCode"/>
-          <w:rFonts w:ascii="Times New Roman" w:eastAsiaTheme="majorEastAsia" w:hAnsi="Times New Roman" w:cs="Times New Roman"/>
           <w:color w:val="000000"/>
         </w:rPr>
         <w:t>Global_Sales</w:t>
@@ -2787,36 +2270,114 @@
       <w:proofErr w:type="spellEnd"/>
       <w:r>
         <w:rPr>
-          <w:rStyle w:val="apple-converted-space"/>
-          <w:color w:val="000000"/>
-        </w:rPr>
-        <w:t> </w:t>
-      </w:r>
-      <w:r>
-        <w:rPr>
-          <w:color w:val="000000"/>
-        </w:rPr>
-        <w:t>(e.g.,</w:t>
-      </w:r>
-      <w:r>
-        <w:rPr>
-          <w:rStyle w:val="apple-converted-space"/>
-          <w:color w:val="000000"/>
-        </w:rPr>
-        <w:t> </w:t>
-      </w:r>
-      <w:r>
-        <w:rPr>
-          <w:rStyle w:val="Emphasis"/>
-          <w:color w:val="000000"/>
-        </w:rPr>
-        <w:t>Wii Sports ~82M copies</w:t>
-      </w:r>
-      <w:r>
-        <w:rPr>
-          <w:color w:val="000000"/>
-        </w:rPr>
-        <w:t>).</w:t>
+          <w:color w:val="000000"/>
+        </w:rPr>
+        <w:t xml:space="preserve"> (e.g., Wii Sports ~82M copies).</w:t>
+      </w:r>
+    </w:p>
+    <w:p>
+      <w:pPr>
+        <w:pStyle w:val="NormalWeb"/>
+        <w:spacing w:line="276" w:lineRule="auto"/>
+        <w:ind w:left="360"/>
+        <w:rPr>
+          <w:color w:val="000000"/>
+        </w:rPr>
+      </w:pPr>
+      <w:r>
+        <w:rPr>
+          <w:color w:val="000000"/>
+        </w:rPr>
+        <w:t>Approach:</w:t>
+      </w:r>
+    </w:p>
+    <w:p>
+      <w:pPr>
+        <w:pStyle w:val="NormalWeb"/>
+        <w:numPr>
+          <w:ilvl w:val="1"/>
+          <w:numId w:val="44"/>
+        </w:numPr>
+        <w:spacing w:line="276" w:lineRule="auto"/>
+        <w:rPr>
+          <w:color w:val="000000"/>
+        </w:rPr>
+      </w:pPr>
+      <w:r>
+        <w:rPr>
+          <w:color w:val="000000"/>
+        </w:rPr>
+        <w:t>Retained major outliers (blockbusters = real phenomena).</w:t>
+      </w:r>
+    </w:p>
+    <w:p>
+      <w:pPr>
+        <w:pStyle w:val="NormalWeb"/>
+        <w:numPr>
+          <w:ilvl w:val="1"/>
+          <w:numId w:val="44"/>
+        </w:numPr>
+        <w:spacing w:line="276" w:lineRule="auto"/>
+        <w:rPr>
+          <w:color w:val="000000"/>
+        </w:rPr>
+      </w:pPr>
+      <w:r>
+        <w:rPr>
+          <w:color w:val="000000"/>
+        </w:rPr>
+        <w:t>Removed extreme data-entry errors (negative or zero sales).</w:t>
+      </w:r>
+    </w:p>
+    <w:p>
+      <w:pPr>
+        <w:pStyle w:val="NormalWeb"/>
+        <w:spacing w:line="276" w:lineRule="auto"/>
+        <w:rPr>
+          <w:color w:val="000000"/>
+        </w:rPr>
+      </w:pPr>
+    </w:p>
+    <w:p>
+      <w:pPr>
+        <w:pStyle w:val="NormalWeb"/>
+        <w:spacing w:line="276" w:lineRule="auto"/>
+        <w:rPr>
+          <w:color w:val="000000"/>
+        </w:rPr>
+      </w:pPr>
+    </w:p>
+    <w:p>
+      <w:pPr>
+        <w:pStyle w:val="NormalWeb"/>
+        <w:spacing w:line="276" w:lineRule="auto"/>
+        <w:rPr>
+          <w:color w:val="000000"/>
+        </w:rPr>
+      </w:pPr>
+    </w:p>
+    <w:p>
+      <w:pPr>
+        <w:pStyle w:val="NormalWeb"/>
+        <w:spacing w:line="276" w:lineRule="auto"/>
+        <w:rPr>
+          <w:b/>
+          <w:bCs/>
+          <w:color w:val="000000"/>
+          <w:sz w:val="28"/>
+          <w:szCs w:val="28"/>
+        </w:rPr>
+      </w:pPr>
+      <w:r>
+        <w:rPr>
+          <w:b/>
+          <w:bCs/>
+          <w:color w:val="000000"/>
+          <w:sz w:val="28"/>
+          <w:szCs w:val="28"/>
+        </w:rPr>
+        <w:lastRenderedPageBreak/>
+        <w:t>6. Feature Engineering</w:t>
       </w:r>
     </w:p>
     <w:p>
@@ -2824,18 +2385,18 @@
         <w:pStyle w:val="NormalWeb"/>
         <w:numPr>
           <w:ilvl w:val="0"/>
-          <w:numId w:val="37"/>
+          <w:numId w:val="44"/>
         </w:numPr>
-        <w:rPr>
-          <w:color w:val="000000"/>
-        </w:rPr>
-      </w:pPr>
-      <w:r>
-        <w:rPr>
-          <w:rStyle w:val="Strong"/>
-          <w:color w:val="000000"/>
-        </w:rPr>
-        <w:t>Approach:</w:t>
+        <w:spacing w:line="276" w:lineRule="auto"/>
+        <w:rPr>
+          <w:color w:val="000000"/>
+        </w:rPr>
+      </w:pPr>
+      <w:r>
+        <w:rPr>
+          <w:color w:val="000000"/>
+        </w:rPr>
+        <w:t>New Derived Features:</w:t>
       </w:r>
     </w:p>
     <w:p>
@@ -2843,17 +2404,26 @@
         <w:pStyle w:val="NormalWeb"/>
         <w:numPr>
           <w:ilvl w:val="1"/>
-          <w:numId w:val="37"/>
+          <w:numId w:val="44"/>
         </w:numPr>
-        <w:rPr>
-          <w:color w:val="000000"/>
-        </w:rPr>
-      </w:pPr>
-      <w:r>
-        <w:rPr>
-          <w:color w:val="000000"/>
-        </w:rPr>
-        <w:t>Retained major outliers (blockbusters = real phenomena).</w:t>
+        <w:spacing w:line="276" w:lineRule="auto"/>
+        <w:rPr>
+          <w:color w:val="000000"/>
+        </w:rPr>
+      </w:pPr>
+      <w:proofErr w:type="spellStart"/>
+      <w:r>
+        <w:rPr>
+          <w:color w:val="000000"/>
+        </w:rPr>
+        <w:t>Total_Regional_Sales</w:t>
+      </w:r>
+      <w:proofErr w:type="spellEnd"/>
+      <w:r>
+        <w:rPr>
+          <w:color w:val="000000"/>
+        </w:rPr>
+        <w:t xml:space="preserve"> = NA + EU + JP + Other.</w:t>
       </w:r>
     </w:p>
     <w:p>
@@ -2861,44 +2431,45 @@
         <w:pStyle w:val="NormalWeb"/>
         <w:numPr>
           <w:ilvl w:val="1"/>
-          <w:numId w:val="37"/>
+          <w:numId w:val="44"/>
         </w:numPr>
-        <w:rPr>
-          <w:color w:val="000000"/>
-        </w:rPr>
-      </w:pPr>
-      <w:r>
-        <w:rPr>
-          <w:color w:val="000000"/>
-        </w:rPr>
-        <w:t>Removed extreme data-entry errors (negative or zero sales).</w:t>
+        <w:spacing w:line="276" w:lineRule="auto"/>
+        <w:rPr>
+          <w:color w:val="000000"/>
+        </w:rPr>
+      </w:pPr>
+      <w:proofErr w:type="spellStart"/>
+      <w:r>
+        <w:rPr>
+          <w:color w:val="000000"/>
+        </w:rPr>
+        <w:t>Sales_per_Review</w:t>
+      </w:r>
+      <w:proofErr w:type="spellEnd"/>
+      <w:r>
+        <w:rPr>
+          <w:color w:val="000000"/>
+        </w:rPr>
+        <w:t xml:space="preserve"> = Global Sales ÷ Critic Count.</w:t>
       </w:r>
     </w:p>
     <w:p>
       <w:pPr>
         <w:pStyle w:val="NormalWeb"/>
-        <w:ind w:left="720"/>
-        <w:rPr>
-          <w:color w:val="000000"/>
-        </w:rPr>
-      </w:pPr>
-    </w:p>
-    <w:p>
-      <w:pPr>
-        <w:pStyle w:val="Heading2"/>
-        <w:rPr>
-          <w:rFonts w:ascii="Times New Roman" w:hAnsi="Times New Roman" w:cs="Times New Roman"/>
-          <w:color w:val="000000"/>
-          <w:sz w:val="36"/>
-          <w:szCs w:val="36"/>
-        </w:rPr>
-      </w:pPr>
-      <w:r>
-        <w:rPr>
-          <w:rFonts w:ascii="Times New Roman" w:hAnsi="Times New Roman" w:cs="Times New Roman"/>
-          <w:color w:val="000000"/>
-        </w:rPr>
-        <w:t>6. Feature Engineering</w:t>
+        <w:numPr>
+          <w:ilvl w:val="1"/>
+          <w:numId w:val="44"/>
+        </w:numPr>
+        <w:spacing w:line="276" w:lineRule="auto"/>
+        <w:rPr>
+          <w:color w:val="000000"/>
+        </w:rPr>
+      </w:pPr>
+      <w:r>
+        <w:rPr>
+          <w:color w:val="000000"/>
+        </w:rPr>
+        <w:t>Decade = release year bucketed (1980s, 1990s, etc.).</w:t>
       </w:r>
     </w:p>
     <w:p>
@@ -2906,18 +2477,18 @@
         <w:pStyle w:val="NormalWeb"/>
         <w:numPr>
           <w:ilvl w:val="0"/>
-          <w:numId w:val="38"/>
+          <w:numId w:val="44"/>
         </w:numPr>
-        <w:rPr>
-          <w:color w:val="000000"/>
-        </w:rPr>
-      </w:pPr>
-      <w:r>
-        <w:rPr>
-          <w:rStyle w:val="Strong"/>
-          <w:color w:val="000000"/>
-        </w:rPr>
-        <w:t>New Derived Features:</w:t>
+        <w:spacing w:line="276" w:lineRule="auto"/>
+        <w:rPr>
+          <w:color w:val="000000"/>
+        </w:rPr>
+      </w:pPr>
+      <w:r>
+        <w:rPr>
+          <w:color w:val="000000"/>
+        </w:rPr>
+        <w:t>Feature Transformation:</w:t>
       </w:r>
     </w:p>
     <w:p>
@@ -2925,34 +2496,69 @@
         <w:pStyle w:val="NormalWeb"/>
         <w:numPr>
           <w:ilvl w:val="1"/>
-          <w:numId w:val="38"/>
+          <w:numId w:val="44"/>
         </w:numPr>
-        <w:rPr>
-          <w:color w:val="000000"/>
-        </w:rPr>
-      </w:pPr>
-      <w:proofErr w:type="spellStart"/>
-      <w:r>
-        <w:rPr>
-          <w:rStyle w:val="HTMLCode"/>
-          <w:rFonts w:ascii="Times New Roman" w:eastAsiaTheme="majorEastAsia" w:hAnsi="Times New Roman" w:cs="Times New Roman"/>
-          <w:color w:val="000000"/>
-        </w:rPr>
-        <w:t>Total_Regional_Sales</w:t>
-      </w:r>
-      <w:proofErr w:type="spellEnd"/>
-      <w:r>
-        <w:rPr>
-          <w:rStyle w:val="apple-converted-space"/>
-          <w:color w:val="000000"/>
-        </w:rPr>
-        <w:t> </w:t>
-      </w:r>
-      <w:r>
-        <w:rPr>
-          <w:color w:val="000000"/>
-        </w:rPr>
-        <w:t>= NA + EU + JP + Other.</w:t>
+        <w:spacing w:line="276" w:lineRule="auto"/>
+        <w:rPr>
+          <w:color w:val="000000"/>
+        </w:rPr>
+      </w:pPr>
+      <w:r>
+        <w:rPr>
+          <w:color w:val="000000"/>
+        </w:rPr>
+        <w:t>Log transformation applied to skewed sales values for normality.</w:t>
+      </w:r>
+    </w:p>
+    <w:p>
+      <w:pPr>
+        <w:pStyle w:val="NormalWeb"/>
+        <w:spacing w:line="276" w:lineRule="auto"/>
+        <w:rPr>
+          <w:color w:val="000000"/>
+        </w:rPr>
+      </w:pPr>
+    </w:p>
+    <w:p>
+      <w:pPr>
+        <w:pStyle w:val="NormalWeb"/>
+        <w:spacing w:line="276" w:lineRule="auto"/>
+        <w:rPr>
+          <w:b/>
+          <w:bCs/>
+          <w:color w:val="000000"/>
+          <w:sz w:val="28"/>
+          <w:szCs w:val="28"/>
+        </w:rPr>
+      </w:pPr>
+      <w:r>
+        <w:rPr>
+          <w:b/>
+          <w:bCs/>
+          <w:color w:val="000000"/>
+          <w:sz w:val="28"/>
+          <w:szCs w:val="28"/>
+        </w:rPr>
+        <w:t>7. Feature Selection</w:t>
+      </w:r>
+    </w:p>
+    <w:p>
+      <w:pPr>
+        <w:pStyle w:val="NormalWeb"/>
+        <w:numPr>
+          <w:ilvl w:val="0"/>
+          <w:numId w:val="44"/>
+        </w:numPr>
+        <w:spacing w:line="276" w:lineRule="auto"/>
+        <w:rPr>
+          <w:color w:val="000000"/>
+        </w:rPr>
+      </w:pPr>
+      <w:r>
+        <w:rPr>
+          <w:color w:val="000000"/>
+        </w:rPr>
+        <w:t>Correlation Analysis:</w:t>
       </w:r>
     </w:p>
     <w:p>
@@ -2960,34 +2566,46 @@
         <w:pStyle w:val="NormalWeb"/>
         <w:numPr>
           <w:ilvl w:val="1"/>
-          <w:numId w:val="38"/>
+          <w:numId w:val="44"/>
         </w:numPr>
-        <w:rPr>
-          <w:color w:val="000000"/>
-        </w:rPr>
-      </w:pPr>
+        <w:spacing w:line="276" w:lineRule="auto"/>
+        <w:rPr>
+          <w:color w:val="000000"/>
+        </w:rPr>
+      </w:pPr>
+      <w:r>
+        <w:rPr>
+          <w:color w:val="000000"/>
+        </w:rPr>
+        <w:t xml:space="preserve">Heatmap revealed strong positive correlation between </w:t>
+      </w:r>
       <w:proofErr w:type="spellStart"/>
       <w:r>
         <w:rPr>
-          <w:rStyle w:val="HTMLCode"/>
-          <w:rFonts w:ascii="Times New Roman" w:eastAsiaTheme="majorEastAsia" w:hAnsi="Times New Roman" w:cs="Times New Roman"/>
-          <w:color w:val="000000"/>
-        </w:rPr>
-        <w:t>Sales_per_Review</w:t>
+          <w:color w:val="000000"/>
+        </w:rPr>
+        <w:t>NA_Sales</w:t>
       </w:r>
       <w:proofErr w:type="spellEnd"/>
       <w:r>
         <w:rPr>
-          <w:rStyle w:val="apple-converted-space"/>
-          <w:color w:val="000000"/>
-        </w:rPr>
-        <w:t> </w:t>
-      </w:r>
-      <w:r>
-        <w:rPr>
-          <w:color w:val="000000"/>
-        </w:rPr>
-        <w:t>= Global Sales ÷ Critic Count.</w:t>
+          <w:color w:val="000000"/>
+        </w:rPr>
+        <w:t xml:space="preserve"> &amp; </w:t>
+      </w:r>
+      <w:proofErr w:type="spellStart"/>
+      <w:r>
+        <w:rPr>
+          <w:color w:val="000000"/>
+        </w:rPr>
+        <w:t>Global_Sales</w:t>
+      </w:r>
+      <w:proofErr w:type="spellEnd"/>
+      <w:r>
+        <w:rPr>
+          <w:color w:val="000000"/>
+        </w:rPr>
+        <w:t>.</w:t>
       </w:r>
     </w:p>
     <w:p>
@@ -2995,32 +2613,26 @@
         <w:pStyle w:val="NormalWeb"/>
         <w:numPr>
           <w:ilvl w:val="1"/>
-          <w:numId w:val="38"/>
+          <w:numId w:val="44"/>
         </w:numPr>
-        <w:rPr>
-          <w:color w:val="000000"/>
-        </w:rPr>
-      </w:pPr>
-      <w:r>
-        <w:rPr>
-          <w:rStyle w:val="HTMLCode"/>
-          <w:rFonts w:ascii="Times New Roman" w:eastAsiaTheme="majorEastAsia" w:hAnsi="Times New Roman" w:cs="Times New Roman"/>
-          <w:color w:val="000000"/>
-        </w:rPr>
-        <w:t>Decade</w:t>
-      </w:r>
-      <w:r>
-        <w:rPr>
-          <w:rStyle w:val="apple-converted-space"/>
-          <w:color w:val="000000"/>
-        </w:rPr>
-        <w:t> </w:t>
-      </w:r>
-      <w:r>
-        <w:rPr>
-          <w:color w:val="000000"/>
-        </w:rPr>
-        <w:t>= release year bucketed (1980s, 1990s, etc.).</w:t>
+        <w:spacing w:line="276" w:lineRule="auto"/>
+        <w:rPr>
+          <w:color w:val="000000"/>
+        </w:rPr>
+      </w:pPr>
+      <w:proofErr w:type="spellStart"/>
+      <w:r>
+        <w:rPr>
+          <w:color w:val="000000"/>
+        </w:rPr>
+        <w:t>User_Score</w:t>
+      </w:r>
+      <w:proofErr w:type="spellEnd"/>
+      <w:r>
+        <w:rPr>
+          <w:color w:val="000000"/>
+        </w:rPr>
+        <w:t xml:space="preserve"> weakly correlated with sales (player reviews less predictive).</w:t>
       </w:r>
     </w:p>
     <w:p>
@@ -3028,18 +2640,18 @@
         <w:pStyle w:val="NormalWeb"/>
         <w:numPr>
           <w:ilvl w:val="0"/>
-          <w:numId w:val="38"/>
+          <w:numId w:val="44"/>
         </w:numPr>
-        <w:rPr>
-          <w:color w:val="000000"/>
-        </w:rPr>
-      </w:pPr>
-      <w:r>
-        <w:rPr>
-          <w:rStyle w:val="Strong"/>
-          <w:color w:val="000000"/>
-        </w:rPr>
-        <w:t>Feature Transformation:</w:t>
+        <w:spacing w:line="276" w:lineRule="auto"/>
+        <w:rPr>
+          <w:color w:val="000000"/>
+        </w:rPr>
+      </w:pPr>
+      <w:r>
+        <w:rPr>
+          <w:color w:val="000000"/>
+        </w:rPr>
+        <w:t>Chi-Square Test:</w:t>
       </w:r>
     </w:p>
     <w:p>
@@ -3047,48 +2659,18 @@
         <w:pStyle w:val="NormalWeb"/>
         <w:numPr>
           <w:ilvl w:val="1"/>
-          <w:numId w:val="38"/>
+          <w:numId w:val="44"/>
         </w:numPr>
-        <w:rPr>
-          <w:color w:val="000000"/>
-        </w:rPr>
-      </w:pPr>
-      <w:r>
-        <w:rPr>
-          <w:color w:val="000000"/>
-        </w:rPr>
-        <w:t>Log transformation applied to skewed sales values for normality.</w:t>
-      </w:r>
-    </w:p>
-    <w:p>
-      <w:pPr>
-        <w:pStyle w:val="Heading1"/>
-        <w:spacing w:before="1"/>
-        <w:rPr>
-          <w:color w:val="000000" w:themeColor="text1"/>
-          <w:spacing w:val="-2"/>
-          <w:sz w:val="28"/>
-          <w:szCs w:val="28"/>
-          <w:u w:val="none"/>
-        </w:rPr>
-      </w:pPr>
-    </w:p>
-    <w:p>
-      <w:pPr>
-        <w:pStyle w:val="Heading2"/>
-        <w:rPr>
-          <w:rFonts w:ascii="Times New Roman" w:hAnsi="Times New Roman" w:cs="Times New Roman"/>
-          <w:color w:val="000000"/>
-          <w:sz w:val="36"/>
-          <w:szCs w:val="36"/>
-        </w:rPr>
-      </w:pPr>
-      <w:r>
-        <w:rPr>
-          <w:rFonts w:ascii="Times New Roman" w:hAnsi="Times New Roman" w:cs="Times New Roman"/>
-          <w:color w:val="000000"/>
-        </w:rPr>
-        <w:t>7. Feature Selection</w:t>
+        <w:spacing w:line="276" w:lineRule="auto"/>
+        <w:rPr>
+          <w:color w:val="000000"/>
+        </w:rPr>
+      </w:pPr>
+      <w:r>
+        <w:rPr>
+          <w:color w:val="000000"/>
+        </w:rPr>
+        <w:t>Platform and Genre statistically significant for sales distribution.</w:t>
       </w:r>
     </w:p>
     <w:p>
@@ -3096,18 +2678,18 @@
         <w:pStyle w:val="NormalWeb"/>
         <w:numPr>
           <w:ilvl w:val="0"/>
-          <w:numId w:val="39"/>
+          <w:numId w:val="44"/>
         </w:numPr>
-        <w:rPr>
-          <w:color w:val="000000"/>
-        </w:rPr>
-      </w:pPr>
-      <w:r>
-        <w:rPr>
-          <w:rStyle w:val="Strong"/>
-          <w:color w:val="000000"/>
-        </w:rPr>
-        <w:t>Correlation Analysis:</w:t>
+        <w:spacing w:line="276" w:lineRule="auto"/>
+        <w:rPr>
+          <w:color w:val="000000"/>
+        </w:rPr>
+      </w:pPr>
+      <w:r>
+        <w:rPr>
+          <w:color w:val="000000"/>
+        </w:rPr>
+        <w:t>Recursive Feature Elimination (RFE):</w:t>
       </w:r>
     </w:p>
     <w:p>
@@ -3115,71 +2697,69 @@
         <w:pStyle w:val="NormalWeb"/>
         <w:numPr>
           <w:ilvl w:val="1"/>
-          <w:numId w:val="39"/>
+          <w:numId w:val="44"/>
         </w:numPr>
-        <w:rPr>
-          <w:color w:val="000000"/>
-        </w:rPr>
-      </w:pPr>
-      <w:r>
-        <w:rPr>
-          <w:color w:val="000000"/>
-        </w:rPr>
-        <w:t>Heatmap revealed strong positive correlation between</w:t>
-      </w:r>
-      <w:r>
-        <w:rPr>
-          <w:rStyle w:val="apple-converted-space"/>
-          <w:rFonts w:eastAsiaTheme="majorEastAsia"/>
-          <w:color w:val="000000"/>
-        </w:rPr>
-        <w:t> </w:t>
-      </w:r>
-      <w:proofErr w:type="spellStart"/>
-      <w:r>
-        <w:rPr>
-          <w:rStyle w:val="Emphasis"/>
-          <w:color w:val="000000"/>
-        </w:rPr>
-        <w:t>NA_Sales</w:t>
-      </w:r>
-      <w:proofErr w:type="spellEnd"/>
-      <w:r>
-        <w:rPr>
-          <w:rStyle w:val="apple-converted-space"/>
-          <w:rFonts w:eastAsiaTheme="majorEastAsia"/>
-          <w:color w:val="000000"/>
-        </w:rPr>
-        <w:t> </w:t>
-      </w:r>
-      <w:r>
-        <w:rPr>
-          <w:color w:val="000000"/>
-        </w:rPr>
-        <w:t>&amp;</w:t>
-      </w:r>
-      <w:r>
-        <w:rPr>
-          <w:rStyle w:val="apple-converted-space"/>
-          <w:rFonts w:eastAsiaTheme="majorEastAsia"/>
-          <w:color w:val="000000"/>
-        </w:rPr>
-        <w:t> </w:t>
-      </w:r>
-      <w:proofErr w:type="spellStart"/>
-      <w:r>
-        <w:rPr>
-          <w:rStyle w:val="Emphasis"/>
-          <w:color w:val="000000"/>
-        </w:rPr>
-        <w:t>Global_Sales</w:t>
-      </w:r>
-      <w:proofErr w:type="spellEnd"/>
-      <w:r>
-        <w:rPr>
-          <w:color w:val="000000"/>
-        </w:rPr>
-        <w:t>.</w:t>
+        <w:spacing w:line="276" w:lineRule="auto"/>
+        <w:rPr>
+          <w:color w:val="000000"/>
+        </w:rPr>
+      </w:pPr>
+      <w:r>
+        <w:rPr>
+          <w:color w:val="000000"/>
+        </w:rPr>
+        <w:t>Reduced feature set to top 10 most influential predictors.</w:t>
+      </w:r>
+    </w:p>
+    <w:p>
+      <w:pPr>
+        <w:pStyle w:val="NormalWeb"/>
+        <w:spacing w:line="276" w:lineRule="auto"/>
+        <w:rPr>
+          <w:color w:val="000000"/>
+        </w:rPr>
+      </w:pPr>
+    </w:p>
+    <w:p>
+      <w:pPr>
+        <w:pStyle w:val="NormalWeb"/>
+        <w:spacing w:line="276" w:lineRule="auto"/>
+        <w:rPr>
+          <w:b/>
+          <w:bCs/>
+          <w:color w:val="000000"/>
+          <w:sz w:val="28"/>
+          <w:szCs w:val="28"/>
+        </w:rPr>
+      </w:pPr>
+      <w:r>
+        <w:rPr>
+          <w:b/>
+          <w:bCs/>
+          <w:color w:val="000000"/>
+          <w:sz w:val="28"/>
+          <w:szCs w:val="28"/>
+        </w:rPr>
+        <w:t>8. Dimensionality Reduction</w:t>
+      </w:r>
+    </w:p>
+    <w:p>
+      <w:pPr>
+        <w:pStyle w:val="NormalWeb"/>
+        <w:numPr>
+          <w:ilvl w:val="0"/>
+          <w:numId w:val="44"/>
+        </w:numPr>
+        <w:spacing w:line="276" w:lineRule="auto"/>
+        <w:rPr>
+          <w:color w:val="000000"/>
+        </w:rPr>
+      </w:pPr>
+      <w:r>
+        <w:rPr>
+          <w:color w:val="000000"/>
+        </w:rPr>
+        <w:t>PCA (Principal Component Analysis):</w:t>
       </w:r>
     </w:p>
     <w:p>
@@ -3187,35 +2767,37 @@
         <w:pStyle w:val="NormalWeb"/>
         <w:numPr>
           <w:ilvl w:val="1"/>
-          <w:numId w:val="39"/>
+          <w:numId w:val="44"/>
         </w:numPr>
-        <w:rPr>
-          <w:color w:val="000000"/>
-        </w:rPr>
-      </w:pPr>
-      <w:proofErr w:type="spellStart"/>
-      <w:r>
-        <w:rPr>
-          <w:rStyle w:val="HTMLCode"/>
-          <w:rFonts w:ascii="Times New Roman" w:hAnsi="Times New Roman" w:cs="Times New Roman"/>
-          <w:color w:val="000000"/>
-        </w:rPr>
-        <w:t>User_Score</w:t>
-      </w:r>
-      <w:proofErr w:type="spellEnd"/>
-      <w:r>
-        <w:rPr>
-          <w:rStyle w:val="apple-converted-space"/>
-          <w:rFonts w:eastAsiaTheme="majorEastAsia"/>
-          <w:color w:val="000000"/>
-        </w:rPr>
-        <w:t> </w:t>
-      </w:r>
-      <w:r>
-        <w:rPr>
-          <w:color w:val="000000"/>
-        </w:rPr>
-        <w:t>weakly correlated with sales (player reviews less predictive).</w:t>
+        <w:spacing w:line="276" w:lineRule="auto"/>
+        <w:rPr>
+          <w:color w:val="000000"/>
+        </w:rPr>
+      </w:pPr>
+      <w:r>
+        <w:rPr>
+          <w:color w:val="000000"/>
+        </w:rPr>
+        <w:t>Applied on OHE dataset → reduced from ~200 dimensions to 30 PCs.</w:t>
+      </w:r>
+    </w:p>
+    <w:p>
+      <w:pPr>
+        <w:pStyle w:val="NormalWeb"/>
+        <w:numPr>
+          <w:ilvl w:val="1"/>
+          <w:numId w:val="44"/>
+        </w:numPr>
+        <w:spacing w:line="276" w:lineRule="auto"/>
+        <w:rPr>
+          <w:color w:val="000000"/>
+        </w:rPr>
+      </w:pPr>
+      <w:r>
+        <w:rPr>
+          <w:color w:val="000000"/>
+        </w:rPr>
+        <w:t>Retained ~90% variance.</w:t>
       </w:r>
     </w:p>
     <w:p>
@@ -3223,18 +2805,18 @@
         <w:pStyle w:val="NormalWeb"/>
         <w:numPr>
           <w:ilvl w:val="0"/>
-          <w:numId w:val="39"/>
+          <w:numId w:val="44"/>
         </w:numPr>
-        <w:rPr>
-          <w:color w:val="000000"/>
-        </w:rPr>
-      </w:pPr>
-      <w:r>
-        <w:rPr>
-          <w:rStyle w:val="Strong"/>
-          <w:color w:val="000000"/>
-        </w:rPr>
-        <w:t>Chi-Square Test:</w:t>
+        <w:spacing w:line="276" w:lineRule="auto"/>
+        <w:rPr>
+          <w:color w:val="000000"/>
+        </w:rPr>
+      </w:pPr>
+      <w:r>
+        <w:rPr>
+          <w:color w:val="000000"/>
+        </w:rPr>
+        <w:t>t-SNE (Exploratory):</w:t>
       </w:r>
     </w:p>
     <w:p>
@@ -3242,63 +2824,111 @@
         <w:pStyle w:val="NormalWeb"/>
         <w:numPr>
           <w:ilvl w:val="1"/>
-          <w:numId w:val="39"/>
+          <w:numId w:val="44"/>
         </w:numPr>
-        <w:rPr>
-          <w:color w:val="000000"/>
-        </w:rPr>
-      </w:pPr>
-      <w:r>
-        <w:rPr>
-          <w:rStyle w:val="HTMLCode"/>
-          <w:rFonts w:ascii="Times New Roman" w:hAnsi="Times New Roman" w:cs="Times New Roman"/>
-          <w:color w:val="000000"/>
-        </w:rPr>
-        <w:t>Platform</w:t>
-      </w:r>
-      <w:r>
-        <w:rPr>
-          <w:rStyle w:val="apple-converted-space"/>
-          <w:rFonts w:eastAsiaTheme="majorEastAsia"/>
-          <w:color w:val="000000"/>
-        </w:rPr>
-        <w:t> </w:t>
-      </w:r>
-      <w:r>
-        <w:rPr>
-          <w:color w:val="000000"/>
-        </w:rPr>
-        <w:t>and</w:t>
-      </w:r>
-      <w:r>
-        <w:rPr>
-          <w:rStyle w:val="apple-converted-space"/>
-          <w:rFonts w:eastAsiaTheme="majorEastAsia"/>
-          <w:color w:val="000000"/>
-        </w:rPr>
-        <w:t> </w:t>
-      </w:r>
-      <w:r>
-        <w:rPr>
-          <w:rStyle w:val="HTMLCode"/>
-          <w:rFonts w:ascii="Times New Roman" w:hAnsi="Times New Roman" w:cs="Times New Roman"/>
-          <w:color w:val="000000"/>
-        </w:rPr>
-        <w:t>Genre</w:t>
-      </w:r>
-      <w:r>
-        <w:rPr>
-          <w:rStyle w:val="apple-converted-space"/>
-          <w:rFonts w:eastAsiaTheme="majorEastAsia"/>
-          <w:color w:val="000000"/>
-        </w:rPr>
-        <w:t> </w:t>
-      </w:r>
-      <w:r>
-        <w:rPr>
-          <w:color w:val="000000"/>
-        </w:rPr>
-        <w:t>statistically significant for sales distribution.</w:t>
+        <w:spacing w:line="276" w:lineRule="auto"/>
+        <w:rPr>
+          <w:color w:val="000000"/>
+        </w:rPr>
+      </w:pPr>
+      <w:r>
+        <w:rPr>
+          <w:color w:val="000000"/>
+        </w:rPr>
+        <w:t>Visualized clusters by Genre and Platform.</w:t>
+      </w:r>
+    </w:p>
+    <w:p>
+      <w:pPr>
+        <w:pStyle w:val="NormalWeb"/>
+        <w:spacing w:line="276" w:lineRule="auto"/>
+        <w:rPr>
+          <w:color w:val="000000"/>
+        </w:rPr>
+      </w:pPr>
+    </w:p>
+    <w:p>
+      <w:pPr>
+        <w:pStyle w:val="NormalWeb"/>
+        <w:spacing w:line="276" w:lineRule="auto"/>
+        <w:rPr>
+          <w:color w:val="000000"/>
+        </w:rPr>
+      </w:pPr>
+    </w:p>
+    <w:p>
+      <w:pPr>
+        <w:pStyle w:val="NormalWeb"/>
+        <w:spacing w:line="276" w:lineRule="auto"/>
+        <w:rPr>
+          <w:color w:val="000000"/>
+        </w:rPr>
+      </w:pPr>
+    </w:p>
+    <w:p>
+      <w:pPr>
+        <w:pStyle w:val="NormalWeb"/>
+        <w:spacing w:line="276" w:lineRule="auto"/>
+        <w:rPr>
+          <w:color w:val="000000"/>
+        </w:rPr>
+      </w:pPr>
+    </w:p>
+    <w:p>
+      <w:pPr>
+        <w:pStyle w:val="NormalWeb"/>
+        <w:spacing w:line="276" w:lineRule="auto"/>
+        <w:rPr>
+          <w:color w:val="000000"/>
+        </w:rPr>
+      </w:pPr>
+    </w:p>
+    <w:p>
+      <w:pPr>
+        <w:pStyle w:val="NormalWeb"/>
+        <w:spacing w:line="276" w:lineRule="auto"/>
+        <w:rPr>
+          <w:color w:val="000000"/>
+        </w:rPr>
+      </w:pPr>
+    </w:p>
+    <w:p>
+      <w:pPr>
+        <w:pStyle w:val="NormalWeb"/>
+        <w:spacing w:line="276" w:lineRule="auto"/>
+        <w:rPr>
+          <w:b/>
+          <w:bCs/>
+          <w:color w:val="000000"/>
+          <w:sz w:val="28"/>
+          <w:szCs w:val="28"/>
+        </w:rPr>
+      </w:pPr>
+      <w:r>
+        <w:rPr>
+          <w:b/>
+          <w:bCs/>
+          <w:color w:val="000000"/>
+          <w:sz w:val="28"/>
+          <w:szCs w:val="28"/>
+        </w:rPr>
+        <w:lastRenderedPageBreak/>
+        <w:t>9. Exploratory Data Analysis (EDA) Visualizations</w:t>
+      </w:r>
+    </w:p>
+    <w:p>
+      <w:pPr>
+        <w:pStyle w:val="NormalWeb"/>
+        <w:spacing w:line="276" w:lineRule="auto"/>
+        <w:rPr>
+          <w:color w:val="000000"/>
+        </w:rPr>
+      </w:pPr>
+      <w:r>
+        <w:rPr>
+          <w:color w:val="000000"/>
+        </w:rPr>
+        <w:t>Here are the core EDA insights from our visual analysis:</w:t>
       </w:r>
     </w:p>
     <w:p>
@@ -3306,18 +2936,18 @@
         <w:pStyle w:val="NormalWeb"/>
         <w:numPr>
           <w:ilvl w:val="0"/>
-          <w:numId w:val="39"/>
+          <w:numId w:val="44"/>
         </w:numPr>
-        <w:rPr>
-          <w:color w:val="000000"/>
-        </w:rPr>
-      </w:pPr>
-      <w:r>
-        <w:rPr>
-          <w:rStyle w:val="Strong"/>
-          <w:color w:val="000000"/>
-        </w:rPr>
-        <w:t>Recursive Feature Elimination (RFE):</w:t>
+        <w:spacing w:line="276" w:lineRule="auto"/>
+        <w:rPr>
+          <w:color w:val="000000"/>
+        </w:rPr>
+      </w:pPr>
+      <w:r>
+        <w:rPr>
+          <w:color w:val="000000"/>
+        </w:rPr>
+        <w:t>Histogram (Global Sales):</w:t>
       </w:r>
     </w:p>
     <w:p>
@@ -3325,58 +2955,18 @@
         <w:pStyle w:val="NormalWeb"/>
         <w:numPr>
           <w:ilvl w:val="1"/>
-          <w:numId w:val="39"/>
+          <w:numId w:val="44"/>
         </w:numPr>
-        <w:rPr>
-          <w:color w:val="000000"/>
-        </w:rPr>
-      </w:pPr>
-      <w:r>
-        <w:rPr>
-          <w:color w:val="000000"/>
-        </w:rPr>
-        <w:t>Reduced feature set to top 10 most influential predictors.</w:t>
-      </w:r>
-    </w:p>
-    <w:p>
-      <w:pPr>
-        <w:pStyle w:val="NormalWeb"/>
-        <w:rPr>
-          <w:color w:val="000000"/>
-        </w:rPr>
-      </w:pPr>
-    </w:p>
-    <w:p>
-      <w:pPr>
-        <w:pStyle w:val="NormalWeb"/>
-        <w:rPr>
-          <w:color w:val="000000"/>
-        </w:rPr>
-      </w:pPr>
-    </w:p>
-    <w:p>
-      <w:pPr>
-        <w:pStyle w:val="NormalWeb"/>
-        <w:rPr>
-          <w:color w:val="000000"/>
-        </w:rPr>
-      </w:pPr>
-    </w:p>
-    <w:p>
-      <w:pPr>
-        <w:pStyle w:val="Heading2"/>
-        <w:rPr>
-          <w:color w:val="000000"/>
-          <w:sz w:val="36"/>
-          <w:szCs w:val="36"/>
-        </w:rPr>
-      </w:pPr>
-      <w:r>
-        <w:rPr>
-          <w:color w:val="000000"/>
-        </w:rPr>
-        <w:lastRenderedPageBreak/>
-        <w:t>8. Dimensionality Reduction</w:t>
+        <w:spacing w:line="276" w:lineRule="auto"/>
+        <w:rPr>
+          <w:color w:val="000000"/>
+        </w:rPr>
+      </w:pPr>
+      <w:r>
+        <w:rPr>
+          <w:color w:val="000000"/>
+        </w:rPr>
+        <w:t>Right-skewed, majority &lt; 1M units, few blockbusters &gt; 10M.</w:t>
       </w:r>
     </w:p>
     <w:p>
@@ -3384,18 +2974,18 @@
         <w:pStyle w:val="NormalWeb"/>
         <w:numPr>
           <w:ilvl w:val="0"/>
-          <w:numId w:val="40"/>
+          <w:numId w:val="44"/>
         </w:numPr>
-        <w:rPr>
-          <w:color w:val="000000"/>
-        </w:rPr>
-      </w:pPr>
-      <w:r>
-        <w:rPr>
-          <w:rStyle w:val="Strong"/>
-          <w:color w:val="000000"/>
-        </w:rPr>
-        <w:t>PCA (Principal Component Analysis):</w:t>
+        <w:spacing w:line="276" w:lineRule="auto"/>
+        <w:rPr>
+          <w:color w:val="000000"/>
+        </w:rPr>
+      </w:pPr>
+      <w:r>
+        <w:rPr>
+          <w:color w:val="000000"/>
+        </w:rPr>
+        <w:t>Boxplot (By Genre):</w:t>
       </w:r>
     </w:p>
     <w:p>
@@ -3403,17 +2993,18 @@
         <w:pStyle w:val="NormalWeb"/>
         <w:numPr>
           <w:ilvl w:val="1"/>
-          <w:numId w:val="40"/>
+          <w:numId w:val="44"/>
         </w:numPr>
-        <w:rPr>
-          <w:color w:val="000000"/>
-        </w:rPr>
-      </w:pPr>
-      <w:r>
-        <w:rPr>
-          <w:color w:val="000000"/>
-        </w:rPr>
-        <w:t>Applied on OHE dataset → reduced from ~200 dimensions to 30 PCs.</w:t>
+        <w:spacing w:line="276" w:lineRule="auto"/>
+        <w:rPr>
+          <w:color w:val="000000"/>
+        </w:rPr>
+      </w:pPr>
+      <w:r>
+        <w:rPr>
+          <w:color w:val="000000"/>
+        </w:rPr>
+        <w:t>Sports &amp; Action have highest median sales.</w:t>
       </w:r>
     </w:p>
     <w:p>
@@ -3421,17 +3012,18 @@
         <w:pStyle w:val="NormalWeb"/>
         <w:numPr>
           <w:ilvl w:val="1"/>
-          <w:numId w:val="40"/>
+          <w:numId w:val="44"/>
         </w:numPr>
-        <w:rPr>
-          <w:color w:val="000000"/>
-        </w:rPr>
-      </w:pPr>
-      <w:r>
-        <w:rPr>
-          <w:color w:val="000000"/>
-        </w:rPr>
-        <w:t>Retained ~90% variance.</w:t>
+        <w:spacing w:line="276" w:lineRule="auto"/>
+        <w:rPr>
+          <w:color w:val="000000"/>
+        </w:rPr>
+      </w:pPr>
+      <w:r>
+        <w:rPr>
+          <w:color w:val="000000"/>
+        </w:rPr>
+        <w:t>Adventure, Puzzle, Strategy show low variance.</w:t>
       </w:r>
     </w:p>
     <w:p>
@@ -3439,18 +3031,18 @@
         <w:pStyle w:val="NormalWeb"/>
         <w:numPr>
           <w:ilvl w:val="0"/>
-          <w:numId w:val="40"/>
+          <w:numId w:val="44"/>
         </w:numPr>
-        <w:rPr>
-          <w:color w:val="000000"/>
-        </w:rPr>
-      </w:pPr>
-      <w:r>
-        <w:rPr>
-          <w:rStyle w:val="Strong"/>
-          <w:color w:val="000000"/>
-        </w:rPr>
-        <w:t>t-SNE (Exploratory):</w:t>
+        <w:spacing w:line="276" w:lineRule="auto"/>
+        <w:rPr>
+          <w:color w:val="000000"/>
+        </w:rPr>
+      </w:pPr>
+      <w:r>
+        <w:rPr>
+          <w:color w:val="000000"/>
+        </w:rPr>
+        <w:t>Correlation Heatmap:</w:t>
       </w:r>
     </w:p>
     <w:p>
@@ -3458,134 +3050,37 @@
         <w:pStyle w:val="NormalWeb"/>
         <w:numPr>
           <w:ilvl w:val="1"/>
-          <w:numId w:val="40"/>
+          <w:numId w:val="44"/>
         </w:numPr>
-        <w:rPr>
-          <w:color w:val="000000"/>
-        </w:rPr>
-      </w:pPr>
-      <w:r>
-        <w:rPr>
-          <w:color w:val="000000"/>
-        </w:rPr>
-        <w:t>Visualized clusters by</w:t>
-      </w:r>
-      <w:r>
-        <w:rPr>
-          <w:rStyle w:val="apple-converted-space"/>
-          <w:rFonts w:eastAsiaTheme="majorEastAsia"/>
-          <w:color w:val="000000"/>
-        </w:rPr>
-        <w:t> </w:t>
-      </w:r>
-      <w:r>
-        <w:rPr>
-          <w:rStyle w:val="Emphasis"/>
-          <w:color w:val="000000"/>
-        </w:rPr>
-        <w:t>Genre</w:t>
-      </w:r>
-      <w:r>
-        <w:rPr>
-          <w:rStyle w:val="apple-converted-space"/>
-          <w:rFonts w:eastAsiaTheme="majorEastAsia"/>
-          <w:color w:val="000000"/>
-        </w:rPr>
-        <w:t> </w:t>
-      </w:r>
-      <w:r>
-        <w:rPr>
-          <w:color w:val="000000"/>
-        </w:rPr>
-        <w:t>and</w:t>
-      </w:r>
-      <w:r>
-        <w:rPr>
-          <w:rStyle w:val="apple-converted-space"/>
-          <w:rFonts w:eastAsiaTheme="majorEastAsia"/>
-          <w:color w:val="000000"/>
-        </w:rPr>
-        <w:t> </w:t>
-      </w:r>
-      <w:r>
-        <w:rPr>
-          <w:rStyle w:val="Emphasis"/>
-          <w:color w:val="000000"/>
-        </w:rPr>
-        <w:t>Platform</w:t>
-      </w:r>
-      <w:r>
-        <w:rPr>
-          <w:color w:val="000000"/>
-        </w:rPr>
-        <w:t>.</w:t>
+        <w:spacing w:line="276" w:lineRule="auto"/>
+        <w:rPr>
+          <w:color w:val="000000"/>
+        </w:rPr>
+      </w:pPr>
+      <w:r>
+        <w:rPr>
+          <w:color w:val="000000"/>
+        </w:rPr>
+        <w:t>Critic &amp; User Scores moderately correlated (r ≈ 0.65).</w:t>
       </w:r>
     </w:p>
     <w:p>
       <w:pPr>
         <w:pStyle w:val="NormalWeb"/>
-        <w:ind w:left="1080"/>
-        <w:rPr>
-          <w:color w:val="000000"/>
-        </w:rPr>
-      </w:pPr>
-    </w:p>
-    <w:p>
-      <w:pPr>
-        <w:pStyle w:val="Heading2"/>
-        <w:rPr>
-          <w:color w:val="000000"/>
-          <w:sz w:val="36"/>
-          <w:szCs w:val="36"/>
-        </w:rPr>
-      </w:pPr>
-      <w:r>
-        <w:rPr>
-          <w:color w:val="000000"/>
-        </w:rPr>
-        <w:t>9. Exploratory Data Analysis (EDA) Visualizations</w:t>
-      </w:r>
-    </w:p>
-    <w:p>
-      <w:pPr>
-        <w:pStyle w:val="NormalWeb"/>
-        <w:rPr>
-          <w:color w:val="000000"/>
-        </w:rPr>
-      </w:pPr>
-      <w:r>
-        <w:rPr>
-          <w:color w:val="000000"/>
-        </w:rPr>
-        <w:t>Here are the</w:t>
-      </w:r>
-      <w:r>
-        <w:rPr>
-          <w:rStyle w:val="apple-converted-space"/>
-          <w:color w:val="000000"/>
-        </w:rPr>
-        <w:t> </w:t>
-      </w:r>
-      <w:r>
-        <w:rPr>
-          <w:rStyle w:val="Strong"/>
-          <w:rFonts w:eastAsiaTheme="majorEastAsia"/>
-          <w:color w:val="000000"/>
-        </w:rPr>
-        <w:t>core EDA insights</w:t>
-      </w:r>
-      <w:r>
-        <w:rPr>
-          <w:rStyle w:val="apple-converted-space"/>
-          <w:color w:val="000000"/>
-        </w:rPr>
-        <w:t> </w:t>
-      </w:r>
-      <w:r>
-        <w:rPr>
-          <w:color w:val="000000"/>
-        </w:rPr>
-        <w:t>from our visual analysis:</w:t>
+        <w:numPr>
+          <w:ilvl w:val="1"/>
+          <w:numId w:val="44"/>
+        </w:numPr>
+        <w:spacing w:line="276" w:lineRule="auto"/>
+        <w:rPr>
+          <w:color w:val="000000"/>
+        </w:rPr>
+      </w:pPr>
+      <w:r>
+        <w:rPr>
+          <w:color w:val="000000"/>
+        </w:rPr>
+        <w:t>Critic Score stronger link to sales than User Score.</w:t>
       </w:r>
     </w:p>
     <w:p>
@@ -3593,19 +3088,18 @@
         <w:pStyle w:val="NormalWeb"/>
         <w:numPr>
           <w:ilvl w:val="0"/>
-          <w:numId w:val="41"/>
+          <w:numId w:val="44"/>
         </w:numPr>
-        <w:rPr>
-          <w:color w:val="000000"/>
-        </w:rPr>
-      </w:pPr>
-      <w:r>
-        <w:rPr>
-          <w:rStyle w:val="Strong"/>
-          <w:rFonts w:eastAsiaTheme="majorEastAsia"/>
-          <w:color w:val="000000"/>
-        </w:rPr>
-        <w:t>Histogram (Global Sales):</w:t>
+        <w:spacing w:line="276" w:lineRule="auto"/>
+        <w:rPr>
+          <w:color w:val="000000"/>
+        </w:rPr>
+      </w:pPr>
+      <w:r>
+        <w:rPr>
+          <w:color w:val="000000"/>
+        </w:rPr>
+        <w:t>Bar Chart (Top Publishers):</w:t>
       </w:r>
     </w:p>
     <w:p>
@@ -3613,17 +3107,18 @@
         <w:pStyle w:val="NormalWeb"/>
         <w:numPr>
           <w:ilvl w:val="1"/>
-          <w:numId w:val="41"/>
+          <w:numId w:val="44"/>
         </w:numPr>
-        <w:rPr>
-          <w:color w:val="000000"/>
-        </w:rPr>
-      </w:pPr>
-      <w:r>
-        <w:rPr>
-          <w:color w:val="000000"/>
-        </w:rPr>
-        <w:t>Right-skewed, majority &lt; 1M units, few blockbusters &gt; 10M.</w:t>
+        <w:spacing w:line="276" w:lineRule="auto"/>
+        <w:rPr>
+          <w:color w:val="000000"/>
+        </w:rPr>
+      </w:pPr>
+      <w:r>
+        <w:rPr>
+          <w:color w:val="000000"/>
+        </w:rPr>
+        <w:t>Nintendo &amp; EA dominate lifetime sales volume.</w:t>
       </w:r>
     </w:p>
     <w:p>
@@ -3631,19 +3126,18 @@
         <w:pStyle w:val="NormalWeb"/>
         <w:numPr>
           <w:ilvl w:val="0"/>
-          <w:numId w:val="41"/>
+          <w:numId w:val="44"/>
         </w:numPr>
-        <w:rPr>
-          <w:color w:val="000000"/>
-        </w:rPr>
-      </w:pPr>
-      <w:r>
-        <w:rPr>
-          <w:rStyle w:val="Strong"/>
-          <w:rFonts w:eastAsiaTheme="majorEastAsia"/>
-          <w:color w:val="000000"/>
-        </w:rPr>
-        <w:t>Boxplot (By Genre):</w:t>
+        <w:spacing w:line="276" w:lineRule="auto"/>
+        <w:rPr>
+          <w:color w:val="000000"/>
+        </w:rPr>
+      </w:pPr>
+      <w:r>
+        <w:rPr>
+          <w:color w:val="000000"/>
+        </w:rPr>
+        <w:t>Trend Plot (Year vs Global Sales):</w:t>
       </w:r>
     </w:p>
     <w:p>
@@ -3651,35 +3145,50 @@
         <w:pStyle w:val="NormalWeb"/>
         <w:numPr>
           <w:ilvl w:val="1"/>
-          <w:numId w:val="41"/>
+          <w:numId w:val="44"/>
         </w:numPr>
-        <w:rPr>
-          <w:color w:val="000000"/>
-        </w:rPr>
-      </w:pPr>
-      <w:r>
-        <w:rPr>
-          <w:color w:val="000000"/>
-        </w:rPr>
-        <w:t>Sports &amp; Action have highest median sales.</w:t>
+        <w:spacing w:line="276" w:lineRule="auto"/>
+        <w:rPr>
+          <w:color w:val="000000"/>
+        </w:rPr>
+      </w:pPr>
+      <w:r>
+        <w:rPr>
+          <w:color w:val="000000"/>
+        </w:rPr>
+        <w:t>Peak in 2008–2010, decline afterward with digital sales shift.</w:t>
       </w:r>
     </w:p>
     <w:p>
       <w:pPr>
         <w:pStyle w:val="NormalWeb"/>
-        <w:numPr>
-          <w:ilvl w:val="1"/>
-          <w:numId w:val="41"/>
-        </w:numPr>
-        <w:rPr>
-          <w:color w:val="000000"/>
-        </w:rPr>
-      </w:pPr>
-      <w:r>
-        <w:rPr>
-          <w:color w:val="000000"/>
-        </w:rPr>
-        <w:t>Adventure, Puzzle, Strategy show low variance.</w:t>
+        <w:spacing w:line="276" w:lineRule="auto"/>
+        <w:rPr>
+          <w:color w:val="000000"/>
+        </w:rPr>
+      </w:pPr>
+    </w:p>
+    <w:p>
+      <w:pPr>
+        <w:pStyle w:val="NormalWeb"/>
+        <w:spacing w:line="276" w:lineRule="auto"/>
+        <w:rPr>
+          <w:b/>
+          <w:bCs/>
+          <w:color w:val="000000"/>
+          <w:sz w:val="28"/>
+          <w:szCs w:val="28"/>
+        </w:rPr>
+      </w:pPr>
+      <w:r>
+        <w:rPr>
+          <w:b/>
+          <w:bCs/>
+          <w:color w:val="000000"/>
+          <w:sz w:val="28"/>
+          <w:szCs w:val="28"/>
+        </w:rPr>
+        <w:t>10. Integrated Preprocessing Pipeline</w:t>
       </w:r>
     </w:p>
     <w:p>
@@ -3687,55 +3196,18 @@
         <w:pStyle w:val="NormalWeb"/>
         <w:numPr>
           <w:ilvl w:val="0"/>
-          <w:numId w:val="41"/>
+          <w:numId w:val="54"/>
         </w:numPr>
-        <w:rPr>
-          <w:color w:val="000000"/>
-        </w:rPr>
-      </w:pPr>
-      <w:r>
-        <w:rPr>
-          <w:rStyle w:val="Strong"/>
-          <w:rFonts w:eastAsiaTheme="majorEastAsia"/>
-          <w:color w:val="000000"/>
-        </w:rPr>
-        <w:t>Correlation Heatmap:</w:t>
-      </w:r>
-    </w:p>
-    <w:p>
-      <w:pPr>
-        <w:pStyle w:val="NormalWeb"/>
-        <w:numPr>
-          <w:ilvl w:val="1"/>
-          <w:numId w:val="41"/>
-        </w:numPr>
-        <w:rPr>
-          <w:color w:val="000000"/>
-        </w:rPr>
-      </w:pPr>
-      <w:r>
-        <w:rPr>
-          <w:color w:val="000000"/>
-        </w:rPr>
-        <w:t>Critic &amp; User Scores moderately correlated (r ≈ 0.65).</w:t>
-      </w:r>
-    </w:p>
-    <w:p>
-      <w:pPr>
-        <w:pStyle w:val="NormalWeb"/>
-        <w:numPr>
-          <w:ilvl w:val="1"/>
-          <w:numId w:val="41"/>
-        </w:numPr>
-        <w:rPr>
-          <w:color w:val="000000"/>
-        </w:rPr>
-      </w:pPr>
-      <w:r>
-        <w:rPr>
-          <w:color w:val="000000"/>
-        </w:rPr>
-        <w:t>Critic Score stronger link to sales than User Score.</w:t>
+        <w:spacing w:line="276" w:lineRule="auto"/>
+        <w:rPr>
+          <w:color w:val="000000"/>
+        </w:rPr>
+      </w:pPr>
+      <w:r>
+        <w:rPr>
+          <w:color w:val="000000"/>
+        </w:rPr>
+        <w:t>We built two complete pipelines for experimentation:</w:t>
       </w:r>
     </w:p>
     <w:p>
@@ -3743,37 +3215,34 @@
         <w:pStyle w:val="NormalWeb"/>
         <w:numPr>
           <w:ilvl w:val="0"/>
-          <w:numId w:val="41"/>
+          <w:numId w:val="54"/>
         </w:numPr>
-        <w:rPr>
-          <w:color w:val="000000"/>
-        </w:rPr>
-      </w:pPr>
-      <w:r>
-        <w:rPr>
-          <w:rStyle w:val="Strong"/>
-          <w:rFonts w:eastAsiaTheme="majorEastAsia"/>
-          <w:color w:val="000000"/>
-        </w:rPr>
-        <w:t>Bar Chart (Top Publishers):</w:t>
+        <w:spacing w:line="276" w:lineRule="auto"/>
+        <w:rPr>
+          <w:color w:val="000000"/>
+        </w:rPr>
+      </w:pPr>
+      <w:r>
+        <w:rPr>
+          <w:color w:val="000000"/>
+        </w:rPr>
+        <w:t>Pipeline A (One-Hot Based):</w:t>
       </w:r>
     </w:p>
     <w:p>
       <w:pPr>
         <w:pStyle w:val="NormalWeb"/>
-        <w:numPr>
-          <w:ilvl w:val="1"/>
-          <w:numId w:val="41"/>
-        </w:numPr>
-        <w:rPr>
-          <w:color w:val="000000"/>
-        </w:rPr>
-      </w:pPr>
-      <w:r>
-        <w:rPr>
-          <w:color w:val="000000"/>
-        </w:rPr>
-        <w:t>Nintendo &amp; EA dominate lifetime sales volume.</w:t>
+        <w:spacing w:line="276" w:lineRule="auto"/>
+        <w:ind w:left="720"/>
+        <w:rPr>
+          <w:color w:val="000000"/>
+        </w:rPr>
+      </w:pPr>
+      <w:r>
+        <w:rPr>
+          <w:color w:val="000000"/>
+        </w:rPr>
+        <w:t>Cleaning → OHE → Scaling → PCA → ML Model</w:t>
       </w:r>
     </w:p>
     <w:p>
@@ -3781,187 +3250,35 @@
         <w:pStyle w:val="NormalWeb"/>
         <w:numPr>
           <w:ilvl w:val="0"/>
-          <w:numId w:val="41"/>
+          <w:numId w:val="54"/>
         </w:numPr>
-        <w:rPr>
-          <w:color w:val="000000"/>
-        </w:rPr>
-      </w:pPr>
-      <w:r>
-        <w:rPr>
-          <w:rStyle w:val="Strong"/>
-          <w:rFonts w:eastAsiaTheme="majorEastAsia"/>
-          <w:color w:val="000000"/>
-        </w:rPr>
-        <w:t>Trend Plot (Year vs Global Sales):</w:t>
+        <w:spacing w:line="276" w:lineRule="auto"/>
+        <w:rPr>
+          <w:color w:val="000000"/>
+        </w:rPr>
+      </w:pPr>
+      <w:r>
+        <w:rPr>
+          <w:color w:val="000000"/>
+        </w:rPr>
+        <w:t>Pipeline B (Frequency Based):</w:t>
       </w:r>
     </w:p>
     <w:p>
       <w:pPr>
         <w:pStyle w:val="NormalWeb"/>
-        <w:numPr>
-          <w:ilvl w:val="1"/>
-          <w:numId w:val="41"/>
-        </w:numPr>
-        <w:rPr>
-          <w:color w:val="000000"/>
-        </w:rPr>
-      </w:pPr>
-      <w:r>
-        <w:rPr>
-          <w:color w:val="000000"/>
-        </w:rPr>
-        <w:t>Peak in 2008–2010, decline afterward with digital sales shift.</w:t>
-      </w:r>
-    </w:p>
-    <w:p>
-      <w:pPr>
-        <w:pStyle w:val="NormalWeb"/>
-        <w:rPr>
-          <w:color w:val="000000"/>
-        </w:rPr>
-      </w:pPr>
-    </w:p>
-    <w:p>
-      <w:pPr>
-        <w:pStyle w:val="Heading2"/>
-        <w:rPr>
-          <w:color w:val="000000"/>
-          <w:sz w:val="36"/>
-          <w:szCs w:val="36"/>
-        </w:rPr>
-      </w:pPr>
-      <w:r>
-        <w:rPr>
-          <w:color w:val="000000"/>
-        </w:rPr>
-        <w:t>10. Integrated Preprocessing Pipeline</w:t>
-      </w:r>
-    </w:p>
-    <w:p>
-      <w:pPr>
-        <w:pStyle w:val="NormalWeb"/>
-        <w:rPr>
-          <w:color w:val="000000"/>
-        </w:rPr>
-      </w:pPr>
-      <w:r>
-        <w:rPr>
-          <w:color w:val="000000"/>
-        </w:rPr>
-        <w:t>We built</w:t>
-      </w:r>
-      <w:r>
-        <w:rPr>
-          <w:rStyle w:val="apple-converted-space"/>
-          <w:color w:val="000000"/>
-        </w:rPr>
-        <w:t> </w:t>
-      </w:r>
-      <w:r>
-        <w:rPr>
-          <w:rStyle w:val="Strong"/>
-          <w:rFonts w:eastAsiaTheme="majorEastAsia"/>
-          <w:color w:val="000000"/>
-        </w:rPr>
-        <w:t>two complete pipelines</w:t>
-      </w:r>
-      <w:r>
-        <w:rPr>
-          <w:rStyle w:val="apple-converted-space"/>
-          <w:color w:val="000000"/>
-        </w:rPr>
-        <w:t> </w:t>
-      </w:r>
-      <w:r>
-        <w:rPr>
-          <w:color w:val="000000"/>
-        </w:rPr>
-        <w:t>for experimentation:</w:t>
-      </w:r>
-    </w:p>
-    <w:p>
-      <w:pPr>
-        <w:pStyle w:val="NormalWeb"/>
-        <w:numPr>
-          <w:ilvl w:val="0"/>
-          <w:numId w:val="42"/>
-        </w:numPr>
-        <w:rPr>
-          <w:color w:val="000000"/>
-        </w:rPr>
-      </w:pPr>
-      <w:r>
-        <w:rPr>
-          <w:rStyle w:val="Strong"/>
-          <w:rFonts w:eastAsiaTheme="majorEastAsia"/>
-          <w:color w:val="000000"/>
-        </w:rPr>
-        <w:t>Pipeline A (One-Hot Based):</w:t>
-      </w:r>
-      <w:r>
-        <w:rPr>
-          <w:color w:val="000000"/>
-        </w:rPr>
-        <w:br/>
-        <w:t>Cleaning → OHE → Scaling → PCA → ML Model.</w:t>
-      </w:r>
-    </w:p>
-    <w:p>
-      <w:pPr>
-        <w:pStyle w:val="NormalWeb"/>
-        <w:numPr>
-          <w:ilvl w:val="0"/>
-          <w:numId w:val="42"/>
-        </w:numPr>
-        <w:rPr>
-          <w:color w:val="000000"/>
-        </w:rPr>
-      </w:pPr>
-      <w:r>
-        <w:rPr>
-          <w:rStyle w:val="Strong"/>
-          <w:rFonts w:eastAsiaTheme="majorEastAsia"/>
-          <w:color w:val="000000"/>
-        </w:rPr>
-        <w:t>Pipeline B (Frequency Based):</w:t>
-      </w:r>
-      <w:r>
-        <w:rPr>
-          <w:color w:val="000000"/>
-        </w:rPr>
-        <w:br/>
-        <w:t>Cleaning → Frequency Encoding → Scaling → Feature Selection → ML Model.</w:t>
-      </w:r>
-    </w:p>
-    <w:p>
-      <w:pPr>
-        <w:pStyle w:val="NormalWeb"/>
-        <w:rPr>
-          <w:color w:val="000000"/>
-        </w:rPr>
-      </w:pPr>
-    </w:p>
-    <w:p>
-      <w:pPr>
-        <w:pStyle w:val="NormalWeb"/>
-        <w:rPr>
-          <w:color w:val="000000"/>
-        </w:rPr>
-      </w:pPr>
-    </w:p>
-    <w:p>
-      <w:pPr>
-        <w:pStyle w:val="Heading1"/>
-        <w:spacing w:before="1"/>
-        <w:rPr>
-          <w:color w:val="000000" w:themeColor="text1"/>
-          <w:spacing w:val="-2"/>
-          <w:sz w:val="28"/>
-          <w:szCs w:val="28"/>
-          <w:u w:val="none"/>
-        </w:rPr>
-      </w:pPr>
+        <w:spacing w:line="276" w:lineRule="auto"/>
+        <w:ind w:left="720"/>
+        <w:rPr>
+          <w:color w:val="000000"/>
+        </w:rPr>
+      </w:pPr>
+      <w:r>
+        <w:rPr>
+          <w:color w:val="000000"/>
+        </w:rPr>
+        <w:t>Cleaning → Frequency Encoding → Scaling → Feature Selection → ML Model</w:t>
+      </w:r>
     </w:p>
     <w:sectPr>
       <w:footerReference w:type="default" r:id="rId9"/>
@@ -4600,6 +3917,118 @@
     </w:lvl>
   </w:abstractNum>
   <w:abstractNum w:abstractNumId="4" w15:restartNumberingAfterBreak="0">
+    <w:nsid w:val="0934484E"/>
+    <w:multiLevelType w:val="hybridMultilevel"/>
+    <w:tmpl w:val="5C64F76C"/>
+    <w:lvl w:ilvl="0" w:tplc="8B7EEDFC">
+      <w:numFmt w:val="bullet"/>
+      <w:lvlText w:val="•"/>
+      <w:lvlJc w:val="left"/>
+      <w:pPr>
+        <w:ind w:left="720" w:hanging="360"/>
+      </w:pPr>
+      <w:rPr>
+        <w:rFonts w:ascii="Times New Roman" w:eastAsia="Times New Roman" w:hAnsi="Times New Roman" w:cs="Times New Roman" w:hint="default"/>
+      </w:rPr>
+    </w:lvl>
+    <w:lvl w:ilvl="1" w:tplc="04090003" w:tentative="1">
+      <w:start w:val="1"/>
+      <w:numFmt w:val="bullet"/>
+      <w:lvlText w:val="o"/>
+      <w:lvlJc w:val="left"/>
+      <w:pPr>
+        <w:ind w:left="1440" w:hanging="360"/>
+      </w:pPr>
+      <w:rPr>
+        <w:rFonts w:ascii="Courier New" w:hAnsi="Courier New" w:cs="Courier New" w:hint="default"/>
+      </w:rPr>
+    </w:lvl>
+    <w:lvl w:ilvl="2" w:tplc="04090005" w:tentative="1">
+      <w:start w:val="1"/>
+      <w:numFmt w:val="bullet"/>
+      <w:lvlText w:val=""/>
+      <w:lvlJc w:val="left"/>
+      <w:pPr>
+        <w:ind w:left="2160" w:hanging="360"/>
+      </w:pPr>
+      <w:rPr>
+        <w:rFonts w:ascii="Wingdings" w:hAnsi="Wingdings" w:hint="default"/>
+      </w:rPr>
+    </w:lvl>
+    <w:lvl w:ilvl="3" w:tplc="04090001" w:tentative="1">
+      <w:start w:val="1"/>
+      <w:numFmt w:val="bullet"/>
+      <w:lvlText w:val=""/>
+      <w:lvlJc w:val="left"/>
+      <w:pPr>
+        <w:ind w:left="2880" w:hanging="360"/>
+      </w:pPr>
+      <w:rPr>
+        <w:rFonts w:ascii="Symbol" w:hAnsi="Symbol" w:hint="default"/>
+      </w:rPr>
+    </w:lvl>
+    <w:lvl w:ilvl="4" w:tplc="04090003" w:tentative="1">
+      <w:start w:val="1"/>
+      <w:numFmt w:val="bullet"/>
+      <w:lvlText w:val="o"/>
+      <w:lvlJc w:val="left"/>
+      <w:pPr>
+        <w:ind w:left="3600" w:hanging="360"/>
+      </w:pPr>
+      <w:rPr>
+        <w:rFonts w:ascii="Courier New" w:hAnsi="Courier New" w:cs="Courier New" w:hint="default"/>
+      </w:rPr>
+    </w:lvl>
+    <w:lvl w:ilvl="5" w:tplc="04090005" w:tentative="1">
+      <w:start w:val="1"/>
+      <w:numFmt w:val="bullet"/>
+      <w:lvlText w:val=""/>
+      <w:lvlJc w:val="left"/>
+      <w:pPr>
+        <w:ind w:left="4320" w:hanging="360"/>
+      </w:pPr>
+      <w:rPr>
+        <w:rFonts w:ascii="Wingdings" w:hAnsi="Wingdings" w:hint="default"/>
+      </w:rPr>
+    </w:lvl>
+    <w:lvl w:ilvl="6" w:tplc="04090001" w:tentative="1">
+      <w:start w:val="1"/>
+      <w:numFmt w:val="bullet"/>
+      <w:lvlText w:val=""/>
+      <w:lvlJc w:val="left"/>
+      <w:pPr>
+        <w:ind w:left="5040" w:hanging="360"/>
+      </w:pPr>
+      <w:rPr>
+        <w:rFonts w:ascii="Symbol" w:hAnsi="Symbol" w:hint="default"/>
+      </w:rPr>
+    </w:lvl>
+    <w:lvl w:ilvl="7" w:tplc="04090003" w:tentative="1">
+      <w:start w:val="1"/>
+      <w:numFmt w:val="bullet"/>
+      <w:lvlText w:val="o"/>
+      <w:lvlJc w:val="left"/>
+      <w:pPr>
+        <w:ind w:left="5760" w:hanging="360"/>
+      </w:pPr>
+      <w:rPr>
+        <w:rFonts w:ascii="Courier New" w:hAnsi="Courier New" w:cs="Courier New" w:hint="default"/>
+      </w:rPr>
+    </w:lvl>
+    <w:lvl w:ilvl="8" w:tplc="04090005" w:tentative="1">
+      <w:start w:val="1"/>
+      <w:numFmt w:val="bullet"/>
+      <w:lvlText w:val=""/>
+      <w:lvlJc w:val="left"/>
+      <w:pPr>
+        <w:ind w:left="6480" w:hanging="360"/>
+      </w:pPr>
+      <w:rPr>
+        <w:rFonts w:ascii="Wingdings" w:hAnsi="Wingdings" w:hint="default"/>
+      </w:rPr>
+    </w:lvl>
+  </w:abstractNum>
+  <w:abstractNum w:abstractNumId="5" w15:restartNumberingAfterBreak="0">
     <w:nsid w:val="093E3234"/>
     <w:multiLevelType w:val="multilevel"/>
     <w:tmpl w:val="6FFC8B54"/>
@@ -4748,7 +4177,120 @@
       </w:rPr>
     </w:lvl>
   </w:abstractNum>
-  <w:abstractNum w:abstractNumId="5" w15:restartNumberingAfterBreak="0">
+  <w:abstractNum w:abstractNumId="6" w15:restartNumberingAfterBreak="0">
+    <w:nsid w:val="0BA203F2"/>
+    <w:multiLevelType w:val="hybridMultilevel"/>
+    <w:tmpl w:val="F75E935E"/>
+    <w:lvl w:ilvl="0" w:tplc="04090001">
+      <w:start w:val="1"/>
+      <w:numFmt w:val="bullet"/>
+      <w:lvlText w:val=""/>
+      <w:lvlJc w:val="left"/>
+      <w:pPr>
+        <w:ind w:left="720" w:hanging="360"/>
+      </w:pPr>
+      <w:rPr>
+        <w:rFonts w:ascii="Symbol" w:hAnsi="Symbol" w:hint="default"/>
+      </w:rPr>
+    </w:lvl>
+    <w:lvl w:ilvl="1" w:tplc="04090003" w:tentative="1">
+      <w:start w:val="1"/>
+      <w:numFmt w:val="bullet"/>
+      <w:lvlText w:val="o"/>
+      <w:lvlJc w:val="left"/>
+      <w:pPr>
+        <w:ind w:left="1440" w:hanging="360"/>
+      </w:pPr>
+      <w:rPr>
+        <w:rFonts w:ascii="Courier New" w:hAnsi="Courier New" w:cs="Courier New" w:hint="default"/>
+      </w:rPr>
+    </w:lvl>
+    <w:lvl w:ilvl="2" w:tplc="04090005" w:tentative="1">
+      <w:start w:val="1"/>
+      <w:numFmt w:val="bullet"/>
+      <w:lvlText w:val=""/>
+      <w:lvlJc w:val="left"/>
+      <w:pPr>
+        <w:ind w:left="2160" w:hanging="360"/>
+      </w:pPr>
+      <w:rPr>
+        <w:rFonts w:ascii="Wingdings" w:hAnsi="Wingdings" w:hint="default"/>
+      </w:rPr>
+    </w:lvl>
+    <w:lvl w:ilvl="3" w:tplc="04090001" w:tentative="1">
+      <w:start w:val="1"/>
+      <w:numFmt w:val="bullet"/>
+      <w:lvlText w:val=""/>
+      <w:lvlJc w:val="left"/>
+      <w:pPr>
+        <w:ind w:left="2880" w:hanging="360"/>
+      </w:pPr>
+      <w:rPr>
+        <w:rFonts w:ascii="Symbol" w:hAnsi="Symbol" w:hint="default"/>
+      </w:rPr>
+    </w:lvl>
+    <w:lvl w:ilvl="4" w:tplc="04090003" w:tentative="1">
+      <w:start w:val="1"/>
+      <w:numFmt w:val="bullet"/>
+      <w:lvlText w:val="o"/>
+      <w:lvlJc w:val="left"/>
+      <w:pPr>
+        <w:ind w:left="3600" w:hanging="360"/>
+      </w:pPr>
+      <w:rPr>
+        <w:rFonts w:ascii="Courier New" w:hAnsi="Courier New" w:cs="Courier New" w:hint="default"/>
+      </w:rPr>
+    </w:lvl>
+    <w:lvl w:ilvl="5" w:tplc="04090005" w:tentative="1">
+      <w:start w:val="1"/>
+      <w:numFmt w:val="bullet"/>
+      <w:lvlText w:val=""/>
+      <w:lvlJc w:val="left"/>
+      <w:pPr>
+        <w:ind w:left="4320" w:hanging="360"/>
+      </w:pPr>
+      <w:rPr>
+        <w:rFonts w:ascii="Wingdings" w:hAnsi="Wingdings" w:hint="default"/>
+      </w:rPr>
+    </w:lvl>
+    <w:lvl w:ilvl="6" w:tplc="04090001" w:tentative="1">
+      <w:start w:val="1"/>
+      <w:numFmt w:val="bullet"/>
+      <w:lvlText w:val=""/>
+      <w:lvlJc w:val="left"/>
+      <w:pPr>
+        <w:ind w:left="5040" w:hanging="360"/>
+      </w:pPr>
+      <w:rPr>
+        <w:rFonts w:ascii="Symbol" w:hAnsi="Symbol" w:hint="default"/>
+      </w:rPr>
+    </w:lvl>
+    <w:lvl w:ilvl="7" w:tplc="04090003" w:tentative="1">
+      <w:start w:val="1"/>
+      <w:numFmt w:val="bullet"/>
+      <w:lvlText w:val="o"/>
+      <w:lvlJc w:val="left"/>
+      <w:pPr>
+        <w:ind w:left="5760" w:hanging="360"/>
+      </w:pPr>
+      <w:rPr>
+        <w:rFonts w:ascii="Courier New" w:hAnsi="Courier New" w:cs="Courier New" w:hint="default"/>
+      </w:rPr>
+    </w:lvl>
+    <w:lvl w:ilvl="8" w:tplc="04090005" w:tentative="1">
+      <w:start w:val="1"/>
+      <w:numFmt w:val="bullet"/>
+      <w:lvlText w:val=""/>
+      <w:lvlJc w:val="left"/>
+      <w:pPr>
+        <w:ind w:left="6480" w:hanging="360"/>
+      </w:pPr>
+      <w:rPr>
+        <w:rFonts w:ascii="Wingdings" w:hAnsi="Wingdings" w:hint="default"/>
+      </w:rPr>
+    </w:lvl>
+  </w:abstractNum>
+  <w:abstractNum w:abstractNumId="7" w15:restartNumberingAfterBreak="0">
     <w:nsid w:val="14814E85"/>
     <w:multiLevelType w:val="multilevel"/>
     <w:tmpl w:val="F96C2A02"/>
@@ -4897,7 +4439,7 @@
       </w:rPr>
     </w:lvl>
   </w:abstractNum>
-  <w:abstractNum w:abstractNumId="6" w15:restartNumberingAfterBreak="0">
+  <w:abstractNum w:abstractNumId="8" w15:restartNumberingAfterBreak="0">
     <w:nsid w:val="149B2E74"/>
     <w:multiLevelType w:val="hybridMultilevel"/>
     <w:tmpl w:val="C6DA0DAE"/>
@@ -4986,7 +4528,119 @@
       </w:pPr>
     </w:lvl>
   </w:abstractNum>
-  <w:abstractNum w:abstractNumId="7" w15:restartNumberingAfterBreak="0">
+  <w:abstractNum w:abstractNumId="9" w15:restartNumberingAfterBreak="0">
+    <w:nsid w:val="15AF1654"/>
+    <w:multiLevelType w:val="hybridMultilevel"/>
+    <w:tmpl w:val="8384F5D4"/>
+    <w:lvl w:ilvl="0" w:tplc="8B7EEDFC">
+      <w:numFmt w:val="bullet"/>
+      <w:lvlText w:val="•"/>
+      <w:lvlJc w:val="left"/>
+      <w:pPr>
+        <w:ind w:left="720" w:hanging="360"/>
+      </w:pPr>
+      <w:rPr>
+        <w:rFonts w:ascii="Times New Roman" w:eastAsia="Times New Roman" w:hAnsi="Times New Roman" w:cs="Times New Roman" w:hint="default"/>
+      </w:rPr>
+    </w:lvl>
+    <w:lvl w:ilvl="1" w:tplc="04090003" w:tentative="1">
+      <w:start w:val="1"/>
+      <w:numFmt w:val="bullet"/>
+      <w:lvlText w:val="o"/>
+      <w:lvlJc w:val="left"/>
+      <w:pPr>
+        <w:ind w:left="1440" w:hanging="360"/>
+      </w:pPr>
+      <w:rPr>
+        <w:rFonts w:ascii="Courier New" w:hAnsi="Courier New" w:cs="Courier New" w:hint="default"/>
+      </w:rPr>
+    </w:lvl>
+    <w:lvl w:ilvl="2" w:tplc="04090005" w:tentative="1">
+      <w:start w:val="1"/>
+      <w:numFmt w:val="bullet"/>
+      <w:lvlText w:val=""/>
+      <w:lvlJc w:val="left"/>
+      <w:pPr>
+        <w:ind w:left="2160" w:hanging="360"/>
+      </w:pPr>
+      <w:rPr>
+        <w:rFonts w:ascii="Wingdings" w:hAnsi="Wingdings" w:hint="default"/>
+      </w:rPr>
+    </w:lvl>
+    <w:lvl w:ilvl="3" w:tplc="04090001" w:tentative="1">
+      <w:start w:val="1"/>
+      <w:numFmt w:val="bullet"/>
+      <w:lvlText w:val=""/>
+      <w:lvlJc w:val="left"/>
+      <w:pPr>
+        <w:ind w:left="2880" w:hanging="360"/>
+      </w:pPr>
+      <w:rPr>
+        <w:rFonts w:ascii="Symbol" w:hAnsi="Symbol" w:hint="default"/>
+      </w:rPr>
+    </w:lvl>
+    <w:lvl w:ilvl="4" w:tplc="04090003" w:tentative="1">
+      <w:start w:val="1"/>
+      <w:numFmt w:val="bullet"/>
+      <w:lvlText w:val="o"/>
+      <w:lvlJc w:val="left"/>
+      <w:pPr>
+        <w:ind w:left="3600" w:hanging="360"/>
+      </w:pPr>
+      <w:rPr>
+        <w:rFonts w:ascii="Courier New" w:hAnsi="Courier New" w:cs="Courier New" w:hint="default"/>
+      </w:rPr>
+    </w:lvl>
+    <w:lvl w:ilvl="5" w:tplc="04090005" w:tentative="1">
+      <w:start w:val="1"/>
+      <w:numFmt w:val="bullet"/>
+      <w:lvlText w:val=""/>
+      <w:lvlJc w:val="left"/>
+      <w:pPr>
+        <w:ind w:left="4320" w:hanging="360"/>
+      </w:pPr>
+      <w:rPr>
+        <w:rFonts w:ascii="Wingdings" w:hAnsi="Wingdings" w:hint="default"/>
+      </w:rPr>
+    </w:lvl>
+    <w:lvl w:ilvl="6" w:tplc="04090001" w:tentative="1">
+      <w:start w:val="1"/>
+      <w:numFmt w:val="bullet"/>
+      <w:lvlText w:val=""/>
+      <w:lvlJc w:val="left"/>
+      <w:pPr>
+        <w:ind w:left="5040" w:hanging="360"/>
+      </w:pPr>
+      <w:rPr>
+        <w:rFonts w:ascii="Symbol" w:hAnsi="Symbol" w:hint="default"/>
+      </w:rPr>
+    </w:lvl>
+    <w:lvl w:ilvl="7" w:tplc="04090003" w:tentative="1">
+      <w:start w:val="1"/>
+      <w:numFmt w:val="bullet"/>
+      <w:lvlText w:val="o"/>
+      <w:lvlJc w:val="left"/>
+      <w:pPr>
+        <w:ind w:left="5760" w:hanging="360"/>
+      </w:pPr>
+      <w:rPr>
+        <w:rFonts w:ascii="Courier New" w:hAnsi="Courier New" w:cs="Courier New" w:hint="default"/>
+      </w:rPr>
+    </w:lvl>
+    <w:lvl w:ilvl="8" w:tplc="04090005" w:tentative="1">
+      <w:start w:val="1"/>
+      <w:numFmt w:val="bullet"/>
+      <w:lvlText w:val=""/>
+      <w:lvlJc w:val="left"/>
+      <w:pPr>
+        <w:ind w:left="6480" w:hanging="360"/>
+      </w:pPr>
+      <w:rPr>
+        <w:rFonts w:ascii="Wingdings" w:hAnsi="Wingdings" w:hint="default"/>
+      </w:rPr>
+    </w:lvl>
+  </w:abstractNum>
+  <w:abstractNum w:abstractNumId="10" w15:restartNumberingAfterBreak="0">
     <w:nsid w:val="192557C0"/>
     <w:multiLevelType w:val="hybridMultilevel"/>
     <w:tmpl w:val="462468C2"/>
@@ -5075,7 +4729,7 @@
       </w:pPr>
     </w:lvl>
   </w:abstractNum>
-  <w:abstractNum w:abstractNumId="8" w15:restartNumberingAfterBreak="0">
+  <w:abstractNum w:abstractNumId="11" w15:restartNumberingAfterBreak="0">
     <w:nsid w:val="1CB916E8"/>
     <w:multiLevelType w:val="multilevel"/>
     <w:tmpl w:val="D7C68436"/>
@@ -5224,7 +4878,7 @@
       </w:rPr>
     </w:lvl>
   </w:abstractNum>
-  <w:abstractNum w:abstractNumId="9" w15:restartNumberingAfterBreak="0">
+  <w:abstractNum w:abstractNumId="12" w15:restartNumberingAfterBreak="0">
     <w:nsid w:val="20546CC0"/>
     <w:multiLevelType w:val="multilevel"/>
     <w:tmpl w:val="7D7A3E74"/>
@@ -5337,7 +4991,7 @@
       </w:pPr>
     </w:lvl>
   </w:abstractNum>
-  <w:abstractNum w:abstractNumId="10" w15:restartNumberingAfterBreak="0">
+  <w:abstractNum w:abstractNumId="13" w15:restartNumberingAfterBreak="0">
     <w:nsid w:val="22C34F03"/>
     <w:multiLevelType w:val="hybridMultilevel"/>
     <w:tmpl w:val="814252AC"/>
@@ -5426,7 +5080,7 @@
       </w:pPr>
     </w:lvl>
   </w:abstractNum>
-  <w:abstractNum w:abstractNumId="11" w15:restartNumberingAfterBreak="0">
+  <w:abstractNum w:abstractNumId="14" w15:restartNumberingAfterBreak="0">
     <w:nsid w:val="2A071532"/>
     <w:multiLevelType w:val="multilevel"/>
     <w:tmpl w:val="C25CD3A8"/>
@@ -5539,7 +5193,7 @@
       </w:pPr>
     </w:lvl>
   </w:abstractNum>
-  <w:abstractNum w:abstractNumId="12" w15:restartNumberingAfterBreak="0">
+  <w:abstractNum w:abstractNumId="15" w15:restartNumberingAfterBreak="0">
     <w:nsid w:val="2B4D756D"/>
     <w:multiLevelType w:val="hybridMultilevel"/>
     <w:tmpl w:val="FB800876"/>
@@ -5628,7 +5282,119 @@
       </w:pPr>
     </w:lvl>
   </w:abstractNum>
-  <w:abstractNum w:abstractNumId="13" w15:restartNumberingAfterBreak="0">
+  <w:abstractNum w:abstractNumId="16" w15:restartNumberingAfterBreak="0">
+    <w:nsid w:val="2C9F08C8"/>
+    <w:multiLevelType w:val="hybridMultilevel"/>
+    <w:tmpl w:val="220CAE5E"/>
+    <w:lvl w:ilvl="0" w:tplc="8B7EEDFC">
+      <w:numFmt w:val="bullet"/>
+      <w:lvlText w:val="•"/>
+      <w:lvlJc w:val="left"/>
+      <w:pPr>
+        <w:ind w:left="720" w:hanging="360"/>
+      </w:pPr>
+      <w:rPr>
+        <w:rFonts w:ascii="Times New Roman" w:eastAsia="Times New Roman" w:hAnsi="Times New Roman" w:cs="Times New Roman" w:hint="default"/>
+      </w:rPr>
+    </w:lvl>
+    <w:lvl w:ilvl="1" w:tplc="04090003" w:tentative="1">
+      <w:start w:val="1"/>
+      <w:numFmt w:val="bullet"/>
+      <w:lvlText w:val="o"/>
+      <w:lvlJc w:val="left"/>
+      <w:pPr>
+        <w:ind w:left="1440" w:hanging="360"/>
+      </w:pPr>
+      <w:rPr>
+        <w:rFonts w:ascii="Courier New" w:hAnsi="Courier New" w:cs="Courier New" w:hint="default"/>
+      </w:rPr>
+    </w:lvl>
+    <w:lvl w:ilvl="2" w:tplc="04090005" w:tentative="1">
+      <w:start w:val="1"/>
+      <w:numFmt w:val="bullet"/>
+      <w:lvlText w:val=""/>
+      <w:lvlJc w:val="left"/>
+      <w:pPr>
+        <w:ind w:left="2160" w:hanging="360"/>
+      </w:pPr>
+      <w:rPr>
+        <w:rFonts w:ascii="Wingdings" w:hAnsi="Wingdings" w:hint="default"/>
+      </w:rPr>
+    </w:lvl>
+    <w:lvl w:ilvl="3" w:tplc="04090001" w:tentative="1">
+      <w:start w:val="1"/>
+      <w:numFmt w:val="bullet"/>
+      <w:lvlText w:val=""/>
+      <w:lvlJc w:val="left"/>
+      <w:pPr>
+        <w:ind w:left="2880" w:hanging="360"/>
+      </w:pPr>
+      <w:rPr>
+        <w:rFonts w:ascii="Symbol" w:hAnsi="Symbol" w:hint="default"/>
+      </w:rPr>
+    </w:lvl>
+    <w:lvl w:ilvl="4" w:tplc="04090003" w:tentative="1">
+      <w:start w:val="1"/>
+      <w:numFmt w:val="bullet"/>
+      <w:lvlText w:val="o"/>
+      <w:lvlJc w:val="left"/>
+      <w:pPr>
+        <w:ind w:left="3600" w:hanging="360"/>
+      </w:pPr>
+      <w:rPr>
+        <w:rFonts w:ascii="Courier New" w:hAnsi="Courier New" w:cs="Courier New" w:hint="default"/>
+      </w:rPr>
+    </w:lvl>
+    <w:lvl w:ilvl="5" w:tplc="04090005" w:tentative="1">
+      <w:start w:val="1"/>
+      <w:numFmt w:val="bullet"/>
+      <w:lvlText w:val=""/>
+      <w:lvlJc w:val="left"/>
+      <w:pPr>
+        <w:ind w:left="4320" w:hanging="360"/>
+      </w:pPr>
+      <w:rPr>
+        <w:rFonts w:ascii="Wingdings" w:hAnsi="Wingdings" w:hint="default"/>
+      </w:rPr>
+    </w:lvl>
+    <w:lvl w:ilvl="6" w:tplc="04090001" w:tentative="1">
+      <w:start w:val="1"/>
+      <w:numFmt w:val="bullet"/>
+      <w:lvlText w:val=""/>
+      <w:lvlJc w:val="left"/>
+      <w:pPr>
+        <w:ind w:left="5040" w:hanging="360"/>
+      </w:pPr>
+      <w:rPr>
+        <w:rFonts w:ascii="Symbol" w:hAnsi="Symbol" w:hint="default"/>
+      </w:rPr>
+    </w:lvl>
+    <w:lvl w:ilvl="7" w:tplc="04090003" w:tentative="1">
+      <w:start w:val="1"/>
+      <w:numFmt w:val="bullet"/>
+      <w:lvlText w:val="o"/>
+      <w:lvlJc w:val="left"/>
+      <w:pPr>
+        <w:ind w:left="5760" w:hanging="360"/>
+      </w:pPr>
+      <w:rPr>
+        <w:rFonts w:ascii="Courier New" w:hAnsi="Courier New" w:cs="Courier New" w:hint="default"/>
+      </w:rPr>
+    </w:lvl>
+    <w:lvl w:ilvl="8" w:tplc="04090005" w:tentative="1">
+      <w:start w:val="1"/>
+      <w:numFmt w:val="bullet"/>
+      <w:lvlText w:val=""/>
+      <w:lvlJc w:val="left"/>
+      <w:pPr>
+        <w:ind w:left="6480" w:hanging="360"/>
+      </w:pPr>
+      <w:rPr>
+        <w:rFonts w:ascii="Wingdings" w:hAnsi="Wingdings" w:hint="default"/>
+      </w:rPr>
+    </w:lvl>
+  </w:abstractNum>
+  <w:abstractNum w:abstractNumId="17" w15:restartNumberingAfterBreak="0">
     <w:nsid w:val="2E1B09C9"/>
     <w:multiLevelType w:val="multilevel"/>
     <w:tmpl w:val="42AC4EBC"/>
@@ -5777,7 +5543,7 @@
       </w:rPr>
     </w:lvl>
   </w:abstractNum>
-  <w:abstractNum w:abstractNumId="14" w15:restartNumberingAfterBreak="0">
+  <w:abstractNum w:abstractNumId="18" w15:restartNumberingAfterBreak="0">
     <w:nsid w:val="2FC85410"/>
     <w:multiLevelType w:val="multilevel"/>
     <w:tmpl w:val="BACEEA34"/>
@@ -5923,7 +5689,7 @@
       </w:rPr>
     </w:lvl>
   </w:abstractNum>
-  <w:abstractNum w:abstractNumId="15" w15:restartNumberingAfterBreak="0">
+  <w:abstractNum w:abstractNumId="19" w15:restartNumberingAfterBreak="0">
     <w:nsid w:val="31B76EE7"/>
     <w:multiLevelType w:val="hybridMultilevel"/>
     <w:tmpl w:val="8D9872DE"/>
@@ -6012,7 +5778,7 @@
       </w:pPr>
     </w:lvl>
   </w:abstractNum>
-  <w:abstractNum w:abstractNumId="16" w15:restartNumberingAfterBreak="0">
+  <w:abstractNum w:abstractNumId="20" w15:restartNumberingAfterBreak="0">
     <w:nsid w:val="35B77574"/>
     <w:multiLevelType w:val="hybridMultilevel"/>
     <w:tmpl w:val="4BBCC842"/>
@@ -6101,7 +5867,119 @@
       </w:pPr>
     </w:lvl>
   </w:abstractNum>
-  <w:abstractNum w:abstractNumId="17" w15:restartNumberingAfterBreak="0">
+  <w:abstractNum w:abstractNumId="21" w15:restartNumberingAfterBreak="0">
+    <w:nsid w:val="380E2C2B"/>
+    <w:multiLevelType w:val="hybridMultilevel"/>
+    <w:tmpl w:val="46D48F52"/>
+    <w:lvl w:ilvl="0" w:tplc="8B7EEDFC">
+      <w:numFmt w:val="bullet"/>
+      <w:lvlText w:val="•"/>
+      <w:lvlJc w:val="left"/>
+      <w:pPr>
+        <w:ind w:left="720" w:hanging="360"/>
+      </w:pPr>
+      <w:rPr>
+        <w:rFonts w:ascii="Times New Roman" w:eastAsia="Times New Roman" w:hAnsi="Times New Roman" w:cs="Times New Roman" w:hint="default"/>
+      </w:rPr>
+    </w:lvl>
+    <w:lvl w:ilvl="1" w:tplc="04090003" w:tentative="1">
+      <w:start w:val="1"/>
+      <w:numFmt w:val="bullet"/>
+      <w:lvlText w:val="o"/>
+      <w:lvlJc w:val="left"/>
+      <w:pPr>
+        <w:ind w:left="1440" w:hanging="360"/>
+      </w:pPr>
+      <w:rPr>
+        <w:rFonts w:ascii="Courier New" w:hAnsi="Courier New" w:cs="Courier New" w:hint="default"/>
+      </w:rPr>
+    </w:lvl>
+    <w:lvl w:ilvl="2" w:tplc="04090005" w:tentative="1">
+      <w:start w:val="1"/>
+      <w:numFmt w:val="bullet"/>
+      <w:lvlText w:val=""/>
+      <w:lvlJc w:val="left"/>
+      <w:pPr>
+        <w:ind w:left="2160" w:hanging="360"/>
+      </w:pPr>
+      <w:rPr>
+        <w:rFonts w:ascii="Wingdings" w:hAnsi="Wingdings" w:hint="default"/>
+      </w:rPr>
+    </w:lvl>
+    <w:lvl w:ilvl="3" w:tplc="04090001" w:tentative="1">
+      <w:start w:val="1"/>
+      <w:numFmt w:val="bullet"/>
+      <w:lvlText w:val=""/>
+      <w:lvlJc w:val="left"/>
+      <w:pPr>
+        <w:ind w:left="2880" w:hanging="360"/>
+      </w:pPr>
+      <w:rPr>
+        <w:rFonts w:ascii="Symbol" w:hAnsi="Symbol" w:hint="default"/>
+      </w:rPr>
+    </w:lvl>
+    <w:lvl w:ilvl="4" w:tplc="04090003" w:tentative="1">
+      <w:start w:val="1"/>
+      <w:numFmt w:val="bullet"/>
+      <w:lvlText w:val="o"/>
+      <w:lvlJc w:val="left"/>
+      <w:pPr>
+        <w:ind w:left="3600" w:hanging="360"/>
+      </w:pPr>
+      <w:rPr>
+        <w:rFonts w:ascii="Courier New" w:hAnsi="Courier New" w:cs="Courier New" w:hint="default"/>
+      </w:rPr>
+    </w:lvl>
+    <w:lvl w:ilvl="5" w:tplc="04090005" w:tentative="1">
+      <w:start w:val="1"/>
+      <w:numFmt w:val="bullet"/>
+      <w:lvlText w:val=""/>
+      <w:lvlJc w:val="left"/>
+      <w:pPr>
+        <w:ind w:left="4320" w:hanging="360"/>
+      </w:pPr>
+      <w:rPr>
+        <w:rFonts w:ascii="Wingdings" w:hAnsi="Wingdings" w:hint="default"/>
+      </w:rPr>
+    </w:lvl>
+    <w:lvl w:ilvl="6" w:tplc="04090001" w:tentative="1">
+      <w:start w:val="1"/>
+      <w:numFmt w:val="bullet"/>
+      <w:lvlText w:val=""/>
+      <w:lvlJc w:val="left"/>
+      <w:pPr>
+        <w:ind w:left="5040" w:hanging="360"/>
+      </w:pPr>
+      <w:rPr>
+        <w:rFonts w:ascii="Symbol" w:hAnsi="Symbol" w:hint="default"/>
+      </w:rPr>
+    </w:lvl>
+    <w:lvl w:ilvl="7" w:tplc="04090003" w:tentative="1">
+      <w:start w:val="1"/>
+      <w:numFmt w:val="bullet"/>
+      <w:lvlText w:val="o"/>
+      <w:lvlJc w:val="left"/>
+      <w:pPr>
+        <w:ind w:left="5760" w:hanging="360"/>
+      </w:pPr>
+      <w:rPr>
+        <w:rFonts w:ascii="Courier New" w:hAnsi="Courier New" w:cs="Courier New" w:hint="default"/>
+      </w:rPr>
+    </w:lvl>
+    <w:lvl w:ilvl="8" w:tplc="04090005" w:tentative="1">
+      <w:start w:val="1"/>
+      <w:numFmt w:val="bullet"/>
+      <w:lvlText w:val=""/>
+      <w:lvlJc w:val="left"/>
+      <w:pPr>
+        <w:ind w:left="6480" w:hanging="360"/>
+      </w:pPr>
+      <w:rPr>
+        <w:rFonts w:ascii="Wingdings" w:hAnsi="Wingdings" w:hint="default"/>
+      </w:rPr>
+    </w:lvl>
+  </w:abstractNum>
+  <w:abstractNum w:abstractNumId="22" w15:restartNumberingAfterBreak="0">
     <w:nsid w:val="3BF612FD"/>
     <w:multiLevelType w:val="hybridMultilevel"/>
     <w:tmpl w:val="51C2ED38"/>
@@ -6190,7 +6068,7 @@
       </w:pPr>
     </w:lvl>
   </w:abstractNum>
-  <w:abstractNum w:abstractNumId="18" w15:restartNumberingAfterBreak="0">
+  <w:abstractNum w:abstractNumId="23" w15:restartNumberingAfterBreak="0">
     <w:nsid w:val="3D4C5C46"/>
     <w:multiLevelType w:val="multilevel"/>
     <w:tmpl w:val="5B3A3F88"/>
@@ -6339,7 +6217,7 @@
       </w:rPr>
     </w:lvl>
   </w:abstractNum>
-  <w:abstractNum w:abstractNumId="19" w15:restartNumberingAfterBreak="0">
+  <w:abstractNum w:abstractNumId="24" w15:restartNumberingAfterBreak="0">
     <w:nsid w:val="3F49249F"/>
     <w:multiLevelType w:val="multilevel"/>
     <w:tmpl w:val="65CC9DD0"/>
@@ -6488,7 +6366,7 @@
       </w:rPr>
     </w:lvl>
   </w:abstractNum>
-  <w:abstractNum w:abstractNumId="20" w15:restartNumberingAfterBreak="0">
+  <w:abstractNum w:abstractNumId="25" w15:restartNumberingAfterBreak="0">
     <w:nsid w:val="419B1667"/>
     <w:multiLevelType w:val="hybridMultilevel"/>
     <w:tmpl w:val="41DA9B58"/>
@@ -6610,7 +6488,7 @@
       </w:rPr>
     </w:lvl>
   </w:abstractNum>
-  <w:abstractNum w:abstractNumId="21" w15:restartNumberingAfterBreak="0">
+  <w:abstractNum w:abstractNumId="26" w15:restartNumberingAfterBreak="0">
     <w:nsid w:val="42C00BDD"/>
     <w:multiLevelType w:val="hybridMultilevel"/>
     <w:tmpl w:val="9FC868CE"/>
@@ -6732,7 +6610,119 @@
       </w:rPr>
     </w:lvl>
   </w:abstractNum>
-  <w:abstractNum w:abstractNumId="22" w15:restartNumberingAfterBreak="0">
+  <w:abstractNum w:abstractNumId="27" w15:restartNumberingAfterBreak="0">
+    <w:nsid w:val="445109C0"/>
+    <w:multiLevelType w:val="hybridMultilevel"/>
+    <w:tmpl w:val="9C7A8F2C"/>
+    <w:lvl w:ilvl="0" w:tplc="8B7EEDFC">
+      <w:numFmt w:val="bullet"/>
+      <w:lvlText w:val="•"/>
+      <w:lvlJc w:val="left"/>
+      <w:pPr>
+        <w:ind w:left="720" w:hanging="360"/>
+      </w:pPr>
+      <w:rPr>
+        <w:rFonts w:ascii="Times New Roman" w:eastAsia="Times New Roman" w:hAnsi="Times New Roman" w:cs="Times New Roman" w:hint="default"/>
+      </w:rPr>
+    </w:lvl>
+    <w:lvl w:ilvl="1" w:tplc="04090003" w:tentative="1">
+      <w:start w:val="1"/>
+      <w:numFmt w:val="bullet"/>
+      <w:lvlText w:val="o"/>
+      <w:lvlJc w:val="left"/>
+      <w:pPr>
+        <w:ind w:left="1440" w:hanging="360"/>
+      </w:pPr>
+      <w:rPr>
+        <w:rFonts w:ascii="Courier New" w:hAnsi="Courier New" w:cs="Courier New" w:hint="default"/>
+      </w:rPr>
+    </w:lvl>
+    <w:lvl w:ilvl="2" w:tplc="04090005" w:tentative="1">
+      <w:start w:val="1"/>
+      <w:numFmt w:val="bullet"/>
+      <w:lvlText w:val=""/>
+      <w:lvlJc w:val="left"/>
+      <w:pPr>
+        <w:ind w:left="2160" w:hanging="360"/>
+      </w:pPr>
+      <w:rPr>
+        <w:rFonts w:ascii="Wingdings" w:hAnsi="Wingdings" w:hint="default"/>
+      </w:rPr>
+    </w:lvl>
+    <w:lvl w:ilvl="3" w:tplc="04090001" w:tentative="1">
+      <w:start w:val="1"/>
+      <w:numFmt w:val="bullet"/>
+      <w:lvlText w:val=""/>
+      <w:lvlJc w:val="left"/>
+      <w:pPr>
+        <w:ind w:left="2880" w:hanging="360"/>
+      </w:pPr>
+      <w:rPr>
+        <w:rFonts w:ascii="Symbol" w:hAnsi="Symbol" w:hint="default"/>
+      </w:rPr>
+    </w:lvl>
+    <w:lvl w:ilvl="4" w:tplc="04090003" w:tentative="1">
+      <w:start w:val="1"/>
+      <w:numFmt w:val="bullet"/>
+      <w:lvlText w:val="o"/>
+      <w:lvlJc w:val="left"/>
+      <w:pPr>
+        <w:ind w:left="3600" w:hanging="360"/>
+      </w:pPr>
+      <w:rPr>
+        <w:rFonts w:ascii="Courier New" w:hAnsi="Courier New" w:cs="Courier New" w:hint="default"/>
+      </w:rPr>
+    </w:lvl>
+    <w:lvl w:ilvl="5" w:tplc="04090005" w:tentative="1">
+      <w:start w:val="1"/>
+      <w:numFmt w:val="bullet"/>
+      <w:lvlText w:val=""/>
+      <w:lvlJc w:val="left"/>
+      <w:pPr>
+        <w:ind w:left="4320" w:hanging="360"/>
+      </w:pPr>
+      <w:rPr>
+        <w:rFonts w:ascii="Wingdings" w:hAnsi="Wingdings" w:hint="default"/>
+      </w:rPr>
+    </w:lvl>
+    <w:lvl w:ilvl="6" w:tplc="04090001" w:tentative="1">
+      <w:start w:val="1"/>
+      <w:numFmt w:val="bullet"/>
+      <w:lvlText w:val=""/>
+      <w:lvlJc w:val="left"/>
+      <w:pPr>
+        <w:ind w:left="5040" w:hanging="360"/>
+      </w:pPr>
+      <w:rPr>
+        <w:rFonts w:ascii="Symbol" w:hAnsi="Symbol" w:hint="default"/>
+      </w:rPr>
+    </w:lvl>
+    <w:lvl w:ilvl="7" w:tplc="04090003" w:tentative="1">
+      <w:start w:val="1"/>
+      <w:numFmt w:val="bullet"/>
+      <w:lvlText w:val="o"/>
+      <w:lvlJc w:val="left"/>
+      <w:pPr>
+        <w:ind w:left="5760" w:hanging="360"/>
+      </w:pPr>
+      <w:rPr>
+        <w:rFonts w:ascii="Courier New" w:hAnsi="Courier New" w:cs="Courier New" w:hint="default"/>
+      </w:rPr>
+    </w:lvl>
+    <w:lvl w:ilvl="8" w:tplc="04090005" w:tentative="1">
+      <w:start w:val="1"/>
+      <w:numFmt w:val="bullet"/>
+      <w:lvlText w:val=""/>
+      <w:lvlJc w:val="left"/>
+      <w:pPr>
+        <w:ind w:left="6480" w:hanging="360"/>
+      </w:pPr>
+      <w:rPr>
+        <w:rFonts w:ascii="Wingdings" w:hAnsi="Wingdings" w:hint="default"/>
+      </w:rPr>
+    </w:lvl>
+  </w:abstractNum>
+  <w:abstractNum w:abstractNumId="28" w15:restartNumberingAfterBreak="0">
     <w:nsid w:val="45620281"/>
     <w:multiLevelType w:val="hybridMultilevel"/>
     <w:tmpl w:val="5B7E6F10"/>
@@ -6821,7 +6811,7 @@
       </w:pPr>
     </w:lvl>
   </w:abstractNum>
-  <w:abstractNum w:abstractNumId="23" w15:restartNumberingAfterBreak="0">
+  <w:abstractNum w:abstractNumId="29" w15:restartNumberingAfterBreak="0">
     <w:nsid w:val="459E0E6E"/>
     <w:multiLevelType w:val="multilevel"/>
     <w:tmpl w:val="AB5683D8"/>
@@ -6970,7 +6960,119 @@
       </w:rPr>
     </w:lvl>
   </w:abstractNum>
-  <w:abstractNum w:abstractNumId="24" w15:restartNumberingAfterBreak="0">
+  <w:abstractNum w:abstractNumId="30" w15:restartNumberingAfterBreak="0">
+    <w:nsid w:val="478B7001"/>
+    <w:multiLevelType w:val="hybridMultilevel"/>
+    <w:tmpl w:val="3B56B392"/>
+    <w:lvl w:ilvl="0" w:tplc="8B7EEDFC">
+      <w:numFmt w:val="bullet"/>
+      <w:lvlText w:val="•"/>
+      <w:lvlJc w:val="left"/>
+      <w:pPr>
+        <w:ind w:left="720" w:hanging="360"/>
+      </w:pPr>
+      <w:rPr>
+        <w:rFonts w:ascii="Times New Roman" w:eastAsia="Times New Roman" w:hAnsi="Times New Roman" w:cs="Times New Roman" w:hint="default"/>
+      </w:rPr>
+    </w:lvl>
+    <w:lvl w:ilvl="1" w:tplc="04090003" w:tentative="1">
+      <w:start w:val="1"/>
+      <w:numFmt w:val="bullet"/>
+      <w:lvlText w:val="o"/>
+      <w:lvlJc w:val="left"/>
+      <w:pPr>
+        <w:ind w:left="1440" w:hanging="360"/>
+      </w:pPr>
+      <w:rPr>
+        <w:rFonts w:ascii="Courier New" w:hAnsi="Courier New" w:cs="Courier New" w:hint="default"/>
+      </w:rPr>
+    </w:lvl>
+    <w:lvl w:ilvl="2" w:tplc="04090005" w:tentative="1">
+      <w:start w:val="1"/>
+      <w:numFmt w:val="bullet"/>
+      <w:lvlText w:val=""/>
+      <w:lvlJc w:val="left"/>
+      <w:pPr>
+        <w:ind w:left="2160" w:hanging="360"/>
+      </w:pPr>
+      <w:rPr>
+        <w:rFonts w:ascii="Wingdings" w:hAnsi="Wingdings" w:hint="default"/>
+      </w:rPr>
+    </w:lvl>
+    <w:lvl w:ilvl="3" w:tplc="04090001" w:tentative="1">
+      <w:start w:val="1"/>
+      <w:numFmt w:val="bullet"/>
+      <w:lvlText w:val=""/>
+      <w:lvlJc w:val="left"/>
+      <w:pPr>
+        <w:ind w:left="2880" w:hanging="360"/>
+      </w:pPr>
+      <w:rPr>
+        <w:rFonts w:ascii="Symbol" w:hAnsi="Symbol" w:hint="default"/>
+      </w:rPr>
+    </w:lvl>
+    <w:lvl w:ilvl="4" w:tplc="04090003" w:tentative="1">
+      <w:start w:val="1"/>
+      <w:numFmt w:val="bullet"/>
+      <w:lvlText w:val="o"/>
+      <w:lvlJc w:val="left"/>
+      <w:pPr>
+        <w:ind w:left="3600" w:hanging="360"/>
+      </w:pPr>
+      <w:rPr>
+        <w:rFonts w:ascii="Courier New" w:hAnsi="Courier New" w:cs="Courier New" w:hint="default"/>
+      </w:rPr>
+    </w:lvl>
+    <w:lvl w:ilvl="5" w:tplc="04090005" w:tentative="1">
+      <w:start w:val="1"/>
+      <w:numFmt w:val="bullet"/>
+      <w:lvlText w:val=""/>
+      <w:lvlJc w:val="left"/>
+      <w:pPr>
+        <w:ind w:left="4320" w:hanging="360"/>
+      </w:pPr>
+      <w:rPr>
+        <w:rFonts w:ascii="Wingdings" w:hAnsi="Wingdings" w:hint="default"/>
+      </w:rPr>
+    </w:lvl>
+    <w:lvl w:ilvl="6" w:tplc="04090001" w:tentative="1">
+      <w:start w:val="1"/>
+      <w:numFmt w:val="bullet"/>
+      <w:lvlText w:val=""/>
+      <w:lvlJc w:val="left"/>
+      <w:pPr>
+        <w:ind w:left="5040" w:hanging="360"/>
+      </w:pPr>
+      <w:rPr>
+        <w:rFonts w:ascii="Symbol" w:hAnsi="Symbol" w:hint="default"/>
+      </w:rPr>
+    </w:lvl>
+    <w:lvl w:ilvl="7" w:tplc="04090003" w:tentative="1">
+      <w:start w:val="1"/>
+      <w:numFmt w:val="bullet"/>
+      <w:lvlText w:val="o"/>
+      <w:lvlJc w:val="left"/>
+      <w:pPr>
+        <w:ind w:left="5760" w:hanging="360"/>
+      </w:pPr>
+      <w:rPr>
+        <w:rFonts w:ascii="Courier New" w:hAnsi="Courier New" w:cs="Courier New" w:hint="default"/>
+      </w:rPr>
+    </w:lvl>
+    <w:lvl w:ilvl="8" w:tplc="04090005" w:tentative="1">
+      <w:start w:val="1"/>
+      <w:numFmt w:val="bullet"/>
+      <w:lvlText w:val=""/>
+      <w:lvlJc w:val="left"/>
+      <w:pPr>
+        <w:ind w:left="6480" w:hanging="360"/>
+      </w:pPr>
+      <w:rPr>
+        <w:rFonts w:ascii="Wingdings" w:hAnsi="Wingdings" w:hint="default"/>
+      </w:rPr>
+    </w:lvl>
+  </w:abstractNum>
+  <w:abstractNum w:abstractNumId="31" w15:restartNumberingAfterBreak="0">
     <w:nsid w:val="481E7A41"/>
     <w:multiLevelType w:val="hybridMultilevel"/>
     <w:tmpl w:val="45F09E3A"/>
@@ -7059,7 +7161,119 @@
       </w:pPr>
     </w:lvl>
   </w:abstractNum>
-  <w:abstractNum w:abstractNumId="25" w15:restartNumberingAfterBreak="0">
+  <w:abstractNum w:abstractNumId="32" w15:restartNumberingAfterBreak="0">
+    <w:nsid w:val="49AF14FC"/>
+    <w:multiLevelType w:val="hybridMultilevel"/>
+    <w:tmpl w:val="915603BA"/>
+    <w:lvl w:ilvl="0" w:tplc="8B7EEDFC">
+      <w:numFmt w:val="bullet"/>
+      <w:lvlText w:val="•"/>
+      <w:lvlJc w:val="left"/>
+      <w:pPr>
+        <w:ind w:left="720" w:hanging="360"/>
+      </w:pPr>
+      <w:rPr>
+        <w:rFonts w:ascii="Times New Roman" w:eastAsia="Times New Roman" w:hAnsi="Times New Roman" w:cs="Times New Roman" w:hint="default"/>
+      </w:rPr>
+    </w:lvl>
+    <w:lvl w:ilvl="1" w:tplc="04090003" w:tentative="1">
+      <w:start w:val="1"/>
+      <w:numFmt w:val="bullet"/>
+      <w:lvlText w:val="o"/>
+      <w:lvlJc w:val="left"/>
+      <w:pPr>
+        <w:ind w:left="1440" w:hanging="360"/>
+      </w:pPr>
+      <w:rPr>
+        <w:rFonts w:ascii="Courier New" w:hAnsi="Courier New" w:cs="Courier New" w:hint="default"/>
+      </w:rPr>
+    </w:lvl>
+    <w:lvl w:ilvl="2" w:tplc="04090005" w:tentative="1">
+      <w:start w:val="1"/>
+      <w:numFmt w:val="bullet"/>
+      <w:lvlText w:val=""/>
+      <w:lvlJc w:val="left"/>
+      <w:pPr>
+        <w:ind w:left="2160" w:hanging="360"/>
+      </w:pPr>
+      <w:rPr>
+        <w:rFonts w:ascii="Wingdings" w:hAnsi="Wingdings" w:hint="default"/>
+      </w:rPr>
+    </w:lvl>
+    <w:lvl w:ilvl="3" w:tplc="04090001" w:tentative="1">
+      <w:start w:val="1"/>
+      <w:numFmt w:val="bullet"/>
+      <w:lvlText w:val=""/>
+      <w:lvlJc w:val="left"/>
+      <w:pPr>
+        <w:ind w:left="2880" w:hanging="360"/>
+      </w:pPr>
+      <w:rPr>
+        <w:rFonts w:ascii="Symbol" w:hAnsi="Symbol" w:hint="default"/>
+      </w:rPr>
+    </w:lvl>
+    <w:lvl w:ilvl="4" w:tplc="04090003" w:tentative="1">
+      <w:start w:val="1"/>
+      <w:numFmt w:val="bullet"/>
+      <w:lvlText w:val="o"/>
+      <w:lvlJc w:val="left"/>
+      <w:pPr>
+        <w:ind w:left="3600" w:hanging="360"/>
+      </w:pPr>
+      <w:rPr>
+        <w:rFonts w:ascii="Courier New" w:hAnsi="Courier New" w:cs="Courier New" w:hint="default"/>
+      </w:rPr>
+    </w:lvl>
+    <w:lvl w:ilvl="5" w:tplc="04090005" w:tentative="1">
+      <w:start w:val="1"/>
+      <w:numFmt w:val="bullet"/>
+      <w:lvlText w:val=""/>
+      <w:lvlJc w:val="left"/>
+      <w:pPr>
+        <w:ind w:left="4320" w:hanging="360"/>
+      </w:pPr>
+      <w:rPr>
+        <w:rFonts w:ascii="Wingdings" w:hAnsi="Wingdings" w:hint="default"/>
+      </w:rPr>
+    </w:lvl>
+    <w:lvl w:ilvl="6" w:tplc="04090001" w:tentative="1">
+      <w:start w:val="1"/>
+      <w:numFmt w:val="bullet"/>
+      <w:lvlText w:val=""/>
+      <w:lvlJc w:val="left"/>
+      <w:pPr>
+        <w:ind w:left="5040" w:hanging="360"/>
+      </w:pPr>
+      <w:rPr>
+        <w:rFonts w:ascii="Symbol" w:hAnsi="Symbol" w:hint="default"/>
+      </w:rPr>
+    </w:lvl>
+    <w:lvl w:ilvl="7" w:tplc="04090003" w:tentative="1">
+      <w:start w:val="1"/>
+      <w:numFmt w:val="bullet"/>
+      <w:lvlText w:val="o"/>
+      <w:lvlJc w:val="left"/>
+      <w:pPr>
+        <w:ind w:left="5760" w:hanging="360"/>
+      </w:pPr>
+      <w:rPr>
+        <w:rFonts w:ascii="Courier New" w:hAnsi="Courier New" w:cs="Courier New" w:hint="default"/>
+      </w:rPr>
+    </w:lvl>
+    <w:lvl w:ilvl="8" w:tplc="04090005" w:tentative="1">
+      <w:start w:val="1"/>
+      <w:numFmt w:val="bullet"/>
+      <w:lvlText w:val=""/>
+      <w:lvlJc w:val="left"/>
+      <w:pPr>
+        <w:ind w:left="6480" w:hanging="360"/>
+      </w:pPr>
+      <w:rPr>
+        <w:rFonts w:ascii="Wingdings" w:hAnsi="Wingdings" w:hint="default"/>
+      </w:rPr>
+    </w:lvl>
+  </w:abstractNum>
+  <w:abstractNum w:abstractNumId="33" w15:restartNumberingAfterBreak="0">
     <w:nsid w:val="49CE1542"/>
     <w:multiLevelType w:val="multilevel"/>
     <w:tmpl w:val="95820EF6"/>
@@ -7208,7 +7422,118 @@
       </w:rPr>
     </w:lvl>
   </w:abstractNum>
-  <w:abstractNum w:abstractNumId="26" w15:restartNumberingAfterBreak="0">
+  <w:abstractNum w:abstractNumId="34" w15:restartNumberingAfterBreak="0">
+    <w:nsid w:val="521836F9"/>
+    <w:multiLevelType w:val="hybridMultilevel"/>
+    <w:tmpl w:val="4134DDD4"/>
+    <w:lvl w:ilvl="0" w:tplc="8B7EEDFC">
+      <w:numFmt w:val="bullet"/>
+      <w:lvlText w:val="•"/>
+      <w:lvlJc w:val="left"/>
+      <w:pPr>
+        <w:ind w:left="720" w:hanging="360"/>
+      </w:pPr>
+      <w:rPr>
+        <w:rFonts w:ascii="Times New Roman" w:eastAsia="Times New Roman" w:hAnsi="Times New Roman" w:cs="Times New Roman" w:hint="default"/>
+      </w:rPr>
+    </w:lvl>
+    <w:lvl w:ilvl="1" w:tplc="5484BB88">
+      <w:numFmt w:val="bullet"/>
+      <w:lvlText w:val=""/>
+      <w:lvlJc w:val="left"/>
+      <w:pPr>
+        <w:ind w:left="1440" w:hanging="360"/>
+      </w:pPr>
+      <w:rPr>
+        <w:rFonts w:ascii="Symbol" w:eastAsia="Times New Roman" w:hAnsi="Symbol" w:cs="Times New Roman" w:hint="default"/>
+      </w:rPr>
+    </w:lvl>
+    <w:lvl w:ilvl="2" w:tplc="04090005" w:tentative="1">
+      <w:start w:val="1"/>
+      <w:numFmt w:val="bullet"/>
+      <w:lvlText w:val=""/>
+      <w:lvlJc w:val="left"/>
+      <w:pPr>
+        <w:ind w:left="2160" w:hanging="360"/>
+      </w:pPr>
+      <w:rPr>
+        <w:rFonts w:ascii="Wingdings" w:hAnsi="Wingdings" w:hint="default"/>
+      </w:rPr>
+    </w:lvl>
+    <w:lvl w:ilvl="3" w:tplc="04090001" w:tentative="1">
+      <w:start w:val="1"/>
+      <w:numFmt w:val="bullet"/>
+      <w:lvlText w:val=""/>
+      <w:lvlJc w:val="left"/>
+      <w:pPr>
+        <w:ind w:left="2880" w:hanging="360"/>
+      </w:pPr>
+      <w:rPr>
+        <w:rFonts w:ascii="Symbol" w:hAnsi="Symbol" w:hint="default"/>
+      </w:rPr>
+    </w:lvl>
+    <w:lvl w:ilvl="4" w:tplc="04090003" w:tentative="1">
+      <w:start w:val="1"/>
+      <w:numFmt w:val="bullet"/>
+      <w:lvlText w:val="o"/>
+      <w:lvlJc w:val="left"/>
+      <w:pPr>
+        <w:ind w:left="3600" w:hanging="360"/>
+      </w:pPr>
+      <w:rPr>
+        <w:rFonts w:ascii="Courier New" w:hAnsi="Courier New" w:cs="Courier New" w:hint="default"/>
+      </w:rPr>
+    </w:lvl>
+    <w:lvl w:ilvl="5" w:tplc="04090005" w:tentative="1">
+      <w:start w:val="1"/>
+      <w:numFmt w:val="bullet"/>
+      <w:lvlText w:val=""/>
+      <w:lvlJc w:val="left"/>
+      <w:pPr>
+        <w:ind w:left="4320" w:hanging="360"/>
+      </w:pPr>
+      <w:rPr>
+        <w:rFonts w:ascii="Wingdings" w:hAnsi="Wingdings" w:hint="default"/>
+      </w:rPr>
+    </w:lvl>
+    <w:lvl w:ilvl="6" w:tplc="04090001" w:tentative="1">
+      <w:start w:val="1"/>
+      <w:numFmt w:val="bullet"/>
+      <w:lvlText w:val=""/>
+      <w:lvlJc w:val="left"/>
+      <w:pPr>
+        <w:ind w:left="5040" w:hanging="360"/>
+      </w:pPr>
+      <w:rPr>
+        <w:rFonts w:ascii="Symbol" w:hAnsi="Symbol" w:hint="default"/>
+      </w:rPr>
+    </w:lvl>
+    <w:lvl w:ilvl="7" w:tplc="04090003" w:tentative="1">
+      <w:start w:val="1"/>
+      <w:numFmt w:val="bullet"/>
+      <w:lvlText w:val="o"/>
+      <w:lvlJc w:val="left"/>
+      <w:pPr>
+        <w:ind w:left="5760" w:hanging="360"/>
+      </w:pPr>
+      <w:rPr>
+        <w:rFonts w:ascii="Courier New" w:hAnsi="Courier New" w:cs="Courier New" w:hint="default"/>
+      </w:rPr>
+    </w:lvl>
+    <w:lvl w:ilvl="8" w:tplc="04090005" w:tentative="1">
+      <w:start w:val="1"/>
+      <w:numFmt w:val="bullet"/>
+      <w:lvlText w:val=""/>
+      <w:lvlJc w:val="left"/>
+      <w:pPr>
+        <w:ind w:left="6480" w:hanging="360"/>
+      </w:pPr>
+      <w:rPr>
+        <w:rFonts w:ascii="Wingdings" w:hAnsi="Wingdings" w:hint="default"/>
+      </w:rPr>
+    </w:lvl>
+  </w:abstractNum>
+  <w:abstractNum w:abstractNumId="35" w15:restartNumberingAfterBreak="0">
     <w:nsid w:val="5403340D"/>
     <w:multiLevelType w:val="hybridMultilevel"/>
     <w:tmpl w:val="3CCA637A"/>
@@ -7297,7 +7622,7 @@
       </w:pPr>
     </w:lvl>
   </w:abstractNum>
-  <w:abstractNum w:abstractNumId="27" w15:restartNumberingAfterBreak="0">
+  <w:abstractNum w:abstractNumId="36" w15:restartNumberingAfterBreak="0">
     <w:nsid w:val="58AD2D33"/>
     <w:multiLevelType w:val="hybridMultilevel"/>
     <w:tmpl w:val="AA3A052C"/>
@@ -7386,7 +7711,119 @@
       </w:pPr>
     </w:lvl>
   </w:abstractNum>
-  <w:abstractNum w:abstractNumId="28" w15:restartNumberingAfterBreak="0">
+  <w:abstractNum w:abstractNumId="37" w15:restartNumberingAfterBreak="0">
+    <w:nsid w:val="5C185087"/>
+    <w:multiLevelType w:val="hybridMultilevel"/>
+    <w:tmpl w:val="079C3710"/>
+    <w:lvl w:ilvl="0" w:tplc="8B7EEDFC">
+      <w:numFmt w:val="bullet"/>
+      <w:lvlText w:val="•"/>
+      <w:lvlJc w:val="left"/>
+      <w:pPr>
+        <w:ind w:left="720" w:hanging="360"/>
+      </w:pPr>
+      <w:rPr>
+        <w:rFonts w:ascii="Times New Roman" w:eastAsia="Times New Roman" w:hAnsi="Times New Roman" w:cs="Times New Roman" w:hint="default"/>
+      </w:rPr>
+    </w:lvl>
+    <w:lvl w:ilvl="1" w:tplc="04090003" w:tentative="1">
+      <w:start w:val="1"/>
+      <w:numFmt w:val="bullet"/>
+      <w:lvlText w:val="o"/>
+      <w:lvlJc w:val="left"/>
+      <w:pPr>
+        <w:ind w:left="1440" w:hanging="360"/>
+      </w:pPr>
+      <w:rPr>
+        <w:rFonts w:ascii="Courier New" w:hAnsi="Courier New" w:cs="Courier New" w:hint="default"/>
+      </w:rPr>
+    </w:lvl>
+    <w:lvl w:ilvl="2" w:tplc="04090005" w:tentative="1">
+      <w:start w:val="1"/>
+      <w:numFmt w:val="bullet"/>
+      <w:lvlText w:val=""/>
+      <w:lvlJc w:val="left"/>
+      <w:pPr>
+        <w:ind w:left="2160" w:hanging="360"/>
+      </w:pPr>
+      <w:rPr>
+        <w:rFonts w:ascii="Wingdings" w:hAnsi="Wingdings" w:hint="default"/>
+      </w:rPr>
+    </w:lvl>
+    <w:lvl w:ilvl="3" w:tplc="04090001" w:tentative="1">
+      <w:start w:val="1"/>
+      <w:numFmt w:val="bullet"/>
+      <w:lvlText w:val=""/>
+      <w:lvlJc w:val="left"/>
+      <w:pPr>
+        <w:ind w:left="2880" w:hanging="360"/>
+      </w:pPr>
+      <w:rPr>
+        <w:rFonts w:ascii="Symbol" w:hAnsi="Symbol" w:hint="default"/>
+      </w:rPr>
+    </w:lvl>
+    <w:lvl w:ilvl="4" w:tplc="04090003" w:tentative="1">
+      <w:start w:val="1"/>
+      <w:numFmt w:val="bullet"/>
+      <w:lvlText w:val="o"/>
+      <w:lvlJc w:val="left"/>
+      <w:pPr>
+        <w:ind w:left="3600" w:hanging="360"/>
+      </w:pPr>
+      <w:rPr>
+        <w:rFonts w:ascii="Courier New" w:hAnsi="Courier New" w:cs="Courier New" w:hint="default"/>
+      </w:rPr>
+    </w:lvl>
+    <w:lvl w:ilvl="5" w:tplc="04090005" w:tentative="1">
+      <w:start w:val="1"/>
+      <w:numFmt w:val="bullet"/>
+      <w:lvlText w:val=""/>
+      <w:lvlJc w:val="left"/>
+      <w:pPr>
+        <w:ind w:left="4320" w:hanging="360"/>
+      </w:pPr>
+      <w:rPr>
+        <w:rFonts w:ascii="Wingdings" w:hAnsi="Wingdings" w:hint="default"/>
+      </w:rPr>
+    </w:lvl>
+    <w:lvl w:ilvl="6" w:tplc="04090001" w:tentative="1">
+      <w:start w:val="1"/>
+      <w:numFmt w:val="bullet"/>
+      <w:lvlText w:val=""/>
+      <w:lvlJc w:val="left"/>
+      <w:pPr>
+        <w:ind w:left="5040" w:hanging="360"/>
+      </w:pPr>
+      <w:rPr>
+        <w:rFonts w:ascii="Symbol" w:hAnsi="Symbol" w:hint="default"/>
+      </w:rPr>
+    </w:lvl>
+    <w:lvl w:ilvl="7" w:tplc="04090003" w:tentative="1">
+      <w:start w:val="1"/>
+      <w:numFmt w:val="bullet"/>
+      <w:lvlText w:val="o"/>
+      <w:lvlJc w:val="left"/>
+      <w:pPr>
+        <w:ind w:left="5760" w:hanging="360"/>
+      </w:pPr>
+      <w:rPr>
+        <w:rFonts w:ascii="Courier New" w:hAnsi="Courier New" w:cs="Courier New" w:hint="default"/>
+      </w:rPr>
+    </w:lvl>
+    <w:lvl w:ilvl="8" w:tplc="04090005" w:tentative="1">
+      <w:start w:val="1"/>
+      <w:numFmt w:val="bullet"/>
+      <w:lvlText w:val=""/>
+      <w:lvlJc w:val="left"/>
+      <w:pPr>
+        <w:ind w:left="6480" w:hanging="360"/>
+      </w:pPr>
+      <w:rPr>
+        <w:rFonts w:ascii="Wingdings" w:hAnsi="Wingdings" w:hint="default"/>
+      </w:rPr>
+    </w:lvl>
+  </w:abstractNum>
+  <w:abstractNum w:abstractNumId="38" w15:restartNumberingAfterBreak="0">
     <w:nsid w:val="5DFA7867"/>
     <w:multiLevelType w:val="multilevel"/>
     <w:tmpl w:val="B50E7EBC"/>
@@ -7499,7 +7936,7 @@
       </w:pPr>
     </w:lvl>
   </w:abstractNum>
-  <w:abstractNum w:abstractNumId="29" w15:restartNumberingAfterBreak="0">
+  <w:abstractNum w:abstractNumId="39" w15:restartNumberingAfterBreak="0">
     <w:nsid w:val="5F0D38F6"/>
     <w:multiLevelType w:val="hybridMultilevel"/>
     <w:tmpl w:val="12E41E86"/>
@@ -7588,7 +8025,7 @@
       </w:pPr>
     </w:lvl>
   </w:abstractNum>
-  <w:abstractNum w:abstractNumId="30" w15:restartNumberingAfterBreak="0">
+  <w:abstractNum w:abstractNumId="40" w15:restartNumberingAfterBreak="0">
     <w:nsid w:val="5FBE4984"/>
     <w:multiLevelType w:val="multilevel"/>
     <w:tmpl w:val="11E61C1A"/>
@@ -7737,7 +8174,7 @@
       </w:rPr>
     </w:lvl>
   </w:abstractNum>
-  <w:abstractNum w:abstractNumId="31" w15:restartNumberingAfterBreak="0">
+  <w:abstractNum w:abstractNumId="41" w15:restartNumberingAfterBreak="0">
     <w:nsid w:val="640C63DA"/>
     <w:multiLevelType w:val="hybridMultilevel"/>
     <w:tmpl w:val="5C128B68"/>
@@ -7828,7 +8265,119 @@
       </w:pPr>
     </w:lvl>
   </w:abstractNum>
-  <w:abstractNum w:abstractNumId="32" w15:restartNumberingAfterBreak="0">
+  <w:abstractNum w:abstractNumId="42" w15:restartNumberingAfterBreak="0">
+    <w:nsid w:val="669A5E40"/>
+    <w:multiLevelType w:val="hybridMultilevel"/>
+    <w:tmpl w:val="19DA1A82"/>
+    <w:lvl w:ilvl="0" w:tplc="8B7EEDFC">
+      <w:numFmt w:val="bullet"/>
+      <w:lvlText w:val="•"/>
+      <w:lvlJc w:val="left"/>
+      <w:pPr>
+        <w:ind w:left="720" w:hanging="360"/>
+      </w:pPr>
+      <w:rPr>
+        <w:rFonts w:ascii="Times New Roman" w:eastAsia="Times New Roman" w:hAnsi="Times New Roman" w:cs="Times New Roman" w:hint="default"/>
+      </w:rPr>
+    </w:lvl>
+    <w:lvl w:ilvl="1" w:tplc="04090003" w:tentative="1">
+      <w:start w:val="1"/>
+      <w:numFmt w:val="bullet"/>
+      <w:lvlText w:val="o"/>
+      <w:lvlJc w:val="left"/>
+      <w:pPr>
+        <w:ind w:left="1440" w:hanging="360"/>
+      </w:pPr>
+      <w:rPr>
+        <w:rFonts w:ascii="Courier New" w:hAnsi="Courier New" w:cs="Courier New" w:hint="default"/>
+      </w:rPr>
+    </w:lvl>
+    <w:lvl w:ilvl="2" w:tplc="04090005" w:tentative="1">
+      <w:start w:val="1"/>
+      <w:numFmt w:val="bullet"/>
+      <w:lvlText w:val=""/>
+      <w:lvlJc w:val="left"/>
+      <w:pPr>
+        <w:ind w:left="2160" w:hanging="360"/>
+      </w:pPr>
+      <w:rPr>
+        <w:rFonts w:ascii="Wingdings" w:hAnsi="Wingdings" w:hint="default"/>
+      </w:rPr>
+    </w:lvl>
+    <w:lvl w:ilvl="3" w:tplc="04090001" w:tentative="1">
+      <w:start w:val="1"/>
+      <w:numFmt w:val="bullet"/>
+      <w:lvlText w:val=""/>
+      <w:lvlJc w:val="left"/>
+      <w:pPr>
+        <w:ind w:left="2880" w:hanging="360"/>
+      </w:pPr>
+      <w:rPr>
+        <w:rFonts w:ascii="Symbol" w:hAnsi="Symbol" w:hint="default"/>
+      </w:rPr>
+    </w:lvl>
+    <w:lvl w:ilvl="4" w:tplc="04090003" w:tentative="1">
+      <w:start w:val="1"/>
+      <w:numFmt w:val="bullet"/>
+      <w:lvlText w:val="o"/>
+      <w:lvlJc w:val="left"/>
+      <w:pPr>
+        <w:ind w:left="3600" w:hanging="360"/>
+      </w:pPr>
+      <w:rPr>
+        <w:rFonts w:ascii="Courier New" w:hAnsi="Courier New" w:cs="Courier New" w:hint="default"/>
+      </w:rPr>
+    </w:lvl>
+    <w:lvl w:ilvl="5" w:tplc="04090005" w:tentative="1">
+      <w:start w:val="1"/>
+      <w:numFmt w:val="bullet"/>
+      <w:lvlText w:val=""/>
+      <w:lvlJc w:val="left"/>
+      <w:pPr>
+        <w:ind w:left="4320" w:hanging="360"/>
+      </w:pPr>
+      <w:rPr>
+        <w:rFonts w:ascii="Wingdings" w:hAnsi="Wingdings" w:hint="default"/>
+      </w:rPr>
+    </w:lvl>
+    <w:lvl w:ilvl="6" w:tplc="04090001" w:tentative="1">
+      <w:start w:val="1"/>
+      <w:numFmt w:val="bullet"/>
+      <w:lvlText w:val=""/>
+      <w:lvlJc w:val="left"/>
+      <w:pPr>
+        <w:ind w:left="5040" w:hanging="360"/>
+      </w:pPr>
+      <w:rPr>
+        <w:rFonts w:ascii="Symbol" w:hAnsi="Symbol" w:hint="default"/>
+      </w:rPr>
+    </w:lvl>
+    <w:lvl w:ilvl="7" w:tplc="04090003" w:tentative="1">
+      <w:start w:val="1"/>
+      <w:numFmt w:val="bullet"/>
+      <w:lvlText w:val="o"/>
+      <w:lvlJc w:val="left"/>
+      <w:pPr>
+        <w:ind w:left="5760" w:hanging="360"/>
+      </w:pPr>
+      <w:rPr>
+        <w:rFonts w:ascii="Courier New" w:hAnsi="Courier New" w:cs="Courier New" w:hint="default"/>
+      </w:rPr>
+    </w:lvl>
+    <w:lvl w:ilvl="8" w:tplc="04090005" w:tentative="1">
+      <w:start w:val="1"/>
+      <w:numFmt w:val="bullet"/>
+      <w:lvlText w:val=""/>
+      <w:lvlJc w:val="left"/>
+      <w:pPr>
+        <w:ind w:left="6480" w:hanging="360"/>
+      </w:pPr>
+      <w:rPr>
+        <w:rFonts w:ascii="Wingdings" w:hAnsi="Wingdings" w:hint="default"/>
+      </w:rPr>
+    </w:lvl>
+  </w:abstractNum>
+  <w:abstractNum w:abstractNumId="43" w15:restartNumberingAfterBreak="0">
     <w:nsid w:val="68C17CBF"/>
     <w:multiLevelType w:val="hybridMultilevel"/>
     <w:tmpl w:val="1F9C03CA"/>
@@ -7917,7 +8466,119 @@
       </w:pPr>
     </w:lvl>
   </w:abstractNum>
-  <w:abstractNum w:abstractNumId="33" w15:restartNumberingAfterBreak="0">
+  <w:abstractNum w:abstractNumId="44" w15:restartNumberingAfterBreak="0">
+    <w:nsid w:val="6A300C20"/>
+    <w:multiLevelType w:val="hybridMultilevel"/>
+    <w:tmpl w:val="9BC0A172"/>
+    <w:lvl w:ilvl="0" w:tplc="8B7EEDFC">
+      <w:numFmt w:val="bullet"/>
+      <w:lvlText w:val="•"/>
+      <w:lvlJc w:val="left"/>
+      <w:pPr>
+        <w:ind w:left="720" w:hanging="360"/>
+      </w:pPr>
+      <w:rPr>
+        <w:rFonts w:ascii="Times New Roman" w:eastAsia="Times New Roman" w:hAnsi="Times New Roman" w:cs="Times New Roman" w:hint="default"/>
+      </w:rPr>
+    </w:lvl>
+    <w:lvl w:ilvl="1" w:tplc="04090003" w:tentative="1">
+      <w:start w:val="1"/>
+      <w:numFmt w:val="bullet"/>
+      <w:lvlText w:val="o"/>
+      <w:lvlJc w:val="left"/>
+      <w:pPr>
+        <w:ind w:left="1440" w:hanging="360"/>
+      </w:pPr>
+      <w:rPr>
+        <w:rFonts w:ascii="Courier New" w:hAnsi="Courier New" w:cs="Courier New" w:hint="default"/>
+      </w:rPr>
+    </w:lvl>
+    <w:lvl w:ilvl="2" w:tplc="04090005" w:tentative="1">
+      <w:start w:val="1"/>
+      <w:numFmt w:val="bullet"/>
+      <w:lvlText w:val=""/>
+      <w:lvlJc w:val="left"/>
+      <w:pPr>
+        <w:ind w:left="2160" w:hanging="360"/>
+      </w:pPr>
+      <w:rPr>
+        <w:rFonts w:ascii="Wingdings" w:hAnsi="Wingdings" w:hint="default"/>
+      </w:rPr>
+    </w:lvl>
+    <w:lvl w:ilvl="3" w:tplc="04090001" w:tentative="1">
+      <w:start w:val="1"/>
+      <w:numFmt w:val="bullet"/>
+      <w:lvlText w:val=""/>
+      <w:lvlJc w:val="left"/>
+      <w:pPr>
+        <w:ind w:left="2880" w:hanging="360"/>
+      </w:pPr>
+      <w:rPr>
+        <w:rFonts w:ascii="Symbol" w:hAnsi="Symbol" w:hint="default"/>
+      </w:rPr>
+    </w:lvl>
+    <w:lvl w:ilvl="4" w:tplc="04090003" w:tentative="1">
+      <w:start w:val="1"/>
+      <w:numFmt w:val="bullet"/>
+      <w:lvlText w:val="o"/>
+      <w:lvlJc w:val="left"/>
+      <w:pPr>
+        <w:ind w:left="3600" w:hanging="360"/>
+      </w:pPr>
+      <w:rPr>
+        <w:rFonts w:ascii="Courier New" w:hAnsi="Courier New" w:cs="Courier New" w:hint="default"/>
+      </w:rPr>
+    </w:lvl>
+    <w:lvl w:ilvl="5" w:tplc="04090005" w:tentative="1">
+      <w:start w:val="1"/>
+      <w:numFmt w:val="bullet"/>
+      <w:lvlText w:val=""/>
+      <w:lvlJc w:val="left"/>
+      <w:pPr>
+        <w:ind w:left="4320" w:hanging="360"/>
+      </w:pPr>
+      <w:rPr>
+        <w:rFonts w:ascii="Wingdings" w:hAnsi="Wingdings" w:hint="default"/>
+      </w:rPr>
+    </w:lvl>
+    <w:lvl w:ilvl="6" w:tplc="04090001" w:tentative="1">
+      <w:start w:val="1"/>
+      <w:numFmt w:val="bullet"/>
+      <w:lvlText w:val=""/>
+      <w:lvlJc w:val="left"/>
+      <w:pPr>
+        <w:ind w:left="5040" w:hanging="360"/>
+      </w:pPr>
+      <w:rPr>
+        <w:rFonts w:ascii="Symbol" w:hAnsi="Symbol" w:hint="default"/>
+      </w:rPr>
+    </w:lvl>
+    <w:lvl w:ilvl="7" w:tplc="04090003" w:tentative="1">
+      <w:start w:val="1"/>
+      <w:numFmt w:val="bullet"/>
+      <w:lvlText w:val="o"/>
+      <w:lvlJc w:val="left"/>
+      <w:pPr>
+        <w:ind w:left="5760" w:hanging="360"/>
+      </w:pPr>
+      <w:rPr>
+        <w:rFonts w:ascii="Courier New" w:hAnsi="Courier New" w:cs="Courier New" w:hint="default"/>
+      </w:rPr>
+    </w:lvl>
+    <w:lvl w:ilvl="8" w:tplc="04090005" w:tentative="1">
+      <w:start w:val="1"/>
+      <w:numFmt w:val="bullet"/>
+      <w:lvlText w:val=""/>
+      <w:lvlJc w:val="left"/>
+      <w:pPr>
+        <w:ind w:left="6480" w:hanging="360"/>
+      </w:pPr>
+      <w:rPr>
+        <w:rFonts w:ascii="Wingdings" w:hAnsi="Wingdings" w:hint="default"/>
+      </w:rPr>
+    </w:lvl>
+  </w:abstractNum>
+  <w:abstractNum w:abstractNumId="45" w15:restartNumberingAfterBreak="0">
     <w:nsid w:val="6B3E7034"/>
     <w:multiLevelType w:val="hybridMultilevel"/>
     <w:tmpl w:val="E20C9122"/>
@@ -8006,7 +8667,7 @@
       </w:pPr>
     </w:lvl>
   </w:abstractNum>
-  <w:abstractNum w:abstractNumId="34" w15:restartNumberingAfterBreak="0">
+  <w:abstractNum w:abstractNumId="46" w15:restartNumberingAfterBreak="0">
     <w:nsid w:val="6CE55756"/>
     <w:multiLevelType w:val="hybridMultilevel"/>
     <w:tmpl w:val="460EE004"/>
@@ -8095,7 +8756,7 @@
       </w:pPr>
     </w:lvl>
   </w:abstractNum>
-  <w:abstractNum w:abstractNumId="35" w15:restartNumberingAfterBreak="0">
+  <w:abstractNum w:abstractNumId="47" w15:restartNumberingAfterBreak="0">
     <w:nsid w:val="711E5C73"/>
     <w:multiLevelType w:val="hybridMultilevel"/>
     <w:tmpl w:val="51C2ED38"/>
@@ -8184,7 +8845,7 @@
       </w:pPr>
     </w:lvl>
   </w:abstractNum>
-  <w:abstractNum w:abstractNumId="36" w15:restartNumberingAfterBreak="0">
+  <w:abstractNum w:abstractNumId="48" w15:restartNumberingAfterBreak="0">
     <w:nsid w:val="79755217"/>
     <w:multiLevelType w:val="hybridMultilevel"/>
     <w:tmpl w:val="5036C0DC"/>
@@ -8276,7 +8937,7 @@
       </w:pPr>
     </w:lvl>
   </w:abstractNum>
-  <w:abstractNum w:abstractNumId="37" w15:restartNumberingAfterBreak="0">
+  <w:abstractNum w:abstractNumId="49" w15:restartNumberingAfterBreak="0">
     <w:nsid w:val="7A986235"/>
     <w:multiLevelType w:val="multilevel"/>
     <w:tmpl w:val="ABBE1C3C"/>
@@ -8425,7 +9086,7 @@
       </w:rPr>
     </w:lvl>
   </w:abstractNum>
-  <w:abstractNum w:abstractNumId="38" w15:restartNumberingAfterBreak="0">
+  <w:abstractNum w:abstractNumId="50" w15:restartNumberingAfterBreak="0">
     <w:nsid w:val="7ACE07E0"/>
     <w:multiLevelType w:val="multilevel"/>
     <w:tmpl w:val="BFCEBF6E"/>
@@ -8538,7 +9199,7 @@
       </w:pPr>
     </w:lvl>
   </w:abstractNum>
-  <w:abstractNum w:abstractNumId="39" w15:restartNumberingAfterBreak="0">
+  <w:abstractNum w:abstractNumId="51" w15:restartNumberingAfterBreak="0">
     <w:nsid w:val="7B8A22A7"/>
     <w:multiLevelType w:val="multilevel"/>
     <w:tmpl w:val="1BE0B4EE"/>
@@ -8687,7 +9348,7 @@
       </w:rPr>
     </w:lvl>
   </w:abstractNum>
-  <w:abstractNum w:abstractNumId="40" w15:restartNumberingAfterBreak="0">
+  <w:abstractNum w:abstractNumId="52" w15:restartNumberingAfterBreak="0">
     <w:nsid w:val="7CAC1F6D"/>
     <w:multiLevelType w:val="multilevel"/>
     <w:tmpl w:val="A688179E"/>
@@ -8836,7 +9497,7 @@
       </w:rPr>
     </w:lvl>
   </w:abstractNum>
-  <w:abstractNum w:abstractNumId="41" w15:restartNumberingAfterBreak="0">
+  <w:abstractNum w:abstractNumId="53" w15:restartNumberingAfterBreak="0">
     <w:nsid w:val="7F176E08"/>
     <w:multiLevelType w:val="hybridMultilevel"/>
     <w:tmpl w:val="E5963DF2"/>
@@ -8950,130 +9611,166 @@
     </w:lvl>
   </w:abstractNum>
   <w:num w:numId="1" w16cid:durableId="246891484">
-    <w:abstractNumId w:val="20"/>
+    <w:abstractNumId w:val="25"/>
   </w:num>
   <w:num w:numId="2" w16cid:durableId="1919363120">
-    <w:abstractNumId w:val="21"/>
+    <w:abstractNumId w:val="26"/>
   </w:num>
   <w:num w:numId="3" w16cid:durableId="1321689991">
-    <w:abstractNumId w:val="33"/>
+    <w:abstractNumId w:val="45"/>
   </w:num>
   <w:num w:numId="4" w16cid:durableId="1409229251">
-    <w:abstractNumId w:val="6"/>
+    <w:abstractNumId w:val="8"/>
   </w:num>
   <w:num w:numId="5" w16cid:durableId="1668483065">
+    <w:abstractNumId w:val="41"/>
+  </w:num>
+  <w:num w:numId="6" w16cid:durableId="1723943617">
+    <w:abstractNumId w:val="46"/>
+  </w:num>
+  <w:num w:numId="7" w16cid:durableId="565530730">
+    <w:abstractNumId w:val="22"/>
+  </w:num>
+  <w:num w:numId="8" w16cid:durableId="907886584">
+    <w:abstractNumId w:val="49"/>
+  </w:num>
+  <w:num w:numId="9" w16cid:durableId="1691029297">
+    <w:abstractNumId w:val="18"/>
+  </w:num>
+  <w:num w:numId="10" w16cid:durableId="761026809">
     <w:abstractNumId w:val="31"/>
   </w:num>
-  <w:num w:numId="6" w16cid:durableId="1723943617">
-    <w:abstractNumId w:val="34"/>
+  <w:num w:numId="11" w16cid:durableId="2007321016">
+    <w:abstractNumId w:val="47"/>
   </w:num>
-  <w:num w:numId="7" w16cid:durableId="565530730">
-    <w:abstractNumId w:val="17"/>
+  <w:num w:numId="12" w16cid:durableId="1449621625">
+    <w:abstractNumId w:val="15"/>
   </w:num>
-  <w:num w:numId="8" w16cid:durableId="907886584">
-    <w:abstractNumId w:val="37"/>
+  <w:num w:numId="13" w16cid:durableId="1354259676">
+    <w:abstractNumId w:val="13"/>
   </w:num>
-  <w:num w:numId="9" w16cid:durableId="1691029297">
+  <w:num w:numId="14" w16cid:durableId="950435768">
+    <w:abstractNumId w:val="12"/>
+  </w:num>
+  <w:num w:numId="15" w16cid:durableId="1239251525">
+    <w:abstractNumId w:val="39"/>
+  </w:num>
+  <w:num w:numId="16" w16cid:durableId="814489739">
+    <w:abstractNumId w:val="50"/>
+  </w:num>
+  <w:num w:numId="17" w16cid:durableId="1231697542">
     <w:abstractNumId w:val="14"/>
   </w:num>
-  <w:num w:numId="10" w16cid:durableId="761026809">
-    <w:abstractNumId w:val="24"/>
-  </w:num>
-  <w:num w:numId="11" w16cid:durableId="2007321016">
-    <w:abstractNumId w:val="35"/>
-  </w:num>
-  <w:num w:numId="12" w16cid:durableId="1449621625">
-    <w:abstractNumId w:val="12"/>
-  </w:num>
-  <w:num w:numId="13" w16cid:durableId="1354259676">
-    <w:abstractNumId w:val="10"/>
-  </w:num>
-  <w:num w:numId="14" w16cid:durableId="950435768">
-    <w:abstractNumId w:val="9"/>
-  </w:num>
-  <w:num w:numId="15" w16cid:durableId="1239251525">
-    <w:abstractNumId w:val="29"/>
-  </w:num>
-  <w:num w:numId="16" w16cid:durableId="814489739">
+  <w:num w:numId="18" w16cid:durableId="1218931961">
     <w:abstractNumId w:val="38"/>
-  </w:num>
-  <w:num w:numId="17" w16cid:durableId="1231697542">
-    <w:abstractNumId w:val="11"/>
-  </w:num>
-  <w:num w:numId="18" w16cid:durableId="1218931961">
-    <w:abstractNumId w:val="28"/>
   </w:num>
   <w:num w:numId="19" w16cid:durableId="1467703472">
     <w:abstractNumId w:val="1"/>
   </w:num>
   <w:num w:numId="20" w16cid:durableId="869493371">
-    <w:abstractNumId w:val="15"/>
+    <w:abstractNumId w:val="19"/>
   </w:num>
   <w:num w:numId="21" w16cid:durableId="401681993">
-    <w:abstractNumId w:val="26"/>
+    <w:abstractNumId w:val="35"/>
   </w:num>
   <w:num w:numId="22" w16cid:durableId="469321493">
     <w:abstractNumId w:val="2"/>
   </w:num>
   <w:num w:numId="23" w16cid:durableId="1166894121">
-    <w:abstractNumId w:val="27"/>
+    <w:abstractNumId w:val="36"/>
   </w:num>
   <w:num w:numId="24" w16cid:durableId="302538315">
-    <w:abstractNumId w:val="36"/>
+    <w:abstractNumId w:val="48"/>
   </w:num>
   <w:num w:numId="25" w16cid:durableId="540434885">
-    <w:abstractNumId w:val="7"/>
+    <w:abstractNumId w:val="10"/>
   </w:num>
   <w:num w:numId="26" w16cid:durableId="44840153">
-    <w:abstractNumId w:val="16"/>
+    <w:abstractNumId w:val="20"/>
   </w:num>
   <w:num w:numId="27" w16cid:durableId="1417555492">
-    <w:abstractNumId w:val="32"/>
+    <w:abstractNumId w:val="43"/>
   </w:num>
   <w:num w:numId="28" w16cid:durableId="375394342">
     <w:abstractNumId w:val="0"/>
   </w:num>
   <w:num w:numId="29" w16cid:durableId="1682664536">
-    <w:abstractNumId w:val="22"/>
+    <w:abstractNumId w:val="28"/>
   </w:num>
   <w:num w:numId="30" w16cid:durableId="1237403085">
-    <w:abstractNumId w:val="41"/>
+    <w:abstractNumId w:val="53"/>
   </w:num>
   <w:num w:numId="31" w16cid:durableId="1824008978">
+    <w:abstractNumId w:val="7"/>
+  </w:num>
+  <w:num w:numId="32" w16cid:durableId="1042485406">
+    <w:abstractNumId w:val="11"/>
+  </w:num>
+  <w:num w:numId="33" w16cid:durableId="1627660518">
+    <w:abstractNumId w:val="51"/>
+  </w:num>
+  <w:num w:numId="34" w16cid:durableId="851455471">
+    <w:abstractNumId w:val="29"/>
+  </w:num>
+  <w:num w:numId="35" w16cid:durableId="742487055">
+    <w:abstractNumId w:val="40"/>
+  </w:num>
+  <w:num w:numId="36" w16cid:durableId="1916165770">
+    <w:abstractNumId w:val="17"/>
+  </w:num>
+  <w:num w:numId="37" w16cid:durableId="704141568">
+    <w:abstractNumId w:val="52"/>
+  </w:num>
+  <w:num w:numId="38" w16cid:durableId="1002969419">
     <w:abstractNumId w:val="5"/>
   </w:num>
-  <w:num w:numId="32" w16cid:durableId="1042485406">
-    <w:abstractNumId w:val="8"/>
-  </w:num>
-  <w:num w:numId="33" w16cid:durableId="1627660518">
-    <w:abstractNumId w:val="39"/>
-  </w:num>
-  <w:num w:numId="34" w16cid:durableId="851455471">
-    <w:abstractNumId w:val="23"/>
-  </w:num>
-  <w:num w:numId="35" w16cid:durableId="742487055">
-    <w:abstractNumId w:val="30"/>
-  </w:num>
-  <w:num w:numId="36" w16cid:durableId="1916165770">
-    <w:abstractNumId w:val="13"/>
-  </w:num>
-  <w:num w:numId="37" w16cid:durableId="704141568">
-    <w:abstractNumId w:val="40"/>
-  </w:num>
-  <w:num w:numId="38" w16cid:durableId="1002969419">
-    <w:abstractNumId w:val="4"/>
-  </w:num>
   <w:num w:numId="39" w16cid:durableId="1883900442">
-    <w:abstractNumId w:val="19"/>
+    <w:abstractNumId w:val="24"/>
   </w:num>
   <w:num w:numId="40" w16cid:durableId="548693087">
-    <w:abstractNumId w:val="25"/>
+    <w:abstractNumId w:val="33"/>
   </w:num>
   <w:num w:numId="41" w16cid:durableId="1787112557">
     <w:abstractNumId w:val="3"/>
   </w:num>
   <w:num w:numId="42" w16cid:durableId="1659532284">
-    <w:abstractNumId w:val="18"/>
+    <w:abstractNumId w:val="23"/>
+  </w:num>
+  <w:num w:numId="43" w16cid:durableId="1544900242">
+    <w:abstractNumId w:val="6"/>
+  </w:num>
+  <w:num w:numId="44" w16cid:durableId="1255437544">
+    <w:abstractNumId w:val="34"/>
+  </w:num>
+  <w:num w:numId="45" w16cid:durableId="525098623">
+    <w:abstractNumId w:val="42"/>
+  </w:num>
+  <w:num w:numId="46" w16cid:durableId="343090239">
+    <w:abstractNumId w:val="30"/>
+  </w:num>
+  <w:num w:numId="47" w16cid:durableId="12994800">
+    <w:abstractNumId w:val="44"/>
+  </w:num>
+  <w:num w:numId="48" w16cid:durableId="566957671">
+    <w:abstractNumId w:val="9"/>
+  </w:num>
+  <w:num w:numId="49" w16cid:durableId="519273458">
+    <w:abstractNumId w:val="21"/>
+  </w:num>
+  <w:num w:numId="50" w16cid:durableId="1908684554">
+    <w:abstractNumId w:val="32"/>
+  </w:num>
+  <w:num w:numId="51" w16cid:durableId="614364060">
+    <w:abstractNumId w:val="4"/>
+  </w:num>
+  <w:num w:numId="52" w16cid:durableId="1453591630">
+    <w:abstractNumId w:val="16"/>
+  </w:num>
+  <w:num w:numId="53" w16cid:durableId="44380404">
+    <w:abstractNumId w:val="27"/>
+  </w:num>
+  <w:num w:numId="54" w16cid:durableId="2019648407">
+    <w:abstractNumId w:val="37"/>
   </w:num>
 </w:numbering>
 </file>
@@ -9710,7 +10407,6 @@
     <w:name w:val="Normal (Web)"/>
     <w:basedOn w:val="Normal"/>
     <w:uiPriority w:val="99"/>
-    <w:semiHidden/>
     <w:unhideWhenUsed/>
     <w:rsid w:val="00533338"/>
     <w:pPr>
